--- a/Chimie_IA/GNN_Introduction.docx
+++ b/Chimie_IA/GNN_Introduction.docx
@@ -139,7 +139,7 @@
         <w:tblLook w:val="04A0" w:firstRow="1" w:lastRow="0" w:firstColumn="1" w:lastColumn="0" w:noHBand="0" w:noVBand="1"/>
       </w:tblPr>
       <w:tblGrid>
-        <w:gridCol w:w="9330"/>
+        <w:gridCol w:w="9360"/>
       </w:tblGrid>
       <w:tr>
         <w:trPr>
@@ -1622,25 +1622,1771 @@
       </w:r>
       <w:proofErr w:type="spellEnd"/>
       <w:r>
-        <w:t>. Ils automatisent à grande échelle le raisonnement logique du chimiste :</w:t>
+        <w:t>. Ils automatisent à grande échelle le raisonnement logique du chimiste</w:t>
+      </w:r>
+      <w:r>
+        <w:t>.</w:t>
       </w:r>
     </w:p>
     <w:p>
       <w:pPr>
         <w:spacing w:after="120" w:line="300" w:lineRule="auto"/>
-      </w:pPr>
-      <w:r>
-        <w:t>Molécule → Graphe (Nœuds/Arêtes) → Propagation d'information → Empreinte moléculaire → Prédiction</w:t>
-      </w:r>
+        <w:jc w:val="center"/>
+      </w:pPr>
+      <w:r>
+        <w:rPr>
+          <w:noProof/>
+        </w:rPr>
+        <w:drawing>
+          <wp:inline distT="0" distB="0" distL="0" distR="0" wp14:anchorId="1E458C4A" wp14:editId="28160D38">
+            <wp:extent cx="5715000" cy="1092200"/>
+            <wp:effectExtent l="0" t="0" r="19050" b="0"/>
+            <wp:docPr id="29739279" name="Diagramme 1"/>
+            <wp:cNvGraphicFramePr/>
+            <a:graphic xmlns:a="http://schemas.openxmlformats.org/drawingml/2006/main">
+              <a:graphicData uri="http://schemas.openxmlformats.org/drawingml/2006/diagram">
+                <dgm:relIds xmlns:dgm="http://schemas.openxmlformats.org/drawingml/2006/diagram" xmlns:r="http://schemas.openxmlformats.org/officeDocument/2006/relationships" r:dm="rId8" r:lo="rId9" r:qs="rId10" r:cs="rId11"/>
+              </a:graphicData>
+            </a:graphic>
+          </wp:inline>
+        </w:drawing>
+      </w:r>
+    </w:p>
+    <w:p>
+      <w:pPr>
+        <w:rPr>
+          <w:b/>
+          <w:bCs/>
+        </w:rPr>
+      </w:pPr>
+      <w:r>
+        <w:rPr>
+          <w:b/>
+          <w:bCs/>
+        </w:rPr>
+        <w:br w:type="page"/>
+      </w:r>
+    </w:p>
+    <w:p>
+      <w:pPr>
+        <w:spacing w:after="120" w:line="300" w:lineRule="auto"/>
+        <w:jc w:val="both"/>
+        <w:rPr>
+          <w:b/>
+          <w:bCs/>
+        </w:rPr>
+      </w:pPr>
+      <w:r>
+        <w:rPr>
+          <w:b/>
+          <w:bCs/>
+        </w:rPr>
+        <w:lastRenderedPageBreak/>
+        <w:t xml:space="preserve">Annexes description des programmes et exercices proposés (notebook </w:t>
+      </w:r>
+      <w:proofErr w:type="spellStart"/>
+      <w:r>
+        <w:rPr>
+          <w:b/>
+          <w:bCs/>
+        </w:rPr>
+        <w:t>jupyter</w:t>
+      </w:r>
+      <w:proofErr w:type="spellEnd"/>
+      <w:r>
+        <w:rPr>
+          <w:b/>
+          <w:bCs/>
+        </w:rPr>
+        <w:t>)</w:t>
+      </w:r>
+      <w:r>
+        <w:rPr>
+          <w:b/>
+          <w:bCs/>
+        </w:rPr>
+        <w:t>.</w:t>
+      </w:r>
+    </w:p>
+    <w:p>
+      <w:pPr>
+        <w:spacing w:after="120" w:line="300" w:lineRule="auto"/>
+        <w:ind w:left="284" w:hanging="284"/>
+        <w:jc w:val="both"/>
+      </w:pPr>
+      <w:r>
+        <w:t xml:space="preserve">Tous les programmes sont téléchargeables sur le </w:t>
+      </w:r>
+      <w:proofErr w:type="spellStart"/>
+      <w:r>
+        <w:t>github</w:t>
+      </w:r>
+      <w:proofErr w:type="spellEnd"/>
+      <w:r>
+        <w:t xml:space="preserve"> suivant : </w:t>
+      </w:r>
+    </w:p>
+    <w:p>
+      <w:pPr>
+        <w:spacing w:after="120" w:line="300" w:lineRule="auto"/>
+        <w:jc w:val="both"/>
+      </w:pPr>
+      <w:hyperlink r:id="rId13" w:history="1">
+        <w:r>
+          <w:rPr>
+            <w:rStyle w:val="Lienhypertexte"/>
+          </w:rPr>
+          <w:t>https://github.com/Didier06/Introduction_IA</w:t>
+        </w:r>
+      </w:hyperlink>
+    </w:p>
+    <w:p>
+      <w:pPr>
+        <w:spacing w:after="120" w:line="300" w:lineRule="auto"/>
+        <w:jc w:val="both"/>
+      </w:pPr>
+    </w:p>
+    <w:p>
+      <w:pPr>
+        <w:spacing w:after="120" w:line="300" w:lineRule="auto"/>
+        <w:jc w:val="both"/>
+        <w:rPr>
+          <w:b/>
+          <w:bCs/>
+        </w:rPr>
+      </w:pPr>
+      <w:r>
+        <w:rPr>
+          <w:b/>
+          <w:bCs/>
+        </w:rPr>
+        <w:t>1. IA_reseau_1neurone_TP_Chimie.ipynb</w:t>
+      </w:r>
+    </w:p>
+    <w:p>
+      <w:pPr>
+        <w:numPr>
+          <w:ilvl w:val="0"/>
+          <w:numId w:val="15"/>
+        </w:numPr>
+        <w:spacing w:after="120" w:line="300" w:lineRule="auto"/>
+        <w:jc w:val="both"/>
+      </w:pPr>
+      <w:r>
+        <w:rPr>
+          <w:b/>
+          <w:bCs/>
+        </w:rPr>
+        <w:t>Fonction et Méthode :</w:t>
+      </w:r>
+      <w:r>
+        <w:t> Travail Pratique (TP) d'initiation conçu pour faire le pont entre la chimie et l'intelligence artificielle. Il utilise un réseau très basique composé d'</w:t>
+      </w:r>
+      <w:r>
+        <w:rPr>
+          <w:b/>
+          <w:bCs/>
+        </w:rPr>
+        <w:t>un seul neurone à activation linéaire</w:t>
+      </w:r>
+      <w:r>
+        <w:t> pour modéliser la </w:t>
+      </w:r>
+      <w:r>
+        <w:rPr>
+          <w:b/>
+          <w:bCs/>
+        </w:rPr>
+        <w:t>loi de Beer-Lambert</w:t>
+      </w:r>
+      <w:r>
+        <w:t> (Absorbance = epsilon * l * C).</w:t>
+      </w:r>
+    </w:p>
+    <w:p>
+      <w:pPr>
+        <w:numPr>
+          <w:ilvl w:val="0"/>
+          <w:numId w:val="15"/>
+        </w:numPr>
+        <w:spacing w:after="120" w:line="300" w:lineRule="auto"/>
+        <w:jc w:val="both"/>
+      </w:pPr>
+      <w:r>
+        <w:rPr>
+          <w:b/>
+          <w:bCs/>
+        </w:rPr>
+        <w:t>Concepts abordés :</w:t>
+      </w:r>
+      <w:r>
+        <w:t> </w:t>
+      </w:r>
+      <w:r>
+        <w:t>on</w:t>
+      </w:r>
+      <w:r>
+        <w:t xml:space="preserve"> y découvre de façon interactive l'impact des différents hyperparamètres (nombre d'</w:t>
+      </w:r>
+      <w:proofErr w:type="spellStart"/>
+      <w:r>
+        <w:t>epochs</w:t>
+      </w:r>
+      <w:proofErr w:type="spellEnd"/>
+      <w:r>
+        <w:t>, choix de l'optimiseur entre SGD et Adam, influence du taux d'apprentissage ou "</w:t>
+      </w:r>
+      <w:proofErr w:type="spellStart"/>
+      <w:r>
+        <w:t>learning</w:t>
+      </w:r>
+      <w:proofErr w:type="spellEnd"/>
+      <w:r>
+        <w:t xml:space="preserve"> rate"). Dans une deuxième partie, l'étudiant</w:t>
+      </w:r>
+      <w:r>
+        <w:t>(e)</w:t>
+      </w:r>
+      <w:r>
+        <w:t xml:space="preserve"> utilise ce neurone pour analyser un dosage expérimental réel de sulfate de cuivre. Dans ce cas pratique, le poids "W" appris par l'intelligence artificielle correspond en réalité au coefficient d'extinction molaire "epsilon", et le biais "b" correspond à l'absorbance résiduelle.</w:t>
+      </w:r>
+    </w:p>
+    <w:p>
+      <w:pPr>
+        <w:spacing w:after="120" w:line="300" w:lineRule="auto"/>
+        <w:jc w:val="both"/>
+      </w:pPr>
+      <w:r>
+        <w:drawing>
+          <wp:inline distT="0" distB="0" distL="0" distR="0" wp14:anchorId="41AC038A" wp14:editId="3F66C5F5">
+            <wp:extent cx="6196965" cy="3328670"/>
+            <wp:effectExtent l="0" t="0" r="0" b="5080"/>
+            <wp:docPr id="722083021" name="Image 1"/>
+            <wp:cNvGraphicFramePr>
+              <a:graphicFrameLocks xmlns:a="http://schemas.openxmlformats.org/drawingml/2006/main" noChangeAspect="1"/>
+            </wp:cNvGraphicFramePr>
+            <a:graphic xmlns:a="http://schemas.openxmlformats.org/drawingml/2006/main">
+              <a:graphicData uri="http://schemas.openxmlformats.org/drawingml/2006/picture">
+                <pic:pic xmlns:pic="http://schemas.openxmlformats.org/drawingml/2006/picture">
+                  <pic:nvPicPr>
+                    <pic:cNvPr id="722083021" name=""/>
+                    <pic:cNvPicPr/>
+                  </pic:nvPicPr>
+                  <pic:blipFill>
+                    <a:blip r:embed="rId14"/>
+                    <a:stretch>
+                      <a:fillRect/>
+                    </a:stretch>
+                  </pic:blipFill>
+                  <pic:spPr>
+                    <a:xfrm>
+                      <a:off x="0" y="0"/>
+                      <a:ext cx="6196965" cy="3328670"/>
+                    </a:xfrm>
+                    <a:prstGeom prst="rect">
+                      <a:avLst/>
+                    </a:prstGeom>
+                  </pic:spPr>
+                </pic:pic>
+              </a:graphicData>
+            </a:graphic>
+          </wp:inline>
+        </w:drawing>
+      </w:r>
+    </w:p>
+    <w:p>
+      <w:pPr>
+        <w:spacing w:after="120" w:line="300" w:lineRule="auto"/>
+        <w:jc w:val="both"/>
+      </w:pPr>
+    </w:p>
+    <w:p>
+      <w:pPr>
+        <w:spacing w:after="120" w:line="300" w:lineRule="auto"/>
+        <w:jc w:val="both"/>
+        <w:rPr>
+          <w:b/>
+          <w:bCs/>
+        </w:rPr>
+      </w:pPr>
+      <w:r>
+        <w:rPr>
+          <w:b/>
+          <w:bCs/>
+        </w:rPr>
+        <w:t>2. IA_reseau_2classes.ipynb</w:t>
+      </w:r>
+    </w:p>
+    <w:p>
+      <w:pPr>
+        <w:numPr>
+          <w:ilvl w:val="0"/>
+          <w:numId w:val="16"/>
+        </w:numPr>
+        <w:spacing w:after="120" w:line="300" w:lineRule="auto"/>
+        <w:jc w:val="both"/>
+      </w:pPr>
+      <w:r>
+        <w:rPr>
+          <w:b/>
+          <w:bCs/>
+        </w:rPr>
+        <w:t>Fonction et Méthode :</w:t>
+      </w:r>
+      <w:r>
+        <w:t> Ce notebook est un cours interactif sur le problème de la </w:t>
+      </w:r>
+      <w:r>
+        <w:rPr>
+          <w:b/>
+          <w:bCs/>
+        </w:rPr>
+        <w:t>classification binaire (2 classes)</w:t>
+      </w:r>
+      <w:r>
+        <w:t>. Il génère d'abord un jeu de données de points en 2D (coordonnées x et y) appartenant à deux catégories distinctes.</w:t>
+      </w:r>
+    </w:p>
+    <w:p>
+      <w:pPr>
+        <w:numPr>
+          <w:ilvl w:val="0"/>
+          <w:numId w:val="16"/>
+        </w:numPr>
+        <w:spacing w:after="120" w:line="300" w:lineRule="auto"/>
+        <w:jc w:val="both"/>
+      </w:pPr>
+      <w:r>
+        <w:rPr>
+          <w:b/>
+          <w:bCs/>
+        </w:rPr>
+        <w:lastRenderedPageBreak/>
+        <w:t>Concepts abordés :</w:t>
+      </w:r>
+      <w:r>
+        <w:t> Le programme montre pas à pas comment un modèle linéaire basique échoue à séparer ces points, puis comment l'introduction d'un réseau avec une </w:t>
+      </w:r>
+      <w:r>
+        <w:rPr>
+          <w:b/>
+          <w:bCs/>
+        </w:rPr>
+        <w:t>fonction d'activation sigmoïde</w:t>
+      </w:r>
+      <w:r>
+        <w:t> permet de tracer une véritable "frontière de décision". Il permet de visualiser l'évolution des erreurs d'entraînement et conclut par une extension vers un problème à 3 classes en utilisant la fonction d'activation </w:t>
+      </w:r>
+      <w:proofErr w:type="spellStart"/>
+      <w:r>
+        <w:rPr>
+          <w:b/>
+          <w:bCs/>
+        </w:rPr>
+        <w:t>Softmax</w:t>
+      </w:r>
+      <w:proofErr w:type="spellEnd"/>
+      <w:r>
+        <w:t>.</w:t>
+      </w:r>
+    </w:p>
+    <w:p>
+      <w:pPr>
+        <w:spacing w:after="120" w:line="300" w:lineRule="auto"/>
+        <w:jc w:val="both"/>
+      </w:pPr>
+      <w:r>
+        <w:drawing>
+          <wp:inline distT="0" distB="0" distL="0" distR="0" wp14:anchorId="027F7412" wp14:editId="6F7329EB">
+            <wp:extent cx="6196965" cy="3728720"/>
+            <wp:effectExtent l="0" t="0" r="0" b="5080"/>
+            <wp:docPr id="591713602" name="Image 1"/>
+            <wp:cNvGraphicFramePr>
+              <a:graphicFrameLocks xmlns:a="http://schemas.openxmlformats.org/drawingml/2006/main" noChangeAspect="1"/>
+            </wp:cNvGraphicFramePr>
+            <a:graphic xmlns:a="http://schemas.openxmlformats.org/drawingml/2006/main">
+              <a:graphicData uri="http://schemas.openxmlformats.org/drawingml/2006/picture">
+                <pic:pic xmlns:pic="http://schemas.openxmlformats.org/drawingml/2006/picture">
+                  <pic:nvPicPr>
+                    <pic:cNvPr id="591713602" name=""/>
+                    <pic:cNvPicPr/>
+                  </pic:nvPicPr>
+                  <pic:blipFill>
+                    <a:blip r:embed="rId15"/>
+                    <a:stretch>
+                      <a:fillRect/>
+                    </a:stretch>
+                  </pic:blipFill>
+                  <pic:spPr>
+                    <a:xfrm>
+                      <a:off x="0" y="0"/>
+                      <a:ext cx="6196965" cy="3728720"/>
+                    </a:xfrm>
+                    <a:prstGeom prst="rect">
+                      <a:avLst/>
+                    </a:prstGeom>
+                  </pic:spPr>
+                </pic:pic>
+              </a:graphicData>
+            </a:graphic>
+          </wp:inline>
+        </w:drawing>
+      </w:r>
+    </w:p>
+    <w:p>
+      <w:pPr>
+        <w:spacing w:after="120" w:line="300" w:lineRule="auto"/>
+        <w:jc w:val="both"/>
+      </w:pPr>
+    </w:p>
+    <w:p>
+      <w:pPr>
+        <w:spacing w:after="120" w:line="300" w:lineRule="auto"/>
+        <w:jc w:val="both"/>
+        <w:rPr>
+          <w:b/>
+          <w:bCs/>
+        </w:rPr>
+      </w:pPr>
+      <w:r>
+        <w:rPr>
+          <w:b/>
+          <w:bCs/>
+        </w:rPr>
+        <w:t>3</w:t>
+      </w:r>
+      <w:r>
+        <w:rPr>
+          <w:b/>
+          <w:bCs/>
+        </w:rPr>
+        <w:t>. Toxicite_Keras_</w:t>
+      </w:r>
+      <w:proofErr w:type="gramStart"/>
+      <w:r>
+        <w:rPr>
+          <w:b/>
+          <w:bCs/>
+        </w:rPr>
+        <w:t>2.ipynb</w:t>
+      </w:r>
+      <w:proofErr w:type="gramEnd"/>
+    </w:p>
+    <w:p>
+      <w:pPr>
+        <w:numPr>
+          <w:ilvl w:val="0"/>
+          <w:numId w:val="11"/>
+        </w:numPr>
+        <w:spacing w:after="120" w:line="300" w:lineRule="auto"/>
+        <w:jc w:val="both"/>
+      </w:pPr>
+      <w:r>
+        <w:rPr>
+          <w:b/>
+          <w:bCs/>
+        </w:rPr>
+        <w:t>Fonction et Méthode :</w:t>
+      </w:r>
+      <w:r>
+        <w:t xml:space="preserve"> Ce fichier utilise un réseau de neurones dense (Multi-Layer Perceptron via </w:t>
+      </w:r>
+      <w:proofErr w:type="spellStart"/>
+      <w:r>
+        <w:t>Keras</w:t>
+      </w:r>
+      <w:proofErr w:type="spellEnd"/>
+      <w:r>
+        <w:t xml:space="preserve">) pour prédire si une molécule est toxique ou non (classification binaire). La méthode s'appuie sur l'empreinte digitale de Morgan (Morgan </w:t>
+      </w:r>
+      <w:proofErr w:type="spellStart"/>
+      <w:r>
+        <w:t>Fingerprints</w:t>
+      </w:r>
+      <w:proofErr w:type="spellEnd"/>
+      <w:r>
+        <w:t>), qui convertit la chaîne SMILES de la molécule en un vecteur binaire (2048 bits) représentant ses sous-structures locales avant l'entraînement.</w:t>
+      </w:r>
+    </w:p>
+    <w:p>
+      <w:pPr>
+        <w:numPr>
+          <w:ilvl w:val="0"/>
+          <w:numId w:val="11"/>
+        </w:numPr>
+        <w:spacing w:after="120" w:line="300" w:lineRule="auto"/>
+        <w:jc w:val="both"/>
+      </w:pPr>
+      <w:r>
+        <w:rPr>
+          <w:b/>
+          <w:bCs/>
+        </w:rPr>
+        <w:t>Jeu de données :</w:t>
+      </w:r>
+      <w:r>
+        <w:t> Base de données </w:t>
+      </w:r>
+      <w:proofErr w:type="spellStart"/>
+      <w:r>
+        <w:rPr>
+          <w:i/>
+          <w:iCs/>
+        </w:rPr>
+        <w:t>ClinTox</w:t>
+      </w:r>
+      <w:proofErr w:type="spellEnd"/>
+      <w:r>
+        <w:t>.</w:t>
+      </w:r>
+    </w:p>
+    <w:p>
+      <w:pPr>
+        <w:numPr>
+          <w:ilvl w:val="0"/>
+          <w:numId w:val="11"/>
+        </w:numPr>
+        <w:spacing w:after="120" w:line="300" w:lineRule="auto"/>
+        <w:jc w:val="both"/>
+      </w:pPr>
+      <w:r>
+        <w:rPr>
+          <w:b/>
+          <w:bCs/>
+        </w:rPr>
+        <w:t>Nombre de molécules :</w:t>
+      </w:r>
+      <w:r>
+        <w:t> </w:t>
+      </w:r>
+      <w:r>
+        <w:rPr>
+          <w:b/>
+          <w:bCs/>
+        </w:rPr>
+        <w:t>1 480 molécules</w:t>
+      </w:r>
+      <w:r>
+        <w:t> valides (réparties en 1 184 pour l'entraînement et 296 pour le test).</w:t>
+      </w:r>
+    </w:p>
+    <w:p>
+      <w:pPr>
+        <w:spacing w:after="120" w:line="300" w:lineRule="auto"/>
+        <w:jc w:val="both"/>
+      </w:pPr>
+      <w:r>
+        <w:lastRenderedPageBreak/>
+        <w:drawing>
+          <wp:inline distT="0" distB="0" distL="0" distR="0" wp14:anchorId="7FA5804D" wp14:editId="4468F0D7">
+            <wp:extent cx="6196965" cy="2498090"/>
+            <wp:effectExtent l="0" t="0" r="0" b="0"/>
+            <wp:docPr id="1460074511" name="Image 1"/>
+            <wp:cNvGraphicFramePr>
+              <a:graphicFrameLocks xmlns:a="http://schemas.openxmlformats.org/drawingml/2006/main" noChangeAspect="1"/>
+            </wp:cNvGraphicFramePr>
+            <a:graphic xmlns:a="http://schemas.openxmlformats.org/drawingml/2006/main">
+              <a:graphicData uri="http://schemas.openxmlformats.org/drawingml/2006/picture">
+                <pic:pic xmlns:pic="http://schemas.openxmlformats.org/drawingml/2006/picture">
+                  <pic:nvPicPr>
+                    <pic:cNvPr id="1460074511" name=""/>
+                    <pic:cNvPicPr/>
+                  </pic:nvPicPr>
+                  <pic:blipFill>
+                    <a:blip r:embed="rId16"/>
+                    <a:stretch>
+                      <a:fillRect/>
+                    </a:stretch>
+                  </pic:blipFill>
+                  <pic:spPr>
+                    <a:xfrm>
+                      <a:off x="0" y="0"/>
+                      <a:ext cx="6196965" cy="2498090"/>
+                    </a:xfrm>
+                    <a:prstGeom prst="rect">
+                      <a:avLst/>
+                    </a:prstGeom>
+                  </pic:spPr>
+                </pic:pic>
+              </a:graphicData>
+            </a:graphic>
+          </wp:inline>
+        </w:drawing>
+      </w:r>
+    </w:p>
+    <w:p>
+      <w:pPr>
+        <w:spacing w:after="120" w:line="300" w:lineRule="auto"/>
+        <w:jc w:val="both"/>
+      </w:pPr>
+    </w:p>
+    <w:p>
+      <w:pPr>
+        <w:spacing w:after="120" w:line="300" w:lineRule="auto"/>
+        <w:jc w:val="both"/>
+        <w:rPr>
+          <w:b/>
+          <w:bCs/>
+        </w:rPr>
+      </w:pPr>
+      <w:r>
+        <w:rPr>
+          <w:b/>
+          <w:bCs/>
+        </w:rPr>
+        <w:t>4</w:t>
+      </w:r>
+      <w:r>
+        <w:rPr>
+          <w:b/>
+          <w:bCs/>
+        </w:rPr>
+        <w:t>. </w:t>
+      </w:r>
+      <w:proofErr w:type="spellStart"/>
+      <w:r>
+        <w:rPr>
+          <w:b/>
+          <w:bCs/>
+        </w:rPr>
+        <w:t>Toxicite_GNN_DeepChem.ipynb</w:t>
+      </w:r>
+      <w:proofErr w:type="spellEnd"/>
+    </w:p>
+    <w:p>
+      <w:pPr>
+        <w:numPr>
+          <w:ilvl w:val="0"/>
+          <w:numId w:val="12"/>
+        </w:numPr>
+        <w:spacing w:after="120" w:line="300" w:lineRule="auto"/>
+        <w:jc w:val="both"/>
+      </w:pPr>
+      <w:r>
+        <w:rPr>
+          <w:b/>
+          <w:bCs/>
+        </w:rPr>
+        <w:t>Fonction et Méthode :</w:t>
+      </w:r>
+      <w:r>
+        <w:t xml:space="preserve"> Ce fichier remplace le réseau classique par un Réseau de Neurones en Graphes (GNN) à l'aide de </w:t>
+      </w:r>
+      <w:proofErr w:type="spellStart"/>
+      <w:r>
+        <w:t>DeepChem</w:t>
+      </w:r>
+      <w:proofErr w:type="spellEnd"/>
+      <w:r>
+        <w:t>. Au lieu d'utiliser des vecteurs figés, le </w:t>
+      </w:r>
+      <w:proofErr w:type="spellStart"/>
+      <w:r>
+        <w:t>ConvMolFeaturizer</w:t>
+      </w:r>
+      <w:proofErr w:type="spellEnd"/>
+      <w:r>
+        <w:t> convertit la molécule en un véritable graphe mathématique (nœuds = atomes, arêtes = liaisons), ce qui permet à l'IA de mieux appréhender la géométrie 3D pour détecter des toxicités plus subtiles (toujours en classification binaire).</w:t>
+      </w:r>
+    </w:p>
+    <w:p>
+      <w:pPr>
+        <w:numPr>
+          <w:ilvl w:val="0"/>
+          <w:numId w:val="12"/>
+        </w:numPr>
+        <w:spacing w:after="120" w:line="300" w:lineRule="auto"/>
+        <w:jc w:val="both"/>
+      </w:pPr>
+      <w:r>
+        <w:rPr>
+          <w:b/>
+          <w:bCs/>
+        </w:rPr>
+        <w:t>Jeu de données :</w:t>
+      </w:r>
+      <w:r>
+        <w:t> Base de données </w:t>
+      </w:r>
+      <w:proofErr w:type="spellStart"/>
+      <w:r>
+        <w:rPr>
+          <w:i/>
+          <w:iCs/>
+        </w:rPr>
+        <w:t>ClinTox</w:t>
+      </w:r>
+      <w:proofErr w:type="spellEnd"/>
+      <w:r>
+        <w:t>.</w:t>
+      </w:r>
+    </w:p>
+    <w:p>
+      <w:pPr>
+        <w:numPr>
+          <w:ilvl w:val="0"/>
+          <w:numId w:val="12"/>
+        </w:numPr>
+        <w:spacing w:after="120" w:line="300" w:lineRule="auto"/>
+        <w:jc w:val="both"/>
+      </w:pPr>
+      <w:r>
+        <w:rPr>
+          <w:b/>
+          <w:bCs/>
+        </w:rPr>
+        <w:t>Nombre de molécules :</w:t>
+      </w:r>
+      <w:r>
+        <w:t> </w:t>
+      </w:r>
+      <w:r>
+        <w:rPr>
+          <w:b/>
+          <w:bCs/>
+        </w:rPr>
+        <w:t>~1 480 molécules</w:t>
+      </w:r>
+      <w:r>
+        <w:t> (1 184 pour l'entraînement, 148 pour le test, et le reste en validation).</w:t>
+      </w:r>
+    </w:p>
+    <w:p>
+      <w:pPr>
+        <w:spacing w:after="120" w:line="300" w:lineRule="auto"/>
+        <w:jc w:val="both"/>
+      </w:pPr>
+      <w:r>
+        <w:drawing>
+          <wp:inline distT="0" distB="0" distL="0" distR="0" wp14:anchorId="67D9437C" wp14:editId="60ED8D7C">
+            <wp:extent cx="6196965" cy="2344420"/>
+            <wp:effectExtent l="0" t="0" r="0" b="0"/>
+            <wp:docPr id="1369601056" name="Image 1"/>
+            <wp:cNvGraphicFramePr>
+              <a:graphicFrameLocks xmlns:a="http://schemas.openxmlformats.org/drawingml/2006/main" noChangeAspect="1"/>
+            </wp:cNvGraphicFramePr>
+            <a:graphic xmlns:a="http://schemas.openxmlformats.org/drawingml/2006/main">
+              <a:graphicData uri="http://schemas.openxmlformats.org/drawingml/2006/picture">
+                <pic:pic xmlns:pic="http://schemas.openxmlformats.org/drawingml/2006/picture">
+                  <pic:nvPicPr>
+                    <pic:cNvPr id="1369601056" name=""/>
+                    <pic:cNvPicPr/>
+                  </pic:nvPicPr>
+                  <pic:blipFill>
+                    <a:blip r:embed="rId17"/>
+                    <a:stretch>
+                      <a:fillRect/>
+                    </a:stretch>
+                  </pic:blipFill>
+                  <pic:spPr>
+                    <a:xfrm>
+                      <a:off x="0" y="0"/>
+                      <a:ext cx="6196965" cy="2344420"/>
+                    </a:xfrm>
+                    <a:prstGeom prst="rect">
+                      <a:avLst/>
+                    </a:prstGeom>
+                  </pic:spPr>
+                </pic:pic>
+              </a:graphicData>
+            </a:graphic>
+          </wp:inline>
+        </w:drawing>
+      </w:r>
+    </w:p>
+    <w:p>
+      <w:pPr>
+        <w:spacing w:after="120" w:line="300" w:lineRule="auto"/>
+        <w:jc w:val="both"/>
+      </w:pPr>
+    </w:p>
+    <w:p>
+      <w:pPr>
+        <w:rPr>
+          <w:b/>
+          <w:bCs/>
+        </w:rPr>
+      </w:pPr>
+      <w:r>
+        <w:rPr>
+          <w:b/>
+          <w:bCs/>
+        </w:rPr>
+        <w:br w:type="page"/>
+      </w:r>
+    </w:p>
+    <w:p>
+      <w:pPr>
+        <w:spacing w:after="120" w:line="300" w:lineRule="auto"/>
+        <w:jc w:val="both"/>
+        <w:rPr>
+          <w:b/>
+          <w:bCs/>
+        </w:rPr>
+      </w:pPr>
+      <w:r>
+        <w:rPr>
+          <w:b/>
+          <w:bCs/>
+        </w:rPr>
+        <w:lastRenderedPageBreak/>
+        <w:t>5</w:t>
+      </w:r>
+      <w:r>
+        <w:rPr>
+          <w:b/>
+          <w:bCs/>
+        </w:rPr>
+        <w:t>. Toxicite_GNN_Tox21.ipynb</w:t>
+      </w:r>
+    </w:p>
+    <w:p>
+      <w:pPr>
+        <w:numPr>
+          <w:ilvl w:val="0"/>
+          <w:numId w:val="13"/>
+        </w:numPr>
+        <w:spacing w:after="120" w:line="300" w:lineRule="auto"/>
+        <w:jc w:val="both"/>
+      </w:pPr>
+      <w:r>
+        <w:rPr>
+          <w:b/>
+          <w:bCs/>
+        </w:rPr>
+        <w:t>Fonction et Méthode :</w:t>
+      </w:r>
+      <w:r>
+        <w:t> Ce fichier utilise la même architecture de GNN (</w:t>
+      </w:r>
+      <w:proofErr w:type="spellStart"/>
+      <w:r>
+        <w:t>DeepChem</w:t>
+      </w:r>
+      <w:proofErr w:type="spellEnd"/>
+      <w:r>
+        <w:t xml:space="preserve"> et graphes moléculaires) mais s'attaque à un problème de prédiction "multi-tâches". Au lieu d'une toxicité binaire globale, l'algorithme prédit simultanément le risque de toxicité sur 12 cibles biologiques précises (</w:t>
+      </w:r>
+      <w:proofErr w:type="gramStart"/>
+      <w:r>
+        <w:t>ex:</w:t>
+      </w:r>
+      <w:proofErr w:type="gramEnd"/>
+      <w:r>
+        <w:t xml:space="preserve"> perturbation hormonale, dégâts sur l'ADN), offrant un profil toxicologique mécanistique complet.</w:t>
+      </w:r>
+    </w:p>
+    <w:p>
+      <w:pPr>
+        <w:numPr>
+          <w:ilvl w:val="0"/>
+          <w:numId w:val="13"/>
+        </w:numPr>
+        <w:spacing w:after="120" w:line="300" w:lineRule="auto"/>
+        <w:jc w:val="both"/>
+      </w:pPr>
+      <w:r>
+        <w:rPr>
+          <w:b/>
+          <w:bCs/>
+        </w:rPr>
+        <w:t>Jeu de données :</w:t>
+      </w:r>
+      <w:r>
+        <w:t> Base de données </w:t>
+      </w:r>
+      <w:r>
+        <w:rPr>
+          <w:i/>
+          <w:iCs/>
+        </w:rPr>
+        <w:t>Tox21</w:t>
+      </w:r>
+      <w:r>
+        <w:t>.</w:t>
+      </w:r>
+    </w:p>
+    <w:p>
+      <w:pPr>
+        <w:numPr>
+          <w:ilvl w:val="0"/>
+          <w:numId w:val="13"/>
+        </w:numPr>
+        <w:spacing w:after="120" w:line="300" w:lineRule="auto"/>
+        <w:jc w:val="both"/>
+      </w:pPr>
+      <w:r>
+        <w:rPr>
+          <w:b/>
+          <w:bCs/>
+        </w:rPr>
+        <w:t>Nombre de molécules :</w:t>
+      </w:r>
+      <w:r>
+        <w:t> </w:t>
+      </w:r>
+      <w:r>
+        <w:rPr>
+          <w:b/>
+          <w:bCs/>
+        </w:rPr>
+        <w:t>Plus de 8 000 molécules</w:t>
+      </w:r>
+      <w:r>
+        <w:t> (dont 6 258 pour l'entraînement et 783 pour le test).</w:t>
+      </w:r>
+    </w:p>
+    <w:p>
+      <w:pPr>
+        <w:spacing w:after="120" w:line="300" w:lineRule="auto"/>
+        <w:jc w:val="both"/>
+      </w:pPr>
+      <w:r>
+        <w:drawing>
+          <wp:inline distT="0" distB="0" distL="0" distR="0" wp14:anchorId="5EA71775" wp14:editId="6860A943">
+            <wp:extent cx="6196965" cy="1795145"/>
+            <wp:effectExtent l="0" t="0" r="0" b="0"/>
+            <wp:docPr id="860234775" name="Image 1"/>
+            <wp:cNvGraphicFramePr>
+              <a:graphicFrameLocks xmlns:a="http://schemas.openxmlformats.org/drawingml/2006/main" noChangeAspect="1"/>
+            </wp:cNvGraphicFramePr>
+            <a:graphic xmlns:a="http://schemas.openxmlformats.org/drawingml/2006/main">
+              <a:graphicData uri="http://schemas.openxmlformats.org/drawingml/2006/picture">
+                <pic:pic xmlns:pic="http://schemas.openxmlformats.org/drawingml/2006/picture">
+                  <pic:nvPicPr>
+                    <pic:cNvPr id="860234775" name=""/>
+                    <pic:cNvPicPr/>
+                  </pic:nvPicPr>
+                  <pic:blipFill>
+                    <a:blip r:embed="rId18"/>
+                    <a:stretch>
+                      <a:fillRect/>
+                    </a:stretch>
+                  </pic:blipFill>
+                  <pic:spPr>
+                    <a:xfrm>
+                      <a:off x="0" y="0"/>
+                      <a:ext cx="6196965" cy="1795145"/>
+                    </a:xfrm>
+                    <a:prstGeom prst="rect">
+                      <a:avLst/>
+                    </a:prstGeom>
+                  </pic:spPr>
+                </pic:pic>
+              </a:graphicData>
+            </a:graphic>
+          </wp:inline>
+        </w:drawing>
+      </w:r>
+    </w:p>
+    <w:p>
+      <w:pPr>
+        <w:spacing w:after="120" w:line="300" w:lineRule="auto"/>
+        <w:jc w:val="both"/>
+      </w:pPr>
+    </w:p>
+    <w:p>
+      <w:pPr>
+        <w:spacing w:after="120" w:line="300" w:lineRule="auto"/>
+        <w:jc w:val="both"/>
+        <w:rPr>
+          <w:b/>
+          <w:bCs/>
+        </w:rPr>
+      </w:pPr>
+      <w:r>
+        <w:rPr>
+          <w:b/>
+          <w:bCs/>
+        </w:rPr>
+        <w:t>6</w:t>
+      </w:r>
+      <w:r>
+        <w:rPr>
+          <w:b/>
+          <w:bCs/>
+        </w:rPr>
+        <w:t>. </w:t>
+      </w:r>
+      <w:proofErr w:type="spellStart"/>
+      <w:r>
+        <w:rPr>
+          <w:b/>
+          <w:bCs/>
+        </w:rPr>
+        <w:t>GNN_Toxicite_Ameliore.ipynb</w:t>
+      </w:r>
+      <w:proofErr w:type="spellEnd"/>
+    </w:p>
+    <w:p>
+      <w:pPr>
+        <w:numPr>
+          <w:ilvl w:val="0"/>
+          <w:numId w:val="14"/>
+        </w:numPr>
+        <w:spacing w:after="120" w:line="300" w:lineRule="auto"/>
+        <w:jc w:val="both"/>
+      </w:pPr>
+      <w:r>
+        <w:rPr>
+          <w:b/>
+          <w:bCs/>
+        </w:rPr>
+        <w:t>Fonction et Méthode :</w:t>
+      </w:r>
+      <w:r>
+        <w:t> Ce fichier reprend le modèle multi-tâches (GNN sur 12 cibles) mais a pour fonction d'en améliorer les performances globales et la robustesse (score ROC-AUC). La méthode repose sur une optimisation fine des hyperparamètres : régularisation augmentée (dropout de 0.3), ajustement du taux d'apprentissage (5e-4), lots de 64, et un entraînement prolongé sur 50 itérations (</w:t>
+      </w:r>
+      <w:proofErr w:type="spellStart"/>
+      <w:r>
+        <w:t>epochs</w:t>
+      </w:r>
+      <w:proofErr w:type="spellEnd"/>
+      <w:r>
+        <w:t>).</w:t>
+      </w:r>
+    </w:p>
+    <w:p>
+      <w:pPr>
+        <w:numPr>
+          <w:ilvl w:val="0"/>
+          <w:numId w:val="14"/>
+        </w:numPr>
+        <w:spacing w:after="120" w:line="300" w:lineRule="auto"/>
+        <w:jc w:val="both"/>
+      </w:pPr>
+      <w:r>
+        <w:rPr>
+          <w:b/>
+          <w:bCs/>
+        </w:rPr>
+        <w:t>Jeu de données :</w:t>
+      </w:r>
+      <w:r>
+        <w:t> Base de données </w:t>
+      </w:r>
+      <w:r>
+        <w:rPr>
+          <w:i/>
+          <w:iCs/>
+        </w:rPr>
+        <w:t>Tox21</w:t>
+      </w:r>
+      <w:r>
+        <w:t>.</w:t>
+      </w:r>
+    </w:p>
+    <w:p>
+      <w:pPr>
+        <w:numPr>
+          <w:ilvl w:val="0"/>
+          <w:numId w:val="14"/>
+        </w:numPr>
+        <w:spacing w:after="120" w:line="300" w:lineRule="auto"/>
+        <w:jc w:val="both"/>
+      </w:pPr>
+      <w:r>
+        <w:rPr>
+          <w:b/>
+          <w:bCs/>
+        </w:rPr>
+        <w:t>Nombre de molécules :</w:t>
+      </w:r>
+      <w:r>
+        <w:t> </w:t>
+      </w:r>
+      <w:r>
+        <w:rPr>
+          <w:b/>
+          <w:bCs/>
+        </w:rPr>
+        <w:t>Plus de 8 000 molécules</w:t>
+      </w:r>
+      <w:r>
+        <w:t> (identique au précédent, 6 258 en entraînement et 783 en test).</w:t>
+      </w:r>
+    </w:p>
+    <w:p>
+      <w:pPr>
+        <w:spacing w:after="120" w:line="300" w:lineRule="auto"/>
+        <w:jc w:val="both"/>
+      </w:pPr>
+      <w:r>
+        <w:lastRenderedPageBreak/>
+        <w:drawing>
+          <wp:inline distT="0" distB="0" distL="0" distR="0" wp14:anchorId="12BC0511" wp14:editId="0B920CAC">
+            <wp:extent cx="6196965" cy="2583815"/>
+            <wp:effectExtent l="0" t="0" r="0" b="6985"/>
+            <wp:docPr id="2071338630" name="Image 1"/>
+            <wp:cNvGraphicFramePr>
+              <a:graphicFrameLocks xmlns:a="http://schemas.openxmlformats.org/drawingml/2006/main" noChangeAspect="1"/>
+            </wp:cNvGraphicFramePr>
+            <a:graphic xmlns:a="http://schemas.openxmlformats.org/drawingml/2006/main">
+              <a:graphicData uri="http://schemas.openxmlformats.org/drawingml/2006/picture">
+                <pic:pic xmlns:pic="http://schemas.openxmlformats.org/drawingml/2006/picture">
+                  <pic:nvPicPr>
+                    <pic:cNvPr id="2071338630" name=""/>
+                    <pic:cNvPicPr/>
+                  </pic:nvPicPr>
+                  <pic:blipFill>
+                    <a:blip r:embed="rId19"/>
+                    <a:stretch>
+                      <a:fillRect/>
+                    </a:stretch>
+                  </pic:blipFill>
+                  <pic:spPr>
+                    <a:xfrm>
+                      <a:off x="0" y="0"/>
+                      <a:ext cx="6196965" cy="2583815"/>
+                    </a:xfrm>
+                    <a:prstGeom prst="rect">
+                      <a:avLst/>
+                    </a:prstGeom>
+                  </pic:spPr>
+                </pic:pic>
+              </a:graphicData>
+            </a:graphic>
+          </wp:inline>
+        </w:drawing>
+      </w:r>
+    </w:p>
+    <w:p>
+      <w:pPr>
+        <w:rPr>
+          <w:b/>
+          <w:bCs/>
+        </w:rPr>
+      </w:pPr>
+    </w:p>
+    <w:p>
+      <w:pPr>
+        <w:rPr>
+          <w:b/>
+          <w:bCs/>
+        </w:rPr>
+      </w:pPr>
+      <w:r>
+        <w:rPr>
+          <w:b/>
+          <w:bCs/>
+        </w:rPr>
+        <w:br w:type="page"/>
+      </w:r>
+    </w:p>
+    <w:p>
+      <w:pPr>
+        <w:spacing w:after="120" w:line="300" w:lineRule="auto"/>
+        <w:jc w:val="both"/>
+        <w:rPr>
+          <w:b/>
+          <w:bCs/>
+        </w:rPr>
+      </w:pPr>
+      <w:r>
+        <w:rPr>
+          <w:b/>
+          <w:bCs/>
+        </w:rPr>
+        <w:lastRenderedPageBreak/>
+        <w:t>Annexe 2 programmes pédagogiques python</w:t>
+      </w:r>
+    </w:p>
+    <w:p>
+      <w:pPr>
+        <w:spacing w:after="120" w:line="300" w:lineRule="auto"/>
+        <w:jc w:val="both"/>
+      </w:pPr>
+      <w:r>
+        <w:t>D</w:t>
+      </w:r>
+      <w:r>
+        <w:t>escriptif des trois programmes pédagogiques Python présents dans le répertoire </w:t>
+      </w:r>
+      <w:proofErr w:type="spellStart"/>
+      <w:r>
+        <w:t>Chimie_IA</w:t>
+      </w:r>
+      <w:proofErr w:type="spellEnd"/>
+      <w:r>
+        <w:t> :</w:t>
+      </w:r>
+    </w:p>
+    <w:p>
+      <w:pPr>
+        <w:spacing w:after="120" w:line="300" w:lineRule="auto"/>
+        <w:jc w:val="both"/>
+        <w:rPr>
+          <w:b/>
+          <w:bCs/>
+        </w:rPr>
+      </w:pPr>
+      <w:r>
+        <w:rPr>
+          <w:b/>
+          <w:bCs/>
+        </w:rPr>
+        <w:t>1. mlp_pedagogique.py</w:t>
+      </w:r>
+    </w:p>
+    <w:p>
+      <w:pPr>
+        <w:spacing w:after="120" w:line="300" w:lineRule="auto"/>
+        <w:jc w:val="both"/>
+      </w:pPr>
+      <w:r>
+        <w:t>Ce script propose un </w:t>
+      </w:r>
+      <w:r>
+        <w:rPr>
+          <w:b/>
+          <w:bCs/>
+        </w:rPr>
+        <w:t>tableau de bord interactif</w:t>
+      </w:r>
+      <w:r>
+        <w:t> (réalisé avec Matplotlib) permettant de visualiser en temps réel le fonctionnement d'un </w:t>
+      </w:r>
+      <w:r>
+        <w:rPr>
+          <w:b/>
+          <w:bCs/>
+        </w:rPr>
+        <w:t>Multi-Layer Perceptron (MLP)</w:t>
+      </w:r>
+      <w:r>
+        <w:t> classique. L'interface offre à l'utilisateur la possibilité de modifier des hyperparamètres (nombre de neurones, taux d'apprentissage, choix du jeu de données, etc.), de tester différentes fonctions d'activation (Sigmoïde, Tanh) et de voir étape par étape comment le réseau s'entraîne et ajuste ses poids pour classer les données.</w:t>
+      </w:r>
+    </w:p>
+    <w:p>
+      <w:pPr>
+        <w:spacing w:after="120" w:line="300" w:lineRule="auto"/>
+        <w:jc w:val="both"/>
+      </w:pPr>
+      <w:r>
+        <w:drawing>
+          <wp:inline distT="0" distB="0" distL="0" distR="0" wp14:anchorId="665611B2" wp14:editId="61025F91">
+            <wp:extent cx="5943600" cy="3105785"/>
+            <wp:effectExtent l="0" t="0" r="0" b="0"/>
+            <wp:docPr id="1965424859" name="Image 1"/>
+            <wp:cNvGraphicFramePr>
+              <a:graphicFrameLocks xmlns:a="http://schemas.openxmlformats.org/drawingml/2006/main" noChangeAspect="1"/>
+            </wp:cNvGraphicFramePr>
+            <a:graphic xmlns:a="http://schemas.openxmlformats.org/drawingml/2006/main">
+              <a:graphicData uri="http://schemas.openxmlformats.org/drawingml/2006/picture">
+                <pic:pic xmlns:pic="http://schemas.openxmlformats.org/drawingml/2006/picture">
+                  <pic:nvPicPr>
+                    <pic:cNvPr id="134762096" name=""/>
+                    <pic:cNvPicPr/>
+                  </pic:nvPicPr>
+                  <pic:blipFill>
+                    <a:blip r:embed="rId20"/>
+                    <a:stretch>
+                      <a:fillRect/>
+                    </a:stretch>
+                  </pic:blipFill>
+                  <pic:spPr>
+                    <a:xfrm>
+                      <a:off x="0" y="0"/>
+                      <a:ext cx="5943600" cy="3105785"/>
+                    </a:xfrm>
+                    <a:prstGeom prst="rect">
+                      <a:avLst/>
+                    </a:prstGeom>
+                  </pic:spPr>
+                </pic:pic>
+              </a:graphicData>
+            </a:graphic>
+          </wp:inline>
+        </w:drawing>
+      </w:r>
+    </w:p>
+    <w:p>
+      <w:pPr>
+        <w:spacing w:after="120" w:line="300" w:lineRule="auto"/>
+        <w:jc w:val="both"/>
+      </w:pPr>
+    </w:p>
+    <w:p>
+      <w:pPr>
+        <w:spacing w:after="120" w:line="300" w:lineRule="auto"/>
+        <w:jc w:val="both"/>
+        <w:rPr>
+          <w:b/>
+          <w:bCs/>
+        </w:rPr>
+      </w:pPr>
+      <w:r>
+        <w:rPr>
+          <w:b/>
+          <w:bCs/>
+        </w:rPr>
+        <w:t>2. gnn_architecture.py</w:t>
+      </w:r>
+    </w:p>
+    <w:p>
+      <w:pPr>
+        <w:spacing w:after="120" w:line="300" w:lineRule="auto"/>
+        <w:jc w:val="both"/>
+      </w:pPr>
+      <w:r>
+        <w:t>Ce programme est un </w:t>
+      </w:r>
+      <w:r>
+        <w:rPr>
+          <w:b/>
+          <w:bCs/>
+        </w:rPr>
+        <w:t>outil de visualisation graphique statique/interactive</w:t>
+      </w:r>
+      <w:r>
+        <w:t xml:space="preserve"> (avec </w:t>
+      </w:r>
+      <w:proofErr w:type="spellStart"/>
+      <w:r>
+        <w:t>NetworkX</w:t>
+      </w:r>
+      <w:proofErr w:type="spellEnd"/>
+      <w:r>
+        <w:t>) qui décompose l'architecture interne d'un </w:t>
+      </w:r>
+      <w:r>
+        <w:rPr>
+          <w:b/>
+          <w:bCs/>
+        </w:rPr>
+        <w:t>Graph Neural Network (GNN)</w:t>
+      </w:r>
+      <w:r>
+        <w:t xml:space="preserve">. Il explique visuellement, étape par étape, le cheminement de l'information : les caractéristiques initiales des atomes, le brassage des informations via le "Message Passing" (Couches GCN 1 et 2), l'agrégation finale de la molécule ("Global </w:t>
+      </w:r>
+      <w:proofErr w:type="spellStart"/>
+      <w:r>
+        <w:t>Pooling</w:t>
+      </w:r>
+      <w:proofErr w:type="spellEnd"/>
+      <w:r>
+        <w:t>") et la classification via un MLP. Un bouton permet même d'afficher les dimensions mathématiques des matrices à chaque étape.</w:t>
+      </w:r>
+    </w:p>
+    <w:p>
+      <w:pPr>
+        <w:spacing w:after="120" w:line="300" w:lineRule="auto"/>
+        <w:jc w:val="both"/>
+      </w:pPr>
+      <w:r>
+        <w:lastRenderedPageBreak/>
+        <w:drawing>
+          <wp:inline distT="0" distB="0" distL="0" distR="0" wp14:anchorId="187E1664" wp14:editId="5A31EA3E">
+            <wp:extent cx="5943600" cy="2738120"/>
+            <wp:effectExtent l="0" t="0" r="0" b="5080"/>
+            <wp:docPr id="1235644970" name="Image 1"/>
+            <wp:cNvGraphicFramePr>
+              <a:graphicFrameLocks xmlns:a="http://schemas.openxmlformats.org/drawingml/2006/main" noChangeAspect="1"/>
+            </wp:cNvGraphicFramePr>
+            <a:graphic xmlns:a="http://schemas.openxmlformats.org/drawingml/2006/main">
+              <a:graphicData uri="http://schemas.openxmlformats.org/drawingml/2006/picture">
+                <pic:pic xmlns:pic="http://schemas.openxmlformats.org/drawingml/2006/picture">
+                  <pic:nvPicPr>
+                    <pic:cNvPr id="1235644970" name=""/>
+                    <pic:cNvPicPr/>
+                  </pic:nvPicPr>
+                  <pic:blipFill>
+                    <a:blip r:embed="rId21"/>
+                    <a:stretch>
+                      <a:fillRect/>
+                    </a:stretch>
+                  </pic:blipFill>
+                  <pic:spPr>
+                    <a:xfrm>
+                      <a:off x="0" y="0"/>
+                      <a:ext cx="5943600" cy="2738120"/>
+                    </a:xfrm>
+                    <a:prstGeom prst="rect">
+                      <a:avLst/>
+                    </a:prstGeom>
+                  </pic:spPr>
+                </pic:pic>
+              </a:graphicData>
+            </a:graphic>
+          </wp:inline>
+        </w:drawing>
+      </w:r>
+    </w:p>
+    <w:p>
+      <w:pPr>
+        <w:spacing w:after="120" w:line="300" w:lineRule="auto"/>
+        <w:jc w:val="both"/>
+      </w:pPr>
+    </w:p>
+    <w:p>
+      <w:pPr>
+        <w:spacing w:after="120" w:line="300" w:lineRule="auto"/>
+        <w:jc w:val="both"/>
+        <w:rPr>
+          <w:b/>
+          <w:bCs/>
+        </w:rPr>
+      </w:pPr>
+      <w:r>
+        <w:rPr>
+          <w:b/>
+          <w:bCs/>
+        </w:rPr>
+        <w:t>3. gnn_pedagogique.py</w:t>
+      </w:r>
+    </w:p>
+    <w:p>
+      <w:pPr>
+        <w:spacing w:after="120" w:line="300" w:lineRule="auto"/>
+        <w:jc w:val="both"/>
+      </w:pPr>
+      <w:r>
+        <w:t>C'est un </w:t>
+      </w:r>
+      <w:r>
+        <w:rPr>
+          <w:b/>
+          <w:bCs/>
+        </w:rPr>
+        <w:t>tableau de bord dynamique et interactif</w:t>
+      </w:r>
+      <w:r>
+        <w:t> dédié à l'apprentissage des </w:t>
+      </w:r>
+      <w:r>
+        <w:rPr>
+          <w:b/>
+          <w:bCs/>
+        </w:rPr>
+        <w:t>GNN appliqués à la chimie</w:t>
+      </w:r>
+      <w:r>
+        <w:t xml:space="preserve">. Il modélise des molécules simples (Hexane, Benzène, Phénol, Éthanol) sous forme de graphes. L'utilisateur peut lancer l'entraînement en direct ("Play / </w:t>
+      </w:r>
+      <w:proofErr w:type="spellStart"/>
+      <w:r>
+        <w:t>Step</w:t>
+      </w:r>
+      <w:proofErr w:type="spellEnd"/>
+      <w:r>
+        <w:t>") et observer trois éléments clés : la molécule et la prédiction de sa toxicité, la projection des atomes dans un </w:t>
+      </w:r>
+      <w:r>
+        <w:rPr>
+          <w:b/>
+          <w:bCs/>
+        </w:rPr>
+        <w:t>espace latent 2D</w:t>
+      </w:r>
+      <w:r>
+        <w:t> (montrant comment l'IA regroupe les caractéristiques et trace sa frontière de décision), ainsi que la courbe de l'erreur globale (Loss) qui diminue au fil des "</w:t>
+      </w:r>
+      <w:proofErr w:type="spellStart"/>
+      <w:r>
+        <w:t>epochs</w:t>
+      </w:r>
+      <w:proofErr w:type="spellEnd"/>
+      <w:r>
+        <w:t>".</w:t>
+      </w:r>
+    </w:p>
+    <w:p>
+      <w:pPr>
+        <w:spacing w:after="120" w:line="300" w:lineRule="auto"/>
+        <w:jc w:val="both"/>
+      </w:pPr>
+    </w:p>
+    <w:p>
+      <w:pPr>
+        <w:spacing w:after="120" w:line="300" w:lineRule="auto"/>
+        <w:jc w:val="both"/>
+      </w:pPr>
+      <w:r>
+        <w:drawing>
+          <wp:inline distT="0" distB="0" distL="0" distR="0" wp14:anchorId="5588CE81" wp14:editId="0C9CB82E">
+            <wp:extent cx="5943600" cy="2824480"/>
+            <wp:effectExtent l="0" t="0" r="0" b="0"/>
+            <wp:docPr id="1607002307" name="Image 1"/>
+            <wp:cNvGraphicFramePr>
+              <a:graphicFrameLocks xmlns:a="http://schemas.openxmlformats.org/drawingml/2006/main" noChangeAspect="1"/>
+            </wp:cNvGraphicFramePr>
+            <a:graphic xmlns:a="http://schemas.openxmlformats.org/drawingml/2006/main">
+              <a:graphicData uri="http://schemas.openxmlformats.org/drawingml/2006/picture">
+                <pic:pic xmlns:pic="http://schemas.openxmlformats.org/drawingml/2006/picture">
+                  <pic:nvPicPr>
+                    <pic:cNvPr id="1607002307" name=""/>
+                    <pic:cNvPicPr/>
+                  </pic:nvPicPr>
+                  <pic:blipFill>
+                    <a:blip r:embed="rId22"/>
+                    <a:stretch>
+                      <a:fillRect/>
+                    </a:stretch>
+                  </pic:blipFill>
+                  <pic:spPr>
+                    <a:xfrm>
+                      <a:off x="0" y="0"/>
+                      <a:ext cx="5943600" cy="2824480"/>
+                    </a:xfrm>
+                    <a:prstGeom prst="rect">
+                      <a:avLst/>
+                    </a:prstGeom>
+                  </pic:spPr>
+                </pic:pic>
+              </a:graphicData>
+            </a:graphic>
+          </wp:inline>
+        </w:drawing>
+      </w:r>
+    </w:p>
+    <w:p>
+      <w:pPr>
+        <w:spacing w:after="120" w:line="300" w:lineRule="auto"/>
+        <w:jc w:val="both"/>
+      </w:pPr>
+    </w:p>
+    <w:p>
+      <w:pPr>
+        <w:spacing w:after="120" w:line="300" w:lineRule="auto"/>
+        <w:jc w:val="both"/>
+      </w:pPr>
+    </w:p>
+    <w:p>
+      <w:pPr>
+        <w:spacing w:after="120" w:line="300" w:lineRule="auto"/>
+        <w:jc w:val="both"/>
+      </w:pPr>
+      <w:r>
+        <w:t xml:space="preserve">Annexe 3 l’assistant IA </w:t>
+      </w:r>
+    </w:p>
+    <w:p>
+      <w:pPr>
+        <w:spacing w:after="120" w:line="300" w:lineRule="auto"/>
+        <w:jc w:val="both"/>
+      </w:pPr>
+      <w:r>
+        <w:t xml:space="preserve">Pour vous </w:t>
+      </w:r>
+      <w:r>
+        <w:t xml:space="preserve">accompagner dans votre apprentissage de l'Intelligence Artificielle et des réseaux de neurones, un "Assistant IA et Python" basé sur </w:t>
+      </w:r>
+      <w:proofErr w:type="spellStart"/>
+      <w:r>
+        <w:t>Langflow</w:t>
+      </w:r>
+      <w:proofErr w:type="spellEnd"/>
+      <w:r>
+        <w:t xml:space="preserve"> est désormais directement intégré à votre plateforme Moodle. </w:t>
+      </w:r>
+    </w:p>
+    <w:p>
+      <w:pPr>
+        <w:spacing w:after="120" w:line="300" w:lineRule="auto"/>
+        <w:jc w:val="both"/>
+      </w:pPr>
+      <w:r>
+        <w:t>Spécialisé sur l</w:t>
+      </w:r>
+      <w:r>
+        <w:t>’IA les réseaux de neurones et python</w:t>
+      </w:r>
+      <w:r>
+        <w:t xml:space="preserve">, ce tuteur virtuel interactif est conçu pour vous aider à résoudre vos travaux pratiques et à éclaircir les concepts complexes de Deep Learning. </w:t>
+      </w:r>
+    </w:p>
+    <w:p>
+      <w:pPr>
+        <w:spacing w:after="120" w:line="300" w:lineRule="auto"/>
+        <w:jc w:val="both"/>
+      </w:pPr>
+      <w:r>
+        <w:t xml:space="preserve">Son onglet principal vous guide pas à pas </w:t>
+      </w:r>
+      <w:r>
+        <w:t xml:space="preserve">pour que vous puissiez résoudre </w:t>
+      </w:r>
+      <w:r>
+        <w:t xml:space="preserve">vos exercices, tandis que l'onglet "Entraîneur QCM" vous permet d'évaluer vos connaissances de base de manière ciblée. </w:t>
+      </w:r>
+    </w:p>
+    <w:p>
+      <w:pPr>
+        <w:spacing w:after="120" w:line="300" w:lineRule="auto"/>
+        <w:jc w:val="both"/>
+      </w:pPr>
+      <w:r>
+        <w:t xml:space="preserve">Une interface de messagerie intuitive vous offre la possibilité de poser vos questions à tout moment, en y incluant même des formules mathématiques. </w:t>
+      </w:r>
+    </w:p>
+    <w:p>
+      <w:pPr>
+        <w:spacing w:after="120" w:line="300" w:lineRule="auto"/>
+        <w:jc w:val="both"/>
+      </w:pPr>
+      <w:r>
+        <w:t>Attention toutefois à garder un esprit critique : en tant qu'intelligence artificielle, l'assistant peut parfois se tromper ou faire preuve d'imprécision. Utilisez-le comme une aide à la réflexion, et bonne découverte de l'IA !</w:t>
+      </w:r>
+    </w:p>
+    <w:p>
+      <w:pPr>
+        <w:spacing w:after="120" w:line="300" w:lineRule="auto"/>
+        <w:jc w:val="both"/>
+      </w:pPr>
+      <w:r>
+        <w:drawing>
+          <wp:inline distT="0" distB="0" distL="0" distR="0" wp14:anchorId="29035A0B" wp14:editId="35D5A74E">
+            <wp:extent cx="6196965" cy="3237230"/>
+            <wp:effectExtent l="0" t="0" r="0" b="1270"/>
+            <wp:docPr id="964599935" name="Image 1"/>
+            <wp:cNvGraphicFramePr>
+              <a:graphicFrameLocks xmlns:a="http://schemas.openxmlformats.org/drawingml/2006/main" noChangeAspect="1"/>
+            </wp:cNvGraphicFramePr>
+            <a:graphic xmlns:a="http://schemas.openxmlformats.org/drawingml/2006/main">
+              <a:graphicData uri="http://schemas.openxmlformats.org/drawingml/2006/picture">
+                <pic:pic xmlns:pic="http://schemas.openxmlformats.org/drawingml/2006/picture">
+                  <pic:nvPicPr>
+                    <pic:cNvPr id="964599935" name=""/>
+                    <pic:cNvPicPr/>
+                  </pic:nvPicPr>
+                  <pic:blipFill>
+                    <a:blip r:embed="rId23"/>
+                    <a:stretch>
+                      <a:fillRect/>
+                    </a:stretch>
+                  </pic:blipFill>
+                  <pic:spPr>
+                    <a:xfrm>
+                      <a:off x="0" y="0"/>
+                      <a:ext cx="6196965" cy="3237230"/>
+                    </a:xfrm>
+                    <a:prstGeom prst="rect">
+                      <a:avLst/>
+                    </a:prstGeom>
+                  </pic:spPr>
+                </pic:pic>
+              </a:graphicData>
+            </a:graphic>
+          </wp:inline>
+        </w:drawing>
+      </w:r>
+    </w:p>
+    <w:p>
+      <w:pPr>
+        <w:spacing w:after="120" w:line="300" w:lineRule="auto"/>
+        <w:jc w:val="both"/>
+      </w:pPr>
     </w:p>
     <w:sectPr>
+      <w:footerReference w:type="default" r:id="rId24"/>
       <w:pgSz w:w="12240" w:h="15840"/>
-      <w:pgMar w:top="1440" w:right="1440" w:bottom="1440" w:left="1440" w:header="720" w:footer="720" w:gutter="0"/>
+      <w:pgMar w:top="1440" w:right="1041" w:bottom="1440" w:left="1440" w:header="720" w:footer="720" w:gutter="0"/>
       <w:cols w:space="720"/>
       <w:docGrid w:linePitch="360"/>
     </w:sectPr>
   </w:body>
 </w:document>
+</file>
+
+<file path=word/endnotes.xml><?xml version="1.0" encoding="utf-8"?>
+<w:endnotes xmlns:wpc="http://schemas.microsoft.com/office/word/2010/wordprocessingCanvas" xmlns:cx="http://schemas.microsoft.com/office/drawing/2014/chartex" xmlns:cx1="http://schemas.microsoft.com/office/drawing/2015/9/8/chartex" xmlns:cx2="http://schemas.microsoft.com/office/drawing/2015/10/21/chartex" xmlns:cx3="http://schemas.microsoft.com/office/drawing/2016/5/9/chartex" xmlns:cx4="http://schemas.microsoft.com/office/drawing/2016/5/10/chartex" xmlns:cx5="http://schemas.microsoft.com/office/drawing/2016/5/11/chartex" xmlns:cx6="http://schemas.microsoft.com/office/drawing/2016/5/12/chartex" xmlns:cx7="http://schemas.microsoft.com/office/drawing/2016/5/13/chartex" xmlns:cx8="http://schemas.microsoft.com/office/drawing/2016/5/14/chartex" xmlns:mc="http://schemas.openxmlformats.org/markup-compatibility/2006" xmlns:aink="http://schemas.microsoft.com/office/drawing/2016/ink" xmlns:am3d="http://schemas.microsoft.com/office/drawing/2017/model3d" xmlns:o="urn:schemas-microsoft-com:office:office" xmlns:oel="http://schemas.microsoft.com/office/2019/extlst" xmlns:r="http://schemas.openxmlformats.org/officeDocument/2006/relationships" xmlns:m="http://schemas.openxmlformats.org/officeDocument/2006/math" xmlns:v="urn:schemas-microsoft-com:vml" xmlns:wp14="http://schemas.microsoft.com/office/word/2010/wordprocessingDrawing" xmlns:wp="http://schemas.openxmlformats.org/drawingml/2006/wordprocessingDrawing" xmlns:w10="urn:schemas-microsoft-com:office:word" xmlns:w="http://schemas.openxmlformats.org/wordprocessingml/2006/main" xmlns:w14="http://schemas.microsoft.com/office/word/2010/wordml" xmlns:w15="http://schemas.microsoft.com/office/word/2012/wordml" xmlns:w16cex="http://schemas.microsoft.com/office/word/2018/wordml/cex" xmlns:w16cid="http://schemas.microsoft.com/office/word/2016/wordml/cid" xmlns:w16="http://schemas.microsoft.com/office/word/2018/wordml" xmlns:w16du="http://schemas.microsoft.com/office/word/2023/wordml/word16du" xmlns:w16sdtdh="http://schemas.microsoft.com/office/word/2020/wordml/sdtdatahash" xmlns:w16sdtfl="http://schemas.microsoft.com/office/word/2024/wordml/sdtformatlock" xmlns:w16se="http://schemas.microsoft.com/office/word/2015/wordml/symex" xmlns:wpg="http://schemas.microsoft.com/office/word/2010/wordprocessingGroup" xmlns:wpi="http://schemas.microsoft.com/office/word/2010/wordprocessingInk" xmlns:wne="http://schemas.microsoft.com/office/word/2006/wordml" xmlns:wps="http://schemas.microsoft.com/office/word/2010/wordprocessingShape" mc:Ignorable="w14 w15 w16se w16cid w16 w16cex w16sdtdh w16sdtfl w16du wp14">
+  <w:endnote w:type="separator" w:id="-1">
+    <w:p>
+      <w:pPr>
+        <w:spacing w:after="0" w:line="240" w:lineRule="auto"/>
+      </w:pPr>
+      <w:r>
+        <w:separator/>
+      </w:r>
+    </w:p>
+  </w:endnote>
+  <w:endnote w:type="continuationSeparator" w:id="0">
+    <w:p>
+      <w:pPr>
+        <w:spacing w:after="0" w:line="240" w:lineRule="auto"/>
+      </w:pPr>
+      <w:r>
+        <w:continuationSeparator/>
+      </w:r>
+    </w:p>
+  </w:endnote>
+</w:endnotes>
+</file>
+
+<file path=word/footer1.xml><?xml version="1.0" encoding="utf-8"?>
+<w:ftr xmlns:wpc="http://schemas.microsoft.com/office/word/2010/wordprocessingCanvas" xmlns:cx="http://schemas.microsoft.com/office/drawing/2014/chartex" xmlns:cx1="http://schemas.microsoft.com/office/drawing/2015/9/8/chartex" xmlns:cx2="http://schemas.microsoft.com/office/drawing/2015/10/21/chartex" xmlns:cx3="http://schemas.microsoft.com/office/drawing/2016/5/9/chartex" xmlns:cx4="http://schemas.microsoft.com/office/drawing/2016/5/10/chartex" xmlns:cx5="http://schemas.microsoft.com/office/drawing/2016/5/11/chartex" xmlns:cx6="http://schemas.microsoft.com/office/drawing/2016/5/12/chartex" xmlns:cx7="http://schemas.microsoft.com/office/drawing/2016/5/13/chartex" xmlns:cx8="http://schemas.microsoft.com/office/drawing/2016/5/14/chartex" xmlns:mc="http://schemas.openxmlformats.org/markup-compatibility/2006" xmlns:aink="http://schemas.microsoft.com/office/drawing/2016/ink" xmlns:am3d="http://schemas.microsoft.com/office/drawing/2017/model3d" xmlns:o="urn:schemas-microsoft-com:office:office" xmlns:oel="http://schemas.microsoft.com/office/2019/extlst" xmlns:r="http://schemas.openxmlformats.org/officeDocument/2006/relationships" xmlns:m="http://schemas.openxmlformats.org/officeDocument/2006/math" xmlns:v="urn:schemas-microsoft-com:vml" xmlns:wp14="http://schemas.microsoft.com/office/word/2010/wordprocessingDrawing" xmlns:wp="http://schemas.openxmlformats.org/drawingml/2006/wordprocessingDrawing" xmlns:w10="urn:schemas-microsoft-com:office:word" xmlns:w="http://schemas.openxmlformats.org/wordprocessingml/2006/main" xmlns:w14="http://schemas.microsoft.com/office/word/2010/wordml" xmlns:w15="http://schemas.microsoft.com/office/word/2012/wordml" xmlns:w16cex="http://schemas.microsoft.com/office/word/2018/wordml/cex" xmlns:w16cid="http://schemas.microsoft.com/office/word/2016/wordml/cid" xmlns:w16="http://schemas.microsoft.com/office/word/2018/wordml" xmlns:w16du="http://schemas.microsoft.com/office/word/2023/wordml/word16du" xmlns:w16sdtdh="http://schemas.microsoft.com/office/word/2020/wordml/sdtdatahash" xmlns:w16sdtfl="http://schemas.microsoft.com/office/word/2024/wordml/sdtformatlock" xmlns:w16se="http://schemas.microsoft.com/office/word/2015/wordml/symex" xmlns:wpg="http://schemas.microsoft.com/office/word/2010/wordprocessingGroup" xmlns:wpi="http://schemas.microsoft.com/office/word/2010/wordprocessingInk" xmlns:wne="http://schemas.microsoft.com/office/word/2006/wordml" xmlns:wps="http://schemas.microsoft.com/office/word/2010/wordprocessingShape" mc:Ignorable="w14 w15 w16se w16cid w16 w16cex w16sdtdh w16sdtfl w16du wp14">
+  <w:sdt>
+    <w:sdtPr>
+      <w:id w:val="-813405123"/>
+      <w:docPartObj>
+        <w:docPartGallery w:val="Page Numbers (Bottom of Page)"/>
+        <w:docPartUnique/>
+      </w:docPartObj>
+    </w:sdtPr>
+    <w:sdtContent>
+      <w:p>
+        <w:pPr>
+          <w:pStyle w:val="Pieddepage"/>
+          <w:jc w:val="right"/>
+        </w:pPr>
+        <w:r>
+          <w:fldChar w:fldCharType="begin"/>
+        </w:r>
+        <w:r>
+          <w:instrText>PAGE   \* MERGEFORMAT</w:instrText>
+        </w:r>
+        <w:r>
+          <w:fldChar w:fldCharType="separate"/>
+        </w:r>
+        <w:r>
+          <w:t>2</w:t>
+        </w:r>
+        <w:r>
+          <w:fldChar w:fldCharType="end"/>
+        </w:r>
+        <w:r>
+          <w:t>/</w:t>
+        </w:r>
+        <w:r>
+          <w:t>1</w:t>
+        </w:r>
+        <w:r>
+          <w:t>1</w:t>
+        </w:r>
+      </w:p>
+    </w:sdtContent>
+  </w:sdt>
+  <w:p>
+    <w:pPr>
+      <w:pStyle w:val="Pieddepage"/>
+    </w:pPr>
+  </w:p>
+</w:ftr>
+</file>
+
+<file path=word/footnotes.xml><?xml version="1.0" encoding="utf-8"?>
+<w:footnotes xmlns:wpc="http://schemas.microsoft.com/office/word/2010/wordprocessingCanvas" xmlns:cx="http://schemas.microsoft.com/office/drawing/2014/chartex" xmlns:cx1="http://schemas.microsoft.com/office/drawing/2015/9/8/chartex" xmlns:cx2="http://schemas.microsoft.com/office/drawing/2015/10/21/chartex" xmlns:cx3="http://schemas.microsoft.com/office/drawing/2016/5/9/chartex" xmlns:cx4="http://schemas.microsoft.com/office/drawing/2016/5/10/chartex" xmlns:cx5="http://schemas.microsoft.com/office/drawing/2016/5/11/chartex" xmlns:cx6="http://schemas.microsoft.com/office/drawing/2016/5/12/chartex" xmlns:cx7="http://schemas.microsoft.com/office/drawing/2016/5/13/chartex" xmlns:cx8="http://schemas.microsoft.com/office/drawing/2016/5/14/chartex" xmlns:mc="http://schemas.openxmlformats.org/markup-compatibility/2006" xmlns:aink="http://schemas.microsoft.com/office/drawing/2016/ink" xmlns:am3d="http://schemas.microsoft.com/office/drawing/2017/model3d" xmlns:o="urn:schemas-microsoft-com:office:office" xmlns:oel="http://schemas.microsoft.com/office/2019/extlst" xmlns:r="http://schemas.openxmlformats.org/officeDocument/2006/relationships" xmlns:m="http://schemas.openxmlformats.org/officeDocument/2006/math" xmlns:v="urn:schemas-microsoft-com:vml" xmlns:wp14="http://schemas.microsoft.com/office/word/2010/wordprocessingDrawing" xmlns:wp="http://schemas.openxmlformats.org/drawingml/2006/wordprocessingDrawing" xmlns:w10="urn:schemas-microsoft-com:office:word" xmlns:w="http://schemas.openxmlformats.org/wordprocessingml/2006/main" xmlns:w14="http://schemas.microsoft.com/office/word/2010/wordml" xmlns:w15="http://schemas.microsoft.com/office/word/2012/wordml" xmlns:w16cex="http://schemas.microsoft.com/office/word/2018/wordml/cex" xmlns:w16cid="http://schemas.microsoft.com/office/word/2016/wordml/cid" xmlns:w16="http://schemas.microsoft.com/office/word/2018/wordml" xmlns:w16du="http://schemas.microsoft.com/office/word/2023/wordml/word16du" xmlns:w16sdtdh="http://schemas.microsoft.com/office/word/2020/wordml/sdtdatahash" xmlns:w16sdtfl="http://schemas.microsoft.com/office/word/2024/wordml/sdtformatlock" xmlns:w16se="http://schemas.microsoft.com/office/word/2015/wordml/symex" xmlns:wpg="http://schemas.microsoft.com/office/word/2010/wordprocessingGroup" xmlns:wpi="http://schemas.microsoft.com/office/word/2010/wordprocessingInk" xmlns:wne="http://schemas.microsoft.com/office/word/2006/wordml" xmlns:wps="http://schemas.microsoft.com/office/word/2010/wordprocessingShape" mc:Ignorable="w14 w15 w16se w16cid w16 w16cex w16sdtdh w16sdtfl w16du wp14">
+  <w:footnote w:type="separator" w:id="-1">
+    <w:p>
+      <w:pPr>
+        <w:spacing w:after="0" w:line="240" w:lineRule="auto"/>
+      </w:pPr>
+      <w:r>
+        <w:separator/>
+      </w:r>
+    </w:p>
+  </w:footnote>
+  <w:footnote w:type="continuationSeparator" w:id="0">
+    <w:p>
+      <w:pPr>
+        <w:spacing w:after="0" w:line="240" w:lineRule="auto"/>
+      </w:pPr>
+      <w:r>
+        <w:continuationSeparator/>
+      </w:r>
+    </w:p>
+  </w:footnote>
+</w:footnotes>
 </file>
 
 <file path=word/numbering.xml><?xml version="1.0" encoding="utf-8"?>
@@ -1817,6 +3563,304 @@
     </w:lvl>
   </w:abstractNum>
   <w:abstractNum w:abstractNumId="9" w15:restartNumberingAfterBreak="0">
+    <w:nsid w:val="05B92C70"/>
+    <w:multiLevelType w:val="multilevel"/>
+    <w:tmpl w:val="011492F4"/>
+    <w:lvl w:ilvl="0">
+      <w:start w:val="1"/>
+      <w:numFmt w:val="bullet"/>
+      <w:lvlText w:val=""/>
+      <w:lvlJc w:val="left"/>
+      <w:pPr>
+        <w:tabs>
+          <w:tab w:val="num" w:pos="720"/>
+        </w:tabs>
+        <w:ind w:left="720" w:hanging="360"/>
+      </w:pPr>
+      <w:rPr>
+        <w:rFonts w:ascii="Symbol" w:hAnsi="Symbol" w:hint="default"/>
+        <w:sz w:val="20"/>
+      </w:rPr>
+    </w:lvl>
+    <w:lvl w:ilvl="1" w:tentative="1">
+      <w:start w:val="1"/>
+      <w:numFmt w:val="bullet"/>
+      <w:lvlText w:val=""/>
+      <w:lvlJc w:val="left"/>
+      <w:pPr>
+        <w:tabs>
+          <w:tab w:val="num" w:pos="1440"/>
+        </w:tabs>
+        <w:ind w:left="1440" w:hanging="360"/>
+      </w:pPr>
+      <w:rPr>
+        <w:rFonts w:ascii="Symbol" w:hAnsi="Symbol" w:hint="default"/>
+        <w:sz w:val="20"/>
+      </w:rPr>
+    </w:lvl>
+    <w:lvl w:ilvl="2" w:tentative="1">
+      <w:start w:val="1"/>
+      <w:numFmt w:val="bullet"/>
+      <w:lvlText w:val=""/>
+      <w:lvlJc w:val="left"/>
+      <w:pPr>
+        <w:tabs>
+          <w:tab w:val="num" w:pos="2160"/>
+        </w:tabs>
+        <w:ind w:left="2160" w:hanging="360"/>
+      </w:pPr>
+      <w:rPr>
+        <w:rFonts w:ascii="Symbol" w:hAnsi="Symbol" w:hint="default"/>
+        <w:sz w:val="20"/>
+      </w:rPr>
+    </w:lvl>
+    <w:lvl w:ilvl="3" w:tentative="1">
+      <w:start w:val="1"/>
+      <w:numFmt w:val="bullet"/>
+      <w:lvlText w:val=""/>
+      <w:lvlJc w:val="left"/>
+      <w:pPr>
+        <w:tabs>
+          <w:tab w:val="num" w:pos="2880"/>
+        </w:tabs>
+        <w:ind w:left="2880" w:hanging="360"/>
+      </w:pPr>
+      <w:rPr>
+        <w:rFonts w:ascii="Symbol" w:hAnsi="Symbol" w:hint="default"/>
+        <w:sz w:val="20"/>
+      </w:rPr>
+    </w:lvl>
+    <w:lvl w:ilvl="4" w:tentative="1">
+      <w:start w:val="1"/>
+      <w:numFmt w:val="bullet"/>
+      <w:lvlText w:val=""/>
+      <w:lvlJc w:val="left"/>
+      <w:pPr>
+        <w:tabs>
+          <w:tab w:val="num" w:pos="3600"/>
+        </w:tabs>
+        <w:ind w:left="3600" w:hanging="360"/>
+      </w:pPr>
+      <w:rPr>
+        <w:rFonts w:ascii="Symbol" w:hAnsi="Symbol" w:hint="default"/>
+        <w:sz w:val="20"/>
+      </w:rPr>
+    </w:lvl>
+    <w:lvl w:ilvl="5" w:tentative="1">
+      <w:start w:val="1"/>
+      <w:numFmt w:val="bullet"/>
+      <w:lvlText w:val=""/>
+      <w:lvlJc w:val="left"/>
+      <w:pPr>
+        <w:tabs>
+          <w:tab w:val="num" w:pos="4320"/>
+        </w:tabs>
+        <w:ind w:left="4320" w:hanging="360"/>
+      </w:pPr>
+      <w:rPr>
+        <w:rFonts w:ascii="Symbol" w:hAnsi="Symbol" w:hint="default"/>
+        <w:sz w:val="20"/>
+      </w:rPr>
+    </w:lvl>
+    <w:lvl w:ilvl="6" w:tentative="1">
+      <w:start w:val="1"/>
+      <w:numFmt w:val="bullet"/>
+      <w:lvlText w:val=""/>
+      <w:lvlJc w:val="left"/>
+      <w:pPr>
+        <w:tabs>
+          <w:tab w:val="num" w:pos="5040"/>
+        </w:tabs>
+        <w:ind w:left="5040" w:hanging="360"/>
+      </w:pPr>
+      <w:rPr>
+        <w:rFonts w:ascii="Symbol" w:hAnsi="Symbol" w:hint="default"/>
+        <w:sz w:val="20"/>
+      </w:rPr>
+    </w:lvl>
+    <w:lvl w:ilvl="7" w:tentative="1">
+      <w:start w:val="1"/>
+      <w:numFmt w:val="bullet"/>
+      <w:lvlText w:val=""/>
+      <w:lvlJc w:val="left"/>
+      <w:pPr>
+        <w:tabs>
+          <w:tab w:val="num" w:pos="5760"/>
+        </w:tabs>
+        <w:ind w:left="5760" w:hanging="360"/>
+      </w:pPr>
+      <w:rPr>
+        <w:rFonts w:ascii="Symbol" w:hAnsi="Symbol" w:hint="default"/>
+        <w:sz w:val="20"/>
+      </w:rPr>
+    </w:lvl>
+    <w:lvl w:ilvl="8" w:tentative="1">
+      <w:start w:val="1"/>
+      <w:numFmt w:val="bullet"/>
+      <w:lvlText w:val=""/>
+      <w:lvlJc w:val="left"/>
+      <w:pPr>
+        <w:tabs>
+          <w:tab w:val="num" w:pos="6480"/>
+        </w:tabs>
+        <w:ind w:left="6480" w:hanging="360"/>
+      </w:pPr>
+      <w:rPr>
+        <w:rFonts w:ascii="Symbol" w:hAnsi="Symbol" w:hint="default"/>
+        <w:sz w:val="20"/>
+      </w:rPr>
+    </w:lvl>
+  </w:abstractNum>
+  <w:abstractNum w:abstractNumId="10" w15:restartNumberingAfterBreak="0">
+    <w:nsid w:val="1CCC06DE"/>
+    <w:multiLevelType w:val="multilevel"/>
+    <w:tmpl w:val="43E87DE8"/>
+    <w:lvl w:ilvl="0">
+      <w:start w:val="1"/>
+      <w:numFmt w:val="bullet"/>
+      <w:lvlText w:val=""/>
+      <w:lvlJc w:val="left"/>
+      <w:pPr>
+        <w:tabs>
+          <w:tab w:val="num" w:pos="720"/>
+        </w:tabs>
+        <w:ind w:left="720" w:hanging="360"/>
+      </w:pPr>
+      <w:rPr>
+        <w:rFonts w:ascii="Symbol" w:hAnsi="Symbol" w:hint="default"/>
+        <w:sz w:val="20"/>
+      </w:rPr>
+    </w:lvl>
+    <w:lvl w:ilvl="1" w:tentative="1">
+      <w:start w:val="1"/>
+      <w:numFmt w:val="bullet"/>
+      <w:lvlText w:val=""/>
+      <w:lvlJc w:val="left"/>
+      <w:pPr>
+        <w:tabs>
+          <w:tab w:val="num" w:pos="1440"/>
+        </w:tabs>
+        <w:ind w:left="1440" w:hanging="360"/>
+      </w:pPr>
+      <w:rPr>
+        <w:rFonts w:ascii="Symbol" w:hAnsi="Symbol" w:hint="default"/>
+        <w:sz w:val="20"/>
+      </w:rPr>
+    </w:lvl>
+    <w:lvl w:ilvl="2" w:tentative="1">
+      <w:start w:val="1"/>
+      <w:numFmt w:val="bullet"/>
+      <w:lvlText w:val=""/>
+      <w:lvlJc w:val="left"/>
+      <w:pPr>
+        <w:tabs>
+          <w:tab w:val="num" w:pos="2160"/>
+        </w:tabs>
+        <w:ind w:left="2160" w:hanging="360"/>
+      </w:pPr>
+      <w:rPr>
+        <w:rFonts w:ascii="Symbol" w:hAnsi="Symbol" w:hint="default"/>
+        <w:sz w:val="20"/>
+      </w:rPr>
+    </w:lvl>
+    <w:lvl w:ilvl="3" w:tentative="1">
+      <w:start w:val="1"/>
+      <w:numFmt w:val="bullet"/>
+      <w:lvlText w:val=""/>
+      <w:lvlJc w:val="left"/>
+      <w:pPr>
+        <w:tabs>
+          <w:tab w:val="num" w:pos="2880"/>
+        </w:tabs>
+        <w:ind w:left="2880" w:hanging="360"/>
+      </w:pPr>
+      <w:rPr>
+        <w:rFonts w:ascii="Symbol" w:hAnsi="Symbol" w:hint="default"/>
+        <w:sz w:val="20"/>
+      </w:rPr>
+    </w:lvl>
+    <w:lvl w:ilvl="4" w:tentative="1">
+      <w:start w:val="1"/>
+      <w:numFmt w:val="bullet"/>
+      <w:lvlText w:val=""/>
+      <w:lvlJc w:val="left"/>
+      <w:pPr>
+        <w:tabs>
+          <w:tab w:val="num" w:pos="3600"/>
+        </w:tabs>
+        <w:ind w:left="3600" w:hanging="360"/>
+      </w:pPr>
+      <w:rPr>
+        <w:rFonts w:ascii="Symbol" w:hAnsi="Symbol" w:hint="default"/>
+        <w:sz w:val="20"/>
+      </w:rPr>
+    </w:lvl>
+    <w:lvl w:ilvl="5" w:tentative="1">
+      <w:start w:val="1"/>
+      <w:numFmt w:val="bullet"/>
+      <w:lvlText w:val=""/>
+      <w:lvlJc w:val="left"/>
+      <w:pPr>
+        <w:tabs>
+          <w:tab w:val="num" w:pos="4320"/>
+        </w:tabs>
+        <w:ind w:left="4320" w:hanging="360"/>
+      </w:pPr>
+      <w:rPr>
+        <w:rFonts w:ascii="Symbol" w:hAnsi="Symbol" w:hint="default"/>
+        <w:sz w:val="20"/>
+      </w:rPr>
+    </w:lvl>
+    <w:lvl w:ilvl="6" w:tentative="1">
+      <w:start w:val="1"/>
+      <w:numFmt w:val="bullet"/>
+      <w:lvlText w:val=""/>
+      <w:lvlJc w:val="left"/>
+      <w:pPr>
+        <w:tabs>
+          <w:tab w:val="num" w:pos="5040"/>
+        </w:tabs>
+        <w:ind w:left="5040" w:hanging="360"/>
+      </w:pPr>
+      <w:rPr>
+        <w:rFonts w:ascii="Symbol" w:hAnsi="Symbol" w:hint="default"/>
+        <w:sz w:val="20"/>
+      </w:rPr>
+    </w:lvl>
+    <w:lvl w:ilvl="7" w:tentative="1">
+      <w:start w:val="1"/>
+      <w:numFmt w:val="bullet"/>
+      <w:lvlText w:val=""/>
+      <w:lvlJc w:val="left"/>
+      <w:pPr>
+        <w:tabs>
+          <w:tab w:val="num" w:pos="5760"/>
+        </w:tabs>
+        <w:ind w:left="5760" w:hanging="360"/>
+      </w:pPr>
+      <w:rPr>
+        <w:rFonts w:ascii="Symbol" w:hAnsi="Symbol" w:hint="default"/>
+        <w:sz w:val="20"/>
+      </w:rPr>
+    </w:lvl>
+    <w:lvl w:ilvl="8" w:tentative="1">
+      <w:start w:val="1"/>
+      <w:numFmt w:val="bullet"/>
+      <w:lvlText w:val=""/>
+      <w:lvlJc w:val="left"/>
+      <w:pPr>
+        <w:tabs>
+          <w:tab w:val="num" w:pos="6480"/>
+        </w:tabs>
+        <w:ind w:left="6480" w:hanging="360"/>
+      </w:pPr>
+      <w:rPr>
+        <w:rFonts w:ascii="Symbol" w:hAnsi="Symbol" w:hint="default"/>
+        <w:sz w:val="20"/>
+      </w:rPr>
+    </w:lvl>
+  </w:abstractNum>
+  <w:abstractNum w:abstractNumId="11" w15:restartNumberingAfterBreak="0">
     <w:nsid w:val="2043656C"/>
     <w:multiLevelType w:val="multilevel"/>
     <w:tmpl w:val="55B0B54A"/>
@@ -1961,6 +4005,602 @@
       </w:pPr>
       <w:rPr>
         <w:rFonts w:ascii="Wingdings" w:hAnsi="Wingdings" w:hint="default"/>
+        <w:sz w:val="20"/>
+      </w:rPr>
+    </w:lvl>
+  </w:abstractNum>
+  <w:abstractNum w:abstractNumId="12" w15:restartNumberingAfterBreak="0">
+    <w:nsid w:val="2E1107F3"/>
+    <w:multiLevelType w:val="multilevel"/>
+    <w:tmpl w:val="56683574"/>
+    <w:lvl w:ilvl="0">
+      <w:start w:val="1"/>
+      <w:numFmt w:val="bullet"/>
+      <w:lvlText w:val=""/>
+      <w:lvlJc w:val="left"/>
+      <w:pPr>
+        <w:tabs>
+          <w:tab w:val="num" w:pos="720"/>
+        </w:tabs>
+        <w:ind w:left="720" w:hanging="360"/>
+      </w:pPr>
+      <w:rPr>
+        <w:rFonts w:ascii="Symbol" w:hAnsi="Symbol" w:hint="default"/>
+        <w:sz w:val="20"/>
+      </w:rPr>
+    </w:lvl>
+    <w:lvl w:ilvl="1" w:tentative="1">
+      <w:start w:val="1"/>
+      <w:numFmt w:val="bullet"/>
+      <w:lvlText w:val=""/>
+      <w:lvlJc w:val="left"/>
+      <w:pPr>
+        <w:tabs>
+          <w:tab w:val="num" w:pos="1440"/>
+        </w:tabs>
+        <w:ind w:left="1440" w:hanging="360"/>
+      </w:pPr>
+      <w:rPr>
+        <w:rFonts w:ascii="Symbol" w:hAnsi="Symbol" w:hint="default"/>
+        <w:sz w:val="20"/>
+      </w:rPr>
+    </w:lvl>
+    <w:lvl w:ilvl="2" w:tentative="1">
+      <w:start w:val="1"/>
+      <w:numFmt w:val="bullet"/>
+      <w:lvlText w:val=""/>
+      <w:lvlJc w:val="left"/>
+      <w:pPr>
+        <w:tabs>
+          <w:tab w:val="num" w:pos="2160"/>
+        </w:tabs>
+        <w:ind w:left="2160" w:hanging="360"/>
+      </w:pPr>
+      <w:rPr>
+        <w:rFonts w:ascii="Symbol" w:hAnsi="Symbol" w:hint="default"/>
+        <w:sz w:val="20"/>
+      </w:rPr>
+    </w:lvl>
+    <w:lvl w:ilvl="3" w:tentative="1">
+      <w:start w:val="1"/>
+      <w:numFmt w:val="bullet"/>
+      <w:lvlText w:val=""/>
+      <w:lvlJc w:val="left"/>
+      <w:pPr>
+        <w:tabs>
+          <w:tab w:val="num" w:pos="2880"/>
+        </w:tabs>
+        <w:ind w:left="2880" w:hanging="360"/>
+      </w:pPr>
+      <w:rPr>
+        <w:rFonts w:ascii="Symbol" w:hAnsi="Symbol" w:hint="default"/>
+        <w:sz w:val="20"/>
+      </w:rPr>
+    </w:lvl>
+    <w:lvl w:ilvl="4" w:tentative="1">
+      <w:start w:val="1"/>
+      <w:numFmt w:val="bullet"/>
+      <w:lvlText w:val=""/>
+      <w:lvlJc w:val="left"/>
+      <w:pPr>
+        <w:tabs>
+          <w:tab w:val="num" w:pos="3600"/>
+        </w:tabs>
+        <w:ind w:left="3600" w:hanging="360"/>
+      </w:pPr>
+      <w:rPr>
+        <w:rFonts w:ascii="Symbol" w:hAnsi="Symbol" w:hint="default"/>
+        <w:sz w:val="20"/>
+      </w:rPr>
+    </w:lvl>
+    <w:lvl w:ilvl="5" w:tentative="1">
+      <w:start w:val="1"/>
+      <w:numFmt w:val="bullet"/>
+      <w:lvlText w:val=""/>
+      <w:lvlJc w:val="left"/>
+      <w:pPr>
+        <w:tabs>
+          <w:tab w:val="num" w:pos="4320"/>
+        </w:tabs>
+        <w:ind w:left="4320" w:hanging="360"/>
+      </w:pPr>
+      <w:rPr>
+        <w:rFonts w:ascii="Symbol" w:hAnsi="Symbol" w:hint="default"/>
+        <w:sz w:val="20"/>
+      </w:rPr>
+    </w:lvl>
+    <w:lvl w:ilvl="6" w:tentative="1">
+      <w:start w:val="1"/>
+      <w:numFmt w:val="bullet"/>
+      <w:lvlText w:val=""/>
+      <w:lvlJc w:val="left"/>
+      <w:pPr>
+        <w:tabs>
+          <w:tab w:val="num" w:pos="5040"/>
+        </w:tabs>
+        <w:ind w:left="5040" w:hanging="360"/>
+      </w:pPr>
+      <w:rPr>
+        <w:rFonts w:ascii="Symbol" w:hAnsi="Symbol" w:hint="default"/>
+        <w:sz w:val="20"/>
+      </w:rPr>
+    </w:lvl>
+    <w:lvl w:ilvl="7" w:tentative="1">
+      <w:start w:val="1"/>
+      <w:numFmt w:val="bullet"/>
+      <w:lvlText w:val=""/>
+      <w:lvlJc w:val="left"/>
+      <w:pPr>
+        <w:tabs>
+          <w:tab w:val="num" w:pos="5760"/>
+        </w:tabs>
+        <w:ind w:left="5760" w:hanging="360"/>
+      </w:pPr>
+      <w:rPr>
+        <w:rFonts w:ascii="Symbol" w:hAnsi="Symbol" w:hint="default"/>
+        <w:sz w:val="20"/>
+      </w:rPr>
+    </w:lvl>
+    <w:lvl w:ilvl="8" w:tentative="1">
+      <w:start w:val="1"/>
+      <w:numFmt w:val="bullet"/>
+      <w:lvlText w:val=""/>
+      <w:lvlJc w:val="left"/>
+      <w:pPr>
+        <w:tabs>
+          <w:tab w:val="num" w:pos="6480"/>
+        </w:tabs>
+        <w:ind w:left="6480" w:hanging="360"/>
+      </w:pPr>
+      <w:rPr>
+        <w:rFonts w:ascii="Symbol" w:hAnsi="Symbol" w:hint="default"/>
+        <w:sz w:val="20"/>
+      </w:rPr>
+    </w:lvl>
+  </w:abstractNum>
+  <w:abstractNum w:abstractNumId="13" w15:restartNumberingAfterBreak="0">
+    <w:nsid w:val="38316968"/>
+    <w:multiLevelType w:val="multilevel"/>
+    <w:tmpl w:val="10DE78D8"/>
+    <w:lvl w:ilvl="0">
+      <w:start w:val="1"/>
+      <w:numFmt w:val="bullet"/>
+      <w:lvlText w:val=""/>
+      <w:lvlJc w:val="left"/>
+      <w:pPr>
+        <w:tabs>
+          <w:tab w:val="num" w:pos="720"/>
+        </w:tabs>
+        <w:ind w:left="720" w:hanging="360"/>
+      </w:pPr>
+      <w:rPr>
+        <w:rFonts w:ascii="Symbol" w:hAnsi="Symbol" w:hint="default"/>
+        <w:sz w:val="20"/>
+      </w:rPr>
+    </w:lvl>
+    <w:lvl w:ilvl="1" w:tentative="1">
+      <w:start w:val="1"/>
+      <w:numFmt w:val="bullet"/>
+      <w:lvlText w:val=""/>
+      <w:lvlJc w:val="left"/>
+      <w:pPr>
+        <w:tabs>
+          <w:tab w:val="num" w:pos="1440"/>
+        </w:tabs>
+        <w:ind w:left="1440" w:hanging="360"/>
+      </w:pPr>
+      <w:rPr>
+        <w:rFonts w:ascii="Symbol" w:hAnsi="Symbol" w:hint="default"/>
+        <w:sz w:val="20"/>
+      </w:rPr>
+    </w:lvl>
+    <w:lvl w:ilvl="2" w:tentative="1">
+      <w:start w:val="1"/>
+      <w:numFmt w:val="bullet"/>
+      <w:lvlText w:val=""/>
+      <w:lvlJc w:val="left"/>
+      <w:pPr>
+        <w:tabs>
+          <w:tab w:val="num" w:pos="2160"/>
+        </w:tabs>
+        <w:ind w:left="2160" w:hanging="360"/>
+      </w:pPr>
+      <w:rPr>
+        <w:rFonts w:ascii="Symbol" w:hAnsi="Symbol" w:hint="default"/>
+        <w:sz w:val="20"/>
+      </w:rPr>
+    </w:lvl>
+    <w:lvl w:ilvl="3" w:tentative="1">
+      <w:start w:val="1"/>
+      <w:numFmt w:val="bullet"/>
+      <w:lvlText w:val=""/>
+      <w:lvlJc w:val="left"/>
+      <w:pPr>
+        <w:tabs>
+          <w:tab w:val="num" w:pos="2880"/>
+        </w:tabs>
+        <w:ind w:left="2880" w:hanging="360"/>
+      </w:pPr>
+      <w:rPr>
+        <w:rFonts w:ascii="Symbol" w:hAnsi="Symbol" w:hint="default"/>
+        <w:sz w:val="20"/>
+      </w:rPr>
+    </w:lvl>
+    <w:lvl w:ilvl="4" w:tentative="1">
+      <w:start w:val="1"/>
+      <w:numFmt w:val="bullet"/>
+      <w:lvlText w:val=""/>
+      <w:lvlJc w:val="left"/>
+      <w:pPr>
+        <w:tabs>
+          <w:tab w:val="num" w:pos="3600"/>
+        </w:tabs>
+        <w:ind w:left="3600" w:hanging="360"/>
+      </w:pPr>
+      <w:rPr>
+        <w:rFonts w:ascii="Symbol" w:hAnsi="Symbol" w:hint="default"/>
+        <w:sz w:val="20"/>
+      </w:rPr>
+    </w:lvl>
+    <w:lvl w:ilvl="5" w:tentative="1">
+      <w:start w:val="1"/>
+      <w:numFmt w:val="bullet"/>
+      <w:lvlText w:val=""/>
+      <w:lvlJc w:val="left"/>
+      <w:pPr>
+        <w:tabs>
+          <w:tab w:val="num" w:pos="4320"/>
+        </w:tabs>
+        <w:ind w:left="4320" w:hanging="360"/>
+      </w:pPr>
+      <w:rPr>
+        <w:rFonts w:ascii="Symbol" w:hAnsi="Symbol" w:hint="default"/>
+        <w:sz w:val="20"/>
+      </w:rPr>
+    </w:lvl>
+    <w:lvl w:ilvl="6" w:tentative="1">
+      <w:start w:val="1"/>
+      <w:numFmt w:val="bullet"/>
+      <w:lvlText w:val=""/>
+      <w:lvlJc w:val="left"/>
+      <w:pPr>
+        <w:tabs>
+          <w:tab w:val="num" w:pos="5040"/>
+        </w:tabs>
+        <w:ind w:left="5040" w:hanging="360"/>
+      </w:pPr>
+      <w:rPr>
+        <w:rFonts w:ascii="Symbol" w:hAnsi="Symbol" w:hint="default"/>
+        <w:sz w:val="20"/>
+      </w:rPr>
+    </w:lvl>
+    <w:lvl w:ilvl="7" w:tentative="1">
+      <w:start w:val="1"/>
+      <w:numFmt w:val="bullet"/>
+      <w:lvlText w:val=""/>
+      <w:lvlJc w:val="left"/>
+      <w:pPr>
+        <w:tabs>
+          <w:tab w:val="num" w:pos="5760"/>
+        </w:tabs>
+        <w:ind w:left="5760" w:hanging="360"/>
+      </w:pPr>
+      <w:rPr>
+        <w:rFonts w:ascii="Symbol" w:hAnsi="Symbol" w:hint="default"/>
+        <w:sz w:val="20"/>
+      </w:rPr>
+    </w:lvl>
+    <w:lvl w:ilvl="8" w:tentative="1">
+      <w:start w:val="1"/>
+      <w:numFmt w:val="bullet"/>
+      <w:lvlText w:val=""/>
+      <w:lvlJc w:val="left"/>
+      <w:pPr>
+        <w:tabs>
+          <w:tab w:val="num" w:pos="6480"/>
+        </w:tabs>
+        <w:ind w:left="6480" w:hanging="360"/>
+      </w:pPr>
+      <w:rPr>
+        <w:rFonts w:ascii="Symbol" w:hAnsi="Symbol" w:hint="default"/>
+        <w:sz w:val="20"/>
+      </w:rPr>
+    </w:lvl>
+  </w:abstractNum>
+  <w:abstractNum w:abstractNumId="14" w15:restartNumberingAfterBreak="0">
+    <w:nsid w:val="60F3242C"/>
+    <w:multiLevelType w:val="multilevel"/>
+    <w:tmpl w:val="CFD246BC"/>
+    <w:lvl w:ilvl="0">
+      <w:start w:val="1"/>
+      <w:numFmt w:val="bullet"/>
+      <w:lvlText w:val=""/>
+      <w:lvlJc w:val="left"/>
+      <w:pPr>
+        <w:tabs>
+          <w:tab w:val="num" w:pos="720"/>
+        </w:tabs>
+        <w:ind w:left="720" w:hanging="360"/>
+      </w:pPr>
+      <w:rPr>
+        <w:rFonts w:ascii="Symbol" w:hAnsi="Symbol" w:hint="default"/>
+        <w:sz w:val="20"/>
+      </w:rPr>
+    </w:lvl>
+    <w:lvl w:ilvl="1" w:tentative="1">
+      <w:start w:val="1"/>
+      <w:numFmt w:val="bullet"/>
+      <w:lvlText w:val=""/>
+      <w:lvlJc w:val="left"/>
+      <w:pPr>
+        <w:tabs>
+          <w:tab w:val="num" w:pos="1440"/>
+        </w:tabs>
+        <w:ind w:left="1440" w:hanging="360"/>
+      </w:pPr>
+      <w:rPr>
+        <w:rFonts w:ascii="Symbol" w:hAnsi="Symbol" w:hint="default"/>
+        <w:sz w:val="20"/>
+      </w:rPr>
+    </w:lvl>
+    <w:lvl w:ilvl="2" w:tentative="1">
+      <w:start w:val="1"/>
+      <w:numFmt w:val="bullet"/>
+      <w:lvlText w:val=""/>
+      <w:lvlJc w:val="left"/>
+      <w:pPr>
+        <w:tabs>
+          <w:tab w:val="num" w:pos="2160"/>
+        </w:tabs>
+        <w:ind w:left="2160" w:hanging="360"/>
+      </w:pPr>
+      <w:rPr>
+        <w:rFonts w:ascii="Symbol" w:hAnsi="Symbol" w:hint="default"/>
+        <w:sz w:val="20"/>
+      </w:rPr>
+    </w:lvl>
+    <w:lvl w:ilvl="3" w:tentative="1">
+      <w:start w:val="1"/>
+      <w:numFmt w:val="bullet"/>
+      <w:lvlText w:val=""/>
+      <w:lvlJc w:val="left"/>
+      <w:pPr>
+        <w:tabs>
+          <w:tab w:val="num" w:pos="2880"/>
+        </w:tabs>
+        <w:ind w:left="2880" w:hanging="360"/>
+      </w:pPr>
+      <w:rPr>
+        <w:rFonts w:ascii="Symbol" w:hAnsi="Symbol" w:hint="default"/>
+        <w:sz w:val="20"/>
+      </w:rPr>
+    </w:lvl>
+    <w:lvl w:ilvl="4" w:tentative="1">
+      <w:start w:val="1"/>
+      <w:numFmt w:val="bullet"/>
+      <w:lvlText w:val=""/>
+      <w:lvlJc w:val="left"/>
+      <w:pPr>
+        <w:tabs>
+          <w:tab w:val="num" w:pos="3600"/>
+        </w:tabs>
+        <w:ind w:left="3600" w:hanging="360"/>
+      </w:pPr>
+      <w:rPr>
+        <w:rFonts w:ascii="Symbol" w:hAnsi="Symbol" w:hint="default"/>
+        <w:sz w:val="20"/>
+      </w:rPr>
+    </w:lvl>
+    <w:lvl w:ilvl="5" w:tentative="1">
+      <w:start w:val="1"/>
+      <w:numFmt w:val="bullet"/>
+      <w:lvlText w:val=""/>
+      <w:lvlJc w:val="left"/>
+      <w:pPr>
+        <w:tabs>
+          <w:tab w:val="num" w:pos="4320"/>
+        </w:tabs>
+        <w:ind w:left="4320" w:hanging="360"/>
+      </w:pPr>
+      <w:rPr>
+        <w:rFonts w:ascii="Symbol" w:hAnsi="Symbol" w:hint="default"/>
+        <w:sz w:val="20"/>
+      </w:rPr>
+    </w:lvl>
+    <w:lvl w:ilvl="6" w:tentative="1">
+      <w:start w:val="1"/>
+      <w:numFmt w:val="bullet"/>
+      <w:lvlText w:val=""/>
+      <w:lvlJc w:val="left"/>
+      <w:pPr>
+        <w:tabs>
+          <w:tab w:val="num" w:pos="5040"/>
+        </w:tabs>
+        <w:ind w:left="5040" w:hanging="360"/>
+      </w:pPr>
+      <w:rPr>
+        <w:rFonts w:ascii="Symbol" w:hAnsi="Symbol" w:hint="default"/>
+        <w:sz w:val="20"/>
+      </w:rPr>
+    </w:lvl>
+    <w:lvl w:ilvl="7" w:tentative="1">
+      <w:start w:val="1"/>
+      <w:numFmt w:val="bullet"/>
+      <w:lvlText w:val=""/>
+      <w:lvlJc w:val="left"/>
+      <w:pPr>
+        <w:tabs>
+          <w:tab w:val="num" w:pos="5760"/>
+        </w:tabs>
+        <w:ind w:left="5760" w:hanging="360"/>
+      </w:pPr>
+      <w:rPr>
+        <w:rFonts w:ascii="Symbol" w:hAnsi="Symbol" w:hint="default"/>
+        <w:sz w:val="20"/>
+      </w:rPr>
+    </w:lvl>
+    <w:lvl w:ilvl="8" w:tentative="1">
+      <w:start w:val="1"/>
+      <w:numFmt w:val="bullet"/>
+      <w:lvlText w:val=""/>
+      <w:lvlJc w:val="left"/>
+      <w:pPr>
+        <w:tabs>
+          <w:tab w:val="num" w:pos="6480"/>
+        </w:tabs>
+        <w:ind w:left="6480" w:hanging="360"/>
+      </w:pPr>
+      <w:rPr>
+        <w:rFonts w:ascii="Symbol" w:hAnsi="Symbol" w:hint="default"/>
+        <w:sz w:val="20"/>
+      </w:rPr>
+    </w:lvl>
+  </w:abstractNum>
+  <w:abstractNum w:abstractNumId="15" w15:restartNumberingAfterBreak="0">
+    <w:nsid w:val="775718CE"/>
+    <w:multiLevelType w:val="multilevel"/>
+    <w:tmpl w:val="AF363576"/>
+    <w:lvl w:ilvl="0">
+      <w:start w:val="1"/>
+      <w:numFmt w:val="bullet"/>
+      <w:lvlText w:val=""/>
+      <w:lvlJc w:val="left"/>
+      <w:pPr>
+        <w:tabs>
+          <w:tab w:val="num" w:pos="720"/>
+        </w:tabs>
+        <w:ind w:left="720" w:hanging="360"/>
+      </w:pPr>
+      <w:rPr>
+        <w:rFonts w:ascii="Symbol" w:hAnsi="Symbol" w:hint="default"/>
+        <w:sz w:val="20"/>
+      </w:rPr>
+    </w:lvl>
+    <w:lvl w:ilvl="1" w:tentative="1">
+      <w:start w:val="1"/>
+      <w:numFmt w:val="bullet"/>
+      <w:lvlText w:val=""/>
+      <w:lvlJc w:val="left"/>
+      <w:pPr>
+        <w:tabs>
+          <w:tab w:val="num" w:pos="1440"/>
+        </w:tabs>
+        <w:ind w:left="1440" w:hanging="360"/>
+      </w:pPr>
+      <w:rPr>
+        <w:rFonts w:ascii="Symbol" w:hAnsi="Symbol" w:hint="default"/>
+        <w:sz w:val="20"/>
+      </w:rPr>
+    </w:lvl>
+    <w:lvl w:ilvl="2" w:tentative="1">
+      <w:start w:val="1"/>
+      <w:numFmt w:val="bullet"/>
+      <w:lvlText w:val=""/>
+      <w:lvlJc w:val="left"/>
+      <w:pPr>
+        <w:tabs>
+          <w:tab w:val="num" w:pos="2160"/>
+        </w:tabs>
+        <w:ind w:left="2160" w:hanging="360"/>
+      </w:pPr>
+      <w:rPr>
+        <w:rFonts w:ascii="Symbol" w:hAnsi="Symbol" w:hint="default"/>
+        <w:sz w:val="20"/>
+      </w:rPr>
+    </w:lvl>
+    <w:lvl w:ilvl="3" w:tentative="1">
+      <w:start w:val="1"/>
+      <w:numFmt w:val="bullet"/>
+      <w:lvlText w:val=""/>
+      <w:lvlJc w:val="left"/>
+      <w:pPr>
+        <w:tabs>
+          <w:tab w:val="num" w:pos="2880"/>
+        </w:tabs>
+        <w:ind w:left="2880" w:hanging="360"/>
+      </w:pPr>
+      <w:rPr>
+        <w:rFonts w:ascii="Symbol" w:hAnsi="Symbol" w:hint="default"/>
+        <w:sz w:val="20"/>
+      </w:rPr>
+    </w:lvl>
+    <w:lvl w:ilvl="4" w:tentative="1">
+      <w:start w:val="1"/>
+      <w:numFmt w:val="bullet"/>
+      <w:lvlText w:val=""/>
+      <w:lvlJc w:val="left"/>
+      <w:pPr>
+        <w:tabs>
+          <w:tab w:val="num" w:pos="3600"/>
+        </w:tabs>
+        <w:ind w:left="3600" w:hanging="360"/>
+      </w:pPr>
+      <w:rPr>
+        <w:rFonts w:ascii="Symbol" w:hAnsi="Symbol" w:hint="default"/>
+        <w:sz w:val="20"/>
+      </w:rPr>
+    </w:lvl>
+    <w:lvl w:ilvl="5" w:tentative="1">
+      <w:start w:val="1"/>
+      <w:numFmt w:val="bullet"/>
+      <w:lvlText w:val=""/>
+      <w:lvlJc w:val="left"/>
+      <w:pPr>
+        <w:tabs>
+          <w:tab w:val="num" w:pos="4320"/>
+        </w:tabs>
+        <w:ind w:left="4320" w:hanging="360"/>
+      </w:pPr>
+      <w:rPr>
+        <w:rFonts w:ascii="Symbol" w:hAnsi="Symbol" w:hint="default"/>
+        <w:sz w:val="20"/>
+      </w:rPr>
+    </w:lvl>
+    <w:lvl w:ilvl="6" w:tentative="1">
+      <w:start w:val="1"/>
+      <w:numFmt w:val="bullet"/>
+      <w:lvlText w:val=""/>
+      <w:lvlJc w:val="left"/>
+      <w:pPr>
+        <w:tabs>
+          <w:tab w:val="num" w:pos="5040"/>
+        </w:tabs>
+        <w:ind w:left="5040" w:hanging="360"/>
+      </w:pPr>
+      <w:rPr>
+        <w:rFonts w:ascii="Symbol" w:hAnsi="Symbol" w:hint="default"/>
+        <w:sz w:val="20"/>
+      </w:rPr>
+    </w:lvl>
+    <w:lvl w:ilvl="7" w:tentative="1">
+      <w:start w:val="1"/>
+      <w:numFmt w:val="bullet"/>
+      <w:lvlText w:val=""/>
+      <w:lvlJc w:val="left"/>
+      <w:pPr>
+        <w:tabs>
+          <w:tab w:val="num" w:pos="5760"/>
+        </w:tabs>
+        <w:ind w:left="5760" w:hanging="360"/>
+      </w:pPr>
+      <w:rPr>
+        <w:rFonts w:ascii="Symbol" w:hAnsi="Symbol" w:hint="default"/>
+        <w:sz w:val="20"/>
+      </w:rPr>
+    </w:lvl>
+    <w:lvl w:ilvl="8" w:tentative="1">
+      <w:start w:val="1"/>
+      <w:numFmt w:val="bullet"/>
+      <w:lvlText w:val=""/>
+      <w:lvlJc w:val="left"/>
+      <w:pPr>
+        <w:tabs>
+          <w:tab w:val="num" w:pos="6480"/>
+        </w:tabs>
+        <w:ind w:left="6480" w:hanging="360"/>
+      </w:pPr>
+      <w:rPr>
+        <w:rFonts w:ascii="Symbol" w:hAnsi="Symbol" w:hint="default"/>
         <w:sz w:val="20"/>
       </w:rPr>
     </w:lvl>
@@ -1993,7 +4633,25 @@
     <w:abstractNumId w:val="0"/>
   </w:num>
   <w:num w:numId="10" w16cid:durableId="982540417">
+    <w:abstractNumId w:val="11"/>
+  </w:num>
+  <w:num w:numId="11" w16cid:durableId="637566119">
+    <w:abstractNumId w:val="15"/>
+  </w:num>
+  <w:num w:numId="12" w16cid:durableId="232282905">
+    <w:abstractNumId w:val="14"/>
+  </w:num>
+  <w:num w:numId="13" w16cid:durableId="434984950">
     <w:abstractNumId w:val="9"/>
+  </w:num>
+  <w:num w:numId="14" w16cid:durableId="2005665145">
+    <w:abstractNumId w:val="12"/>
+  </w:num>
+  <w:num w:numId="15" w16cid:durableId="1284463840">
+    <w:abstractNumId w:val="10"/>
+  </w:num>
+  <w:num w:numId="16" w16cid:durableId="797067801">
+    <w:abstractNumId w:val="13"/>
   </w:num>
 </w:numbering>
 </file>
@@ -13382,7 +16040,2957 @@
       </w:tcPr>
     </w:tblStylePr>
   </w:style>
+  <w:style w:type="character" w:styleId="Lienhypertexte">
+    <w:name w:val="Hyperlink"/>
+    <w:basedOn w:val="Policepardfaut"/>
+    <w:uiPriority w:val="99"/>
+    <w:unhideWhenUsed/>
+    <w:rsid w:val="0032150E"/>
+    <w:rPr>
+      <w:color w:val="0000FF" w:themeColor="hyperlink"/>
+      <w:u w:val="single"/>
+    </w:rPr>
+  </w:style>
+  <w:style w:type="character" w:styleId="Mentionnonrsolue">
+    <w:name w:val="Unresolved Mention"/>
+    <w:basedOn w:val="Policepardfaut"/>
+    <w:uiPriority w:val="99"/>
+    <w:semiHidden/>
+    <w:unhideWhenUsed/>
+    <w:rsid w:val="0032150E"/>
+    <w:rPr>
+      <w:color w:val="605E5C"/>
+      <w:shd w:val="clear" w:color="auto" w:fill="E1DFDD"/>
+    </w:rPr>
+  </w:style>
 </w:styles>
+</file>
+
+<file path=word/diagrams/colors1.xml><?xml version="1.0" encoding="utf-8"?>
+<dgm:colorsDef xmlns:dgm="http://schemas.openxmlformats.org/drawingml/2006/diagram" xmlns:a="http://schemas.openxmlformats.org/drawingml/2006/main" uniqueId="urn:microsoft.com/office/officeart/2005/8/colors/accent1_2">
+  <dgm:title val=""/>
+  <dgm:desc val=""/>
+  <dgm:catLst>
+    <dgm:cat type="accent1" pri="11200"/>
+  </dgm:catLst>
+  <dgm:styleLbl name="node0">
+    <dgm:fillClrLst meth="repeat">
+      <a:schemeClr val="accent1"/>
+    </dgm:fillClrLst>
+    <dgm:linClrLst meth="repeat">
+      <a:schemeClr val="lt1"/>
+    </dgm:linClrLst>
+    <dgm:effectClrLst/>
+    <dgm:txLinClrLst/>
+    <dgm:txFillClrLst/>
+    <dgm:txEffectClrLst/>
+  </dgm:styleLbl>
+  <dgm:styleLbl name="alignNode1">
+    <dgm:fillClrLst meth="repeat">
+      <a:schemeClr val="accent1"/>
+    </dgm:fillClrLst>
+    <dgm:linClrLst meth="repeat">
+      <a:schemeClr val="accent1"/>
+    </dgm:linClrLst>
+    <dgm:effectClrLst/>
+    <dgm:txLinClrLst/>
+    <dgm:txFillClrLst/>
+    <dgm:txEffectClrLst/>
+  </dgm:styleLbl>
+  <dgm:styleLbl name="node1">
+    <dgm:fillClrLst meth="repeat">
+      <a:schemeClr val="accent1"/>
+    </dgm:fillClrLst>
+    <dgm:linClrLst meth="repeat">
+      <a:schemeClr val="lt1"/>
+    </dgm:linClrLst>
+    <dgm:effectClrLst/>
+    <dgm:txLinClrLst/>
+    <dgm:txFillClrLst/>
+    <dgm:txEffectClrLst/>
+  </dgm:styleLbl>
+  <dgm:styleLbl name="lnNode1">
+    <dgm:fillClrLst meth="repeat">
+      <a:schemeClr val="accent1"/>
+    </dgm:fillClrLst>
+    <dgm:linClrLst meth="repeat">
+      <a:schemeClr val="lt1"/>
+    </dgm:linClrLst>
+    <dgm:effectClrLst/>
+    <dgm:txLinClrLst/>
+    <dgm:txFillClrLst/>
+    <dgm:txEffectClrLst/>
+  </dgm:styleLbl>
+  <dgm:styleLbl name="vennNode1">
+    <dgm:fillClrLst meth="repeat">
+      <a:schemeClr val="accent1">
+        <a:alpha val="50000"/>
+      </a:schemeClr>
+    </dgm:fillClrLst>
+    <dgm:linClrLst meth="repeat">
+      <a:schemeClr val="lt1"/>
+    </dgm:linClrLst>
+    <dgm:effectClrLst/>
+    <dgm:txLinClrLst/>
+    <dgm:txFillClrLst/>
+    <dgm:txEffectClrLst/>
+  </dgm:styleLbl>
+  <dgm:styleLbl name="node2">
+    <dgm:fillClrLst meth="repeat">
+      <a:schemeClr val="accent1"/>
+    </dgm:fillClrLst>
+    <dgm:linClrLst meth="repeat">
+      <a:schemeClr val="lt1"/>
+    </dgm:linClrLst>
+    <dgm:effectClrLst/>
+    <dgm:txLinClrLst/>
+    <dgm:txFillClrLst/>
+    <dgm:txEffectClrLst/>
+  </dgm:styleLbl>
+  <dgm:styleLbl name="node3">
+    <dgm:fillClrLst meth="repeat">
+      <a:schemeClr val="accent1"/>
+    </dgm:fillClrLst>
+    <dgm:linClrLst meth="repeat">
+      <a:schemeClr val="lt1"/>
+    </dgm:linClrLst>
+    <dgm:effectClrLst/>
+    <dgm:txLinClrLst/>
+    <dgm:txFillClrLst/>
+    <dgm:txEffectClrLst/>
+  </dgm:styleLbl>
+  <dgm:styleLbl name="node4">
+    <dgm:fillClrLst meth="repeat">
+      <a:schemeClr val="accent1"/>
+    </dgm:fillClrLst>
+    <dgm:linClrLst meth="repeat">
+      <a:schemeClr val="lt1"/>
+    </dgm:linClrLst>
+    <dgm:effectClrLst/>
+    <dgm:txLinClrLst/>
+    <dgm:txFillClrLst/>
+    <dgm:txEffectClrLst/>
+  </dgm:styleLbl>
+  <dgm:styleLbl name="fgImgPlace1">
+    <dgm:fillClrLst meth="repeat">
+      <a:schemeClr val="accent1">
+        <a:tint val="50000"/>
+      </a:schemeClr>
+    </dgm:fillClrLst>
+    <dgm:linClrLst meth="repeat">
+      <a:schemeClr val="lt1"/>
+    </dgm:linClrLst>
+    <dgm:effectClrLst/>
+    <dgm:txLinClrLst/>
+    <dgm:txFillClrLst meth="repeat">
+      <a:schemeClr val="lt1"/>
+    </dgm:txFillClrLst>
+    <dgm:txEffectClrLst/>
+  </dgm:styleLbl>
+  <dgm:styleLbl name="alignImgPlace1">
+    <dgm:fillClrLst meth="repeat">
+      <a:schemeClr val="accent1">
+        <a:tint val="50000"/>
+      </a:schemeClr>
+    </dgm:fillClrLst>
+    <dgm:linClrLst meth="repeat">
+      <a:schemeClr val="lt1"/>
+    </dgm:linClrLst>
+    <dgm:effectClrLst/>
+    <dgm:txLinClrLst/>
+    <dgm:txFillClrLst meth="repeat">
+      <a:schemeClr val="lt1"/>
+    </dgm:txFillClrLst>
+    <dgm:txEffectClrLst/>
+  </dgm:styleLbl>
+  <dgm:styleLbl name="bgImgPlace1">
+    <dgm:fillClrLst meth="repeat">
+      <a:schemeClr val="accent1">
+        <a:tint val="50000"/>
+      </a:schemeClr>
+    </dgm:fillClrLst>
+    <dgm:linClrLst meth="repeat">
+      <a:schemeClr val="lt1"/>
+    </dgm:linClrLst>
+    <dgm:effectClrLst/>
+    <dgm:txLinClrLst/>
+    <dgm:txFillClrLst meth="repeat">
+      <a:schemeClr val="lt1"/>
+    </dgm:txFillClrLst>
+    <dgm:txEffectClrLst/>
+  </dgm:styleLbl>
+  <dgm:styleLbl name="sibTrans2D1">
+    <dgm:fillClrLst meth="repeat">
+      <a:schemeClr val="accent1">
+        <a:tint val="60000"/>
+      </a:schemeClr>
+    </dgm:fillClrLst>
+    <dgm:linClrLst meth="repeat">
+      <a:schemeClr val="accent1">
+        <a:tint val="60000"/>
+      </a:schemeClr>
+    </dgm:linClrLst>
+    <dgm:effectClrLst/>
+    <dgm:txLinClrLst/>
+    <dgm:txFillClrLst/>
+    <dgm:txEffectClrLst/>
+  </dgm:styleLbl>
+  <dgm:styleLbl name="fgSibTrans2D1">
+    <dgm:fillClrLst meth="repeat">
+      <a:schemeClr val="accent1">
+        <a:tint val="60000"/>
+      </a:schemeClr>
+    </dgm:fillClrLst>
+    <dgm:linClrLst meth="repeat">
+      <a:schemeClr val="accent1">
+        <a:tint val="60000"/>
+      </a:schemeClr>
+    </dgm:linClrLst>
+    <dgm:effectClrLst/>
+    <dgm:txLinClrLst/>
+    <dgm:txFillClrLst/>
+    <dgm:txEffectClrLst/>
+  </dgm:styleLbl>
+  <dgm:styleLbl name="bgSibTrans2D1">
+    <dgm:fillClrLst meth="repeat">
+      <a:schemeClr val="accent1">
+        <a:tint val="60000"/>
+      </a:schemeClr>
+    </dgm:fillClrLst>
+    <dgm:linClrLst meth="repeat">
+      <a:schemeClr val="accent1">
+        <a:tint val="60000"/>
+      </a:schemeClr>
+    </dgm:linClrLst>
+    <dgm:effectClrLst/>
+    <dgm:txLinClrLst/>
+    <dgm:txFillClrLst/>
+    <dgm:txEffectClrLst/>
+  </dgm:styleLbl>
+  <dgm:styleLbl name="sibTrans1D1">
+    <dgm:fillClrLst meth="repeat">
+      <a:schemeClr val="accent1"/>
+    </dgm:fillClrLst>
+    <dgm:linClrLst meth="repeat">
+      <a:schemeClr val="accent1"/>
+    </dgm:linClrLst>
+    <dgm:effectClrLst/>
+    <dgm:txLinClrLst/>
+    <dgm:txFillClrLst meth="repeat">
+      <a:schemeClr val="tx1"/>
+    </dgm:txFillClrLst>
+    <dgm:txEffectClrLst/>
+  </dgm:styleLbl>
+  <dgm:styleLbl name="callout">
+    <dgm:fillClrLst meth="repeat">
+      <a:schemeClr val="accent1"/>
+    </dgm:fillClrLst>
+    <dgm:linClrLst meth="repeat">
+      <a:schemeClr val="accent1">
+        <a:tint val="50000"/>
+      </a:schemeClr>
+    </dgm:linClrLst>
+    <dgm:effectClrLst/>
+    <dgm:txLinClrLst/>
+    <dgm:txFillClrLst meth="repeat">
+      <a:schemeClr val="tx1"/>
+    </dgm:txFillClrLst>
+    <dgm:txEffectClrLst/>
+  </dgm:styleLbl>
+  <dgm:styleLbl name="asst0">
+    <dgm:fillClrLst meth="repeat">
+      <a:schemeClr val="accent1"/>
+    </dgm:fillClrLst>
+    <dgm:linClrLst meth="repeat">
+      <a:schemeClr val="lt1"/>
+    </dgm:linClrLst>
+    <dgm:effectClrLst/>
+    <dgm:txLinClrLst/>
+    <dgm:txFillClrLst/>
+    <dgm:txEffectClrLst/>
+  </dgm:styleLbl>
+  <dgm:styleLbl name="asst1">
+    <dgm:fillClrLst meth="repeat">
+      <a:schemeClr val="accent1"/>
+    </dgm:fillClrLst>
+    <dgm:linClrLst meth="repeat">
+      <a:schemeClr val="lt1"/>
+    </dgm:linClrLst>
+    <dgm:effectClrLst/>
+    <dgm:txLinClrLst/>
+    <dgm:txFillClrLst/>
+    <dgm:txEffectClrLst/>
+  </dgm:styleLbl>
+  <dgm:styleLbl name="asst2">
+    <dgm:fillClrLst meth="repeat">
+      <a:schemeClr val="accent1"/>
+    </dgm:fillClrLst>
+    <dgm:linClrLst meth="repeat">
+      <a:schemeClr val="lt1"/>
+    </dgm:linClrLst>
+    <dgm:effectClrLst/>
+    <dgm:txLinClrLst/>
+    <dgm:txFillClrLst/>
+    <dgm:txEffectClrLst/>
+  </dgm:styleLbl>
+  <dgm:styleLbl name="asst3">
+    <dgm:fillClrLst meth="repeat">
+      <a:schemeClr val="accent1"/>
+    </dgm:fillClrLst>
+    <dgm:linClrLst meth="repeat">
+      <a:schemeClr val="lt1"/>
+    </dgm:linClrLst>
+    <dgm:effectClrLst/>
+    <dgm:txLinClrLst/>
+    <dgm:txFillClrLst/>
+    <dgm:txEffectClrLst/>
+  </dgm:styleLbl>
+  <dgm:styleLbl name="asst4">
+    <dgm:fillClrLst meth="repeat">
+      <a:schemeClr val="accent1"/>
+    </dgm:fillClrLst>
+    <dgm:linClrLst meth="repeat">
+      <a:schemeClr val="lt1"/>
+    </dgm:linClrLst>
+    <dgm:effectClrLst/>
+    <dgm:txLinClrLst/>
+    <dgm:txFillClrLst/>
+    <dgm:txEffectClrLst/>
+  </dgm:styleLbl>
+  <dgm:styleLbl name="parChTrans2D1">
+    <dgm:fillClrLst meth="repeat">
+      <a:schemeClr val="accent1">
+        <a:tint val="60000"/>
+      </a:schemeClr>
+    </dgm:fillClrLst>
+    <dgm:linClrLst meth="repeat">
+      <a:schemeClr val="accent1">
+        <a:tint val="60000"/>
+      </a:schemeClr>
+    </dgm:linClrLst>
+    <dgm:effectClrLst/>
+    <dgm:txLinClrLst/>
+    <dgm:txFillClrLst meth="repeat">
+      <a:schemeClr val="lt1"/>
+    </dgm:txFillClrLst>
+    <dgm:txEffectClrLst/>
+  </dgm:styleLbl>
+  <dgm:styleLbl name="parChTrans2D2">
+    <dgm:fillClrLst meth="repeat">
+      <a:schemeClr val="accent1"/>
+    </dgm:fillClrLst>
+    <dgm:linClrLst meth="repeat">
+      <a:schemeClr val="accent1"/>
+    </dgm:linClrLst>
+    <dgm:effectClrLst/>
+    <dgm:txLinClrLst/>
+    <dgm:txFillClrLst meth="repeat">
+      <a:schemeClr val="lt1"/>
+    </dgm:txFillClrLst>
+    <dgm:txEffectClrLst/>
+  </dgm:styleLbl>
+  <dgm:styleLbl name="parChTrans2D3">
+    <dgm:fillClrLst meth="repeat">
+      <a:schemeClr val="accent1"/>
+    </dgm:fillClrLst>
+    <dgm:linClrLst meth="repeat">
+      <a:schemeClr val="accent1"/>
+    </dgm:linClrLst>
+    <dgm:effectClrLst/>
+    <dgm:txLinClrLst/>
+    <dgm:txFillClrLst meth="repeat">
+      <a:schemeClr val="lt1"/>
+    </dgm:txFillClrLst>
+    <dgm:txEffectClrLst/>
+  </dgm:styleLbl>
+  <dgm:styleLbl name="parChTrans2D4">
+    <dgm:fillClrLst meth="repeat">
+      <a:schemeClr val="accent1"/>
+    </dgm:fillClrLst>
+    <dgm:linClrLst meth="repeat">
+      <a:schemeClr val="accent1"/>
+    </dgm:linClrLst>
+    <dgm:effectClrLst/>
+    <dgm:txLinClrLst/>
+    <dgm:txFillClrLst meth="repeat">
+      <a:schemeClr val="lt1"/>
+    </dgm:txFillClrLst>
+    <dgm:txEffectClrLst/>
+  </dgm:styleLbl>
+  <dgm:styleLbl name="parChTrans1D1">
+    <dgm:fillClrLst meth="repeat">
+      <a:schemeClr val="accent1"/>
+    </dgm:fillClrLst>
+    <dgm:linClrLst meth="repeat">
+      <a:schemeClr val="accent1">
+        <a:shade val="60000"/>
+      </a:schemeClr>
+    </dgm:linClrLst>
+    <dgm:effectClrLst/>
+    <dgm:txLinClrLst/>
+    <dgm:txFillClrLst meth="repeat">
+      <a:schemeClr val="tx1"/>
+    </dgm:txFillClrLst>
+    <dgm:txEffectClrLst/>
+  </dgm:styleLbl>
+  <dgm:styleLbl name="parChTrans1D2">
+    <dgm:fillClrLst meth="repeat">
+      <a:schemeClr val="accent1"/>
+    </dgm:fillClrLst>
+    <dgm:linClrLst meth="repeat">
+      <a:schemeClr val="accent1">
+        <a:shade val="60000"/>
+      </a:schemeClr>
+    </dgm:linClrLst>
+    <dgm:effectClrLst/>
+    <dgm:txLinClrLst/>
+    <dgm:txFillClrLst meth="repeat">
+      <a:schemeClr val="tx1"/>
+    </dgm:txFillClrLst>
+    <dgm:txEffectClrLst/>
+  </dgm:styleLbl>
+  <dgm:styleLbl name="parChTrans1D3">
+    <dgm:fillClrLst meth="repeat">
+      <a:schemeClr val="accent1"/>
+    </dgm:fillClrLst>
+    <dgm:linClrLst meth="repeat">
+      <a:schemeClr val="accent1">
+        <a:shade val="80000"/>
+      </a:schemeClr>
+    </dgm:linClrLst>
+    <dgm:effectClrLst/>
+    <dgm:txLinClrLst/>
+    <dgm:txFillClrLst meth="repeat">
+      <a:schemeClr val="tx1"/>
+    </dgm:txFillClrLst>
+    <dgm:txEffectClrLst/>
+  </dgm:styleLbl>
+  <dgm:styleLbl name="parChTrans1D4">
+    <dgm:fillClrLst meth="repeat">
+      <a:schemeClr val="accent1"/>
+    </dgm:fillClrLst>
+    <dgm:linClrLst meth="repeat">
+      <a:schemeClr val="accent1">
+        <a:shade val="80000"/>
+      </a:schemeClr>
+    </dgm:linClrLst>
+    <dgm:effectClrLst/>
+    <dgm:txLinClrLst/>
+    <dgm:txFillClrLst meth="repeat">
+      <a:schemeClr val="tx1"/>
+    </dgm:txFillClrLst>
+    <dgm:txEffectClrLst/>
+  </dgm:styleLbl>
+  <dgm:styleLbl name="fgAcc1">
+    <dgm:fillClrLst meth="repeat">
+      <a:schemeClr val="lt1">
+        <a:alpha val="90000"/>
+      </a:schemeClr>
+    </dgm:fillClrLst>
+    <dgm:linClrLst meth="repeat">
+      <a:schemeClr val="accent1"/>
+    </dgm:linClrLst>
+    <dgm:effectClrLst/>
+    <dgm:txLinClrLst/>
+    <dgm:txFillClrLst meth="repeat">
+      <a:schemeClr val="dk1"/>
+    </dgm:txFillClrLst>
+    <dgm:txEffectClrLst/>
+  </dgm:styleLbl>
+  <dgm:styleLbl name="conFgAcc1">
+    <dgm:fillClrLst meth="repeat">
+      <a:schemeClr val="lt1">
+        <a:alpha val="90000"/>
+      </a:schemeClr>
+    </dgm:fillClrLst>
+    <dgm:linClrLst meth="repeat">
+      <a:schemeClr val="accent1"/>
+    </dgm:linClrLst>
+    <dgm:effectClrLst/>
+    <dgm:txLinClrLst/>
+    <dgm:txFillClrLst meth="repeat">
+      <a:schemeClr val="dk1"/>
+    </dgm:txFillClrLst>
+    <dgm:txEffectClrLst/>
+  </dgm:styleLbl>
+  <dgm:styleLbl name="alignAcc1">
+    <dgm:fillClrLst meth="repeat">
+      <a:schemeClr val="lt1">
+        <a:alpha val="90000"/>
+      </a:schemeClr>
+    </dgm:fillClrLst>
+    <dgm:linClrLst meth="repeat">
+      <a:schemeClr val="accent1"/>
+    </dgm:linClrLst>
+    <dgm:effectClrLst/>
+    <dgm:txLinClrLst/>
+    <dgm:txFillClrLst meth="repeat">
+      <a:schemeClr val="dk1"/>
+    </dgm:txFillClrLst>
+    <dgm:txEffectClrLst/>
+  </dgm:styleLbl>
+  <dgm:styleLbl name="trAlignAcc1">
+    <dgm:fillClrLst meth="repeat">
+      <a:schemeClr val="lt1">
+        <a:alpha val="40000"/>
+      </a:schemeClr>
+    </dgm:fillClrLst>
+    <dgm:linClrLst meth="repeat">
+      <a:schemeClr val="accent1"/>
+    </dgm:linClrLst>
+    <dgm:effectClrLst/>
+    <dgm:txLinClrLst/>
+    <dgm:txFillClrLst meth="repeat">
+      <a:schemeClr val="dk1"/>
+    </dgm:txFillClrLst>
+    <dgm:txEffectClrLst/>
+  </dgm:styleLbl>
+  <dgm:styleLbl name="bgAcc1">
+    <dgm:fillClrLst meth="repeat">
+      <a:schemeClr val="lt1">
+        <a:alpha val="90000"/>
+      </a:schemeClr>
+    </dgm:fillClrLst>
+    <dgm:linClrLst meth="repeat">
+      <a:schemeClr val="accent1"/>
+    </dgm:linClrLst>
+    <dgm:effectClrLst/>
+    <dgm:txLinClrLst/>
+    <dgm:txFillClrLst meth="repeat">
+      <a:schemeClr val="dk1"/>
+    </dgm:txFillClrLst>
+    <dgm:txEffectClrLst/>
+  </dgm:styleLbl>
+  <dgm:styleLbl name="solidFgAcc1">
+    <dgm:fillClrLst meth="repeat">
+      <a:schemeClr val="lt1"/>
+    </dgm:fillClrLst>
+    <dgm:linClrLst meth="repeat">
+      <a:schemeClr val="accent1"/>
+    </dgm:linClrLst>
+    <dgm:effectClrLst/>
+    <dgm:txLinClrLst/>
+    <dgm:txFillClrLst meth="repeat">
+      <a:schemeClr val="dk1"/>
+    </dgm:txFillClrLst>
+    <dgm:txEffectClrLst/>
+  </dgm:styleLbl>
+  <dgm:styleLbl name="solidAlignAcc1">
+    <dgm:fillClrLst meth="repeat">
+      <a:schemeClr val="lt1"/>
+    </dgm:fillClrLst>
+    <dgm:linClrLst meth="repeat">
+      <a:schemeClr val="accent1"/>
+    </dgm:linClrLst>
+    <dgm:effectClrLst/>
+    <dgm:txLinClrLst/>
+    <dgm:txFillClrLst meth="repeat">
+      <a:schemeClr val="dk1"/>
+    </dgm:txFillClrLst>
+    <dgm:txEffectClrLst/>
+  </dgm:styleLbl>
+  <dgm:styleLbl name="solidBgAcc1">
+    <dgm:fillClrLst meth="repeat">
+      <a:schemeClr val="lt1"/>
+    </dgm:fillClrLst>
+    <dgm:linClrLst meth="repeat">
+      <a:schemeClr val="accent1"/>
+    </dgm:linClrLst>
+    <dgm:effectClrLst/>
+    <dgm:txLinClrLst/>
+    <dgm:txFillClrLst meth="repeat">
+      <a:schemeClr val="dk1"/>
+    </dgm:txFillClrLst>
+    <dgm:txEffectClrLst/>
+  </dgm:styleLbl>
+  <dgm:styleLbl name="fgAccFollowNode1">
+    <dgm:fillClrLst meth="repeat">
+      <a:schemeClr val="accent1">
+        <a:alpha val="90000"/>
+        <a:tint val="40000"/>
+      </a:schemeClr>
+    </dgm:fillClrLst>
+    <dgm:linClrLst meth="repeat">
+      <a:schemeClr val="accent1">
+        <a:alpha val="90000"/>
+        <a:tint val="40000"/>
+      </a:schemeClr>
+    </dgm:linClrLst>
+    <dgm:effectClrLst/>
+    <dgm:txLinClrLst/>
+    <dgm:txFillClrLst meth="repeat">
+      <a:schemeClr val="dk1"/>
+    </dgm:txFillClrLst>
+    <dgm:txEffectClrLst/>
+  </dgm:styleLbl>
+  <dgm:styleLbl name="alignAccFollowNode1">
+    <dgm:fillClrLst meth="repeat">
+      <a:schemeClr val="accent1">
+        <a:alpha val="90000"/>
+        <a:tint val="40000"/>
+      </a:schemeClr>
+    </dgm:fillClrLst>
+    <dgm:linClrLst meth="repeat">
+      <a:schemeClr val="accent1">
+        <a:alpha val="90000"/>
+        <a:tint val="40000"/>
+      </a:schemeClr>
+    </dgm:linClrLst>
+    <dgm:effectClrLst/>
+    <dgm:txLinClrLst/>
+    <dgm:txFillClrLst meth="repeat">
+      <a:schemeClr val="dk1"/>
+    </dgm:txFillClrLst>
+    <dgm:txEffectClrLst/>
+  </dgm:styleLbl>
+  <dgm:styleLbl name="bgAccFollowNode1">
+    <dgm:fillClrLst meth="repeat">
+      <a:schemeClr val="accent1">
+        <a:alpha val="90000"/>
+        <a:tint val="40000"/>
+      </a:schemeClr>
+    </dgm:fillClrLst>
+    <dgm:linClrLst meth="repeat">
+      <a:schemeClr val="accent1">
+        <a:alpha val="90000"/>
+        <a:tint val="40000"/>
+      </a:schemeClr>
+    </dgm:linClrLst>
+    <dgm:effectClrLst/>
+    <dgm:txLinClrLst/>
+    <dgm:txFillClrLst meth="repeat">
+      <a:schemeClr val="dk1"/>
+    </dgm:txFillClrLst>
+    <dgm:txEffectClrLst/>
+  </dgm:styleLbl>
+  <dgm:styleLbl name="fgAcc0">
+    <dgm:fillClrLst meth="repeat">
+      <a:schemeClr val="lt1">
+        <a:alpha val="90000"/>
+      </a:schemeClr>
+    </dgm:fillClrLst>
+    <dgm:linClrLst meth="repeat">
+      <a:schemeClr val="accent1"/>
+    </dgm:linClrLst>
+    <dgm:effectClrLst/>
+    <dgm:txLinClrLst/>
+    <dgm:txFillClrLst meth="repeat">
+      <a:schemeClr val="dk1"/>
+    </dgm:txFillClrLst>
+    <dgm:txEffectClrLst/>
+  </dgm:styleLbl>
+  <dgm:styleLbl name="fgAcc2">
+    <dgm:fillClrLst meth="repeat">
+      <a:schemeClr val="lt1">
+        <a:alpha val="90000"/>
+      </a:schemeClr>
+    </dgm:fillClrLst>
+    <dgm:linClrLst meth="repeat">
+      <a:schemeClr val="accent1"/>
+    </dgm:linClrLst>
+    <dgm:effectClrLst/>
+    <dgm:txLinClrLst/>
+    <dgm:txFillClrLst meth="repeat">
+      <a:schemeClr val="dk1"/>
+    </dgm:txFillClrLst>
+    <dgm:txEffectClrLst/>
+  </dgm:styleLbl>
+  <dgm:styleLbl name="fgAcc3">
+    <dgm:fillClrLst meth="repeat">
+      <a:schemeClr val="lt1">
+        <a:alpha val="90000"/>
+      </a:schemeClr>
+    </dgm:fillClrLst>
+    <dgm:linClrLst meth="repeat">
+      <a:schemeClr val="accent1"/>
+    </dgm:linClrLst>
+    <dgm:effectClrLst/>
+    <dgm:txLinClrLst/>
+    <dgm:txFillClrLst meth="repeat">
+      <a:schemeClr val="dk1"/>
+    </dgm:txFillClrLst>
+    <dgm:txEffectClrLst/>
+  </dgm:styleLbl>
+  <dgm:styleLbl name="fgAcc4">
+    <dgm:fillClrLst meth="repeat">
+      <a:schemeClr val="lt1">
+        <a:alpha val="90000"/>
+      </a:schemeClr>
+    </dgm:fillClrLst>
+    <dgm:linClrLst meth="repeat">
+      <a:schemeClr val="accent1"/>
+    </dgm:linClrLst>
+    <dgm:effectClrLst/>
+    <dgm:txLinClrLst/>
+    <dgm:txFillClrLst meth="repeat">
+      <a:schemeClr val="dk1"/>
+    </dgm:txFillClrLst>
+    <dgm:txEffectClrLst/>
+  </dgm:styleLbl>
+  <dgm:styleLbl name="bgShp">
+    <dgm:fillClrLst meth="repeat">
+      <a:schemeClr val="accent1">
+        <a:tint val="40000"/>
+      </a:schemeClr>
+    </dgm:fillClrLst>
+    <dgm:linClrLst meth="repeat">
+      <a:schemeClr val="accent1"/>
+    </dgm:linClrLst>
+    <dgm:effectClrLst/>
+    <dgm:txLinClrLst/>
+    <dgm:txFillClrLst meth="repeat">
+      <a:schemeClr val="dk1"/>
+    </dgm:txFillClrLst>
+    <dgm:txEffectClrLst/>
+  </dgm:styleLbl>
+  <dgm:styleLbl name="dkBgShp">
+    <dgm:fillClrLst meth="repeat">
+      <a:schemeClr val="accent1">
+        <a:shade val="80000"/>
+      </a:schemeClr>
+    </dgm:fillClrLst>
+    <dgm:linClrLst meth="repeat">
+      <a:schemeClr val="accent1"/>
+    </dgm:linClrLst>
+    <dgm:effectClrLst/>
+    <dgm:txLinClrLst/>
+    <dgm:txFillClrLst meth="repeat">
+      <a:schemeClr val="lt1"/>
+    </dgm:txFillClrLst>
+    <dgm:txEffectClrLst/>
+  </dgm:styleLbl>
+  <dgm:styleLbl name="trBgShp">
+    <dgm:fillClrLst meth="repeat">
+      <a:schemeClr val="accent1">
+        <a:tint val="50000"/>
+        <a:alpha val="40000"/>
+      </a:schemeClr>
+    </dgm:fillClrLst>
+    <dgm:linClrLst meth="repeat">
+      <a:schemeClr val="accent1"/>
+    </dgm:linClrLst>
+    <dgm:effectClrLst/>
+    <dgm:txLinClrLst/>
+    <dgm:txFillClrLst meth="repeat">
+      <a:schemeClr val="lt1"/>
+    </dgm:txFillClrLst>
+    <dgm:txEffectClrLst/>
+  </dgm:styleLbl>
+  <dgm:styleLbl name="fgShp">
+    <dgm:fillClrLst meth="repeat">
+      <a:schemeClr val="accent1">
+        <a:tint val="60000"/>
+      </a:schemeClr>
+    </dgm:fillClrLst>
+    <dgm:linClrLst meth="repeat">
+      <a:schemeClr val="lt1"/>
+    </dgm:linClrLst>
+    <dgm:effectClrLst/>
+    <dgm:txLinClrLst/>
+    <dgm:txFillClrLst meth="repeat">
+      <a:schemeClr val="dk1"/>
+    </dgm:txFillClrLst>
+    <dgm:txEffectClrLst/>
+  </dgm:styleLbl>
+  <dgm:styleLbl name="revTx">
+    <dgm:fillClrLst meth="repeat">
+      <a:schemeClr val="lt1">
+        <a:alpha val="0"/>
+      </a:schemeClr>
+    </dgm:fillClrLst>
+    <dgm:linClrLst meth="repeat">
+      <a:schemeClr val="dk1">
+        <a:alpha val="0"/>
+      </a:schemeClr>
+    </dgm:linClrLst>
+    <dgm:effectClrLst/>
+    <dgm:txLinClrLst/>
+    <dgm:txFillClrLst meth="repeat">
+      <a:schemeClr val="tx1"/>
+    </dgm:txFillClrLst>
+    <dgm:txEffectClrLst/>
+  </dgm:styleLbl>
+</dgm:colorsDef>
+</file>
+
+<file path=word/diagrams/data1.xml><?xml version="1.0" encoding="utf-8"?>
+<dgm:dataModel xmlns:dgm="http://schemas.openxmlformats.org/drawingml/2006/diagram" xmlns:a="http://schemas.openxmlformats.org/drawingml/2006/main">
+  <dgm:ptLst>
+    <dgm:pt modelId="{A0D82093-186A-441E-9E5D-101557894B0A}" type="doc">
+      <dgm:prSet loTypeId="urn:microsoft.com/office/officeart/2005/8/layout/process1" loCatId="process" qsTypeId="urn:microsoft.com/office/officeart/2005/8/quickstyle/simple1" qsCatId="simple" csTypeId="urn:microsoft.com/office/officeart/2005/8/colors/accent1_2" csCatId="accent1" phldr="1"/>
+      <dgm:spPr/>
+    </dgm:pt>
+    <dgm:pt modelId="{C3BCFF9A-3D6F-40F7-8F6E-6315495D73BA}">
+      <dgm:prSet phldrT="[Texte]"/>
+      <dgm:spPr/>
+      <dgm:t>
+        <a:bodyPr/>
+        <a:lstStyle/>
+        <a:p>
+          <a:r>
+            <a:rPr lang="fr-FR"/>
+            <a:t>Molécule</a:t>
+          </a:r>
+        </a:p>
+      </dgm:t>
+    </dgm:pt>
+    <dgm:pt modelId="{96065494-7468-46D5-BC81-8256D8760435}" type="parTrans" cxnId="{002D3BA8-AE30-4185-8AAE-CAA0678408C3}">
+      <dgm:prSet/>
+      <dgm:spPr/>
+      <dgm:t>
+        <a:bodyPr/>
+        <a:lstStyle/>
+        <a:p>
+          <a:endParaRPr lang="fr-FR"/>
+        </a:p>
+      </dgm:t>
+    </dgm:pt>
+    <dgm:pt modelId="{3DE239BA-3A53-404A-9C47-8F0420A6198C}" type="sibTrans" cxnId="{002D3BA8-AE30-4185-8AAE-CAA0678408C3}">
+      <dgm:prSet/>
+      <dgm:spPr/>
+      <dgm:t>
+        <a:bodyPr/>
+        <a:lstStyle/>
+        <a:p>
+          <a:endParaRPr lang="fr-FR"/>
+        </a:p>
+      </dgm:t>
+    </dgm:pt>
+    <dgm:pt modelId="{35CF97EB-A8C8-4C52-BFBB-C00839803682}">
+      <dgm:prSet phldrT="[Texte]"/>
+      <dgm:spPr/>
+      <dgm:t>
+        <a:bodyPr/>
+        <a:lstStyle/>
+        <a:p>
+          <a:r>
+            <a:rPr lang="fr-FR"/>
+            <a:t>Graphe (Noeuds, arêtes)</a:t>
+          </a:r>
+        </a:p>
+      </dgm:t>
+    </dgm:pt>
+    <dgm:pt modelId="{B996E7A6-C2B6-4930-8DE3-47125765C2B8}" type="parTrans" cxnId="{A0B3AA1C-62B2-4AC6-BA6B-0E016C5BE5A6}">
+      <dgm:prSet/>
+      <dgm:spPr/>
+      <dgm:t>
+        <a:bodyPr/>
+        <a:lstStyle/>
+        <a:p>
+          <a:endParaRPr lang="fr-FR"/>
+        </a:p>
+      </dgm:t>
+    </dgm:pt>
+    <dgm:pt modelId="{93DBB4CA-96B5-412E-BE55-1675AA6AE0B1}" type="sibTrans" cxnId="{A0B3AA1C-62B2-4AC6-BA6B-0E016C5BE5A6}">
+      <dgm:prSet/>
+      <dgm:spPr/>
+      <dgm:t>
+        <a:bodyPr/>
+        <a:lstStyle/>
+        <a:p>
+          <a:endParaRPr lang="fr-FR"/>
+        </a:p>
+      </dgm:t>
+    </dgm:pt>
+    <dgm:pt modelId="{C678E4E4-E7B7-4441-831A-DE4C5FECF98A}">
+      <dgm:prSet phldrT="[Texte]"/>
+      <dgm:spPr/>
+      <dgm:t>
+        <a:bodyPr/>
+        <a:lstStyle/>
+        <a:p>
+          <a:r>
+            <a:rPr lang="fr-FR"/>
+            <a:t>Propagation d'information</a:t>
+          </a:r>
+        </a:p>
+      </dgm:t>
+    </dgm:pt>
+    <dgm:pt modelId="{332BF0F1-CF33-4199-B647-2EEC9C1BBBA5}" type="parTrans" cxnId="{47A6E46F-673F-480B-82EB-597A3F5C3CCD}">
+      <dgm:prSet/>
+      <dgm:spPr/>
+      <dgm:t>
+        <a:bodyPr/>
+        <a:lstStyle/>
+        <a:p>
+          <a:endParaRPr lang="fr-FR"/>
+        </a:p>
+      </dgm:t>
+    </dgm:pt>
+    <dgm:pt modelId="{5D8ED116-7776-4A01-88A7-A5571A267028}" type="sibTrans" cxnId="{47A6E46F-673F-480B-82EB-597A3F5C3CCD}">
+      <dgm:prSet/>
+      <dgm:spPr/>
+      <dgm:t>
+        <a:bodyPr/>
+        <a:lstStyle/>
+        <a:p>
+          <a:endParaRPr lang="fr-FR"/>
+        </a:p>
+      </dgm:t>
+    </dgm:pt>
+    <dgm:pt modelId="{EC822B19-DA51-4C26-B6BA-6DB36DC049F3}">
+      <dgm:prSet phldrT="[Texte]"/>
+      <dgm:spPr/>
+      <dgm:t>
+        <a:bodyPr/>
+        <a:lstStyle/>
+        <a:p>
+          <a:r>
+            <a:rPr lang="fr-FR"/>
+            <a:t>Empreinte moléculaire</a:t>
+          </a:r>
+        </a:p>
+      </dgm:t>
+    </dgm:pt>
+    <dgm:pt modelId="{A67920FD-3B39-475F-9B57-53780D8FBA22}" type="parTrans" cxnId="{32D539B2-2284-4031-A441-78D2331D4C90}">
+      <dgm:prSet/>
+      <dgm:spPr/>
+      <dgm:t>
+        <a:bodyPr/>
+        <a:lstStyle/>
+        <a:p>
+          <a:endParaRPr lang="fr-FR"/>
+        </a:p>
+      </dgm:t>
+    </dgm:pt>
+    <dgm:pt modelId="{152E56C8-73ED-46B7-BF50-996BA4200CF5}" type="sibTrans" cxnId="{32D539B2-2284-4031-A441-78D2331D4C90}">
+      <dgm:prSet/>
+      <dgm:spPr/>
+      <dgm:t>
+        <a:bodyPr/>
+        <a:lstStyle/>
+        <a:p>
+          <a:endParaRPr lang="fr-FR"/>
+        </a:p>
+      </dgm:t>
+    </dgm:pt>
+    <dgm:pt modelId="{3EC5485F-377D-49DA-B49F-73504821A998}">
+      <dgm:prSet phldrT="[Texte]"/>
+      <dgm:spPr/>
+      <dgm:t>
+        <a:bodyPr/>
+        <a:lstStyle/>
+        <a:p>
+          <a:r>
+            <a:rPr lang="fr-FR"/>
+            <a:t>Prédiction</a:t>
+          </a:r>
+        </a:p>
+      </dgm:t>
+    </dgm:pt>
+    <dgm:pt modelId="{25AEC7BA-E48F-4A39-AB61-FDBBCAC0A053}" type="parTrans" cxnId="{661D72CE-A772-4AA5-832E-CE4C5E5AAFEC}">
+      <dgm:prSet/>
+      <dgm:spPr/>
+      <dgm:t>
+        <a:bodyPr/>
+        <a:lstStyle/>
+        <a:p>
+          <a:endParaRPr lang="fr-FR"/>
+        </a:p>
+      </dgm:t>
+    </dgm:pt>
+    <dgm:pt modelId="{AEF1D5A7-7F15-4978-B8B5-5121BF083362}" type="sibTrans" cxnId="{661D72CE-A772-4AA5-832E-CE4C5E5AAFEC}">
+      <dgm:prSet/>
+      <dgm:spPr/>
+      <dgm:t>
+        <a:bodyPr/>
+        <a:lstStyle/>
+        <a:p>
+          <a:endParaRPr lang="fr-FR"/>
+        </a:p>
+      </dgm:t>
+    </dgm:pt>
+    <dgm:pt modelId="{7E247D1F-DA61-48FE-B506-6EFE20B7E838}" type="pres">
+      <dgm:prSet presAssocID="{A0D82093-186A-441E-9E5D-101557894B0A}" presName="Name0" presStyleCnt="0">
+        <dgm:presLayoutVars>
+          <dgm:dir/>
+          <dgm:resizeHandles val="exact"/>
+        </dgm:presLayoutVars>
+      </dgm:prSet>
+      <dgm:spPr/>
+    </dgm:pt>
+    <dgm:pt modelId="{F0AC50B8-CB14-478E-98CF-4B7C83ED1A49}" type="pres">
+      <dgm:prSet presAssocID="{C3BCFF9A-3D6F-40F7-8F6E-6315495D73BA}" presName="node" presStyleLbl="node1" presStyleIdx="0" presStyleCnt="5">
+        <dgm:presLayoutVars>
+          <dgm:bulletEnabled val="1"/>
+        </dgm:presLayoutVars>
+      </dgm:prSet>
+      <dgm:spPr/>
+    </dgm:pt>
+    <dgm:pt modelId="{C01336E3-9BA2-4E7D-9649-3DF43303748B}" type="pres">
+      <dgm:prSet presAssocID="{3DE239BA-3A53-404A-9C47-8F0420A6198C}" presName="sibTrans" presStyleLbl="sibTrans2D1" presStyleIdx="0" presStyleCnt="4"/>
+      <dgm:spPr/>
+    </dgm:pt>
+    <dgm:pt modelId="{FC485288-EB6B-48E4-BFA0-950A42BC93DD}" type="pres">
+      <dgm:prSet presAssocID="{3DE239BA-3A53-404A-9C47-8F0420A6198C}" presName="connectorText" presStyleLbl="sibTrans2D1" presStyleIdx="0" presStyleCnt="4"/>
+      <dgm:spPr/>
+    </dgm:pt>
+    <dgm:pt modelId="{4C8CEF65-F9E3-43A5-9515-9A39C982A4B7}" type="pres">
+      <dgm:prSet presAssocID="{35CF97EB-A8C8-4C52-BFBB-C00839803682}" presName="node" presStyleLbl="node1" presStyleIdx="1" presStyleCnt="5">
+        <dgm:presLayoutVars>
+          <dgm:bulletEnabled val="1"/>
+        </dgm:presLayoutVars>
+      </dgm:prSet>
+      <dgm:spPr/>
+    </dgm:pt>
+    <dgm:pt modelId="{91A9ACBF-4721-4CFF-9139-835C5CD169EA}" type="pres">
+      <dgm:prSet presAssocID="{93DBB4CA-96B5-412E-BE55-1675AA6AE0B1}" presName="sibTrans" presStyleLbl="sibTrans2D1" presStyleIdx="1" presStyleCnt="4"/>
+      <dgm:spPr/>
+    </dgm:pt>
+    <dgm:pt modelId="{6010DB29-B2F8-4959-8725-80DD9CC81E60}" type="pres">
+      <dgm:prSet presAssocID="{93DBB4CA-96B5-412E-BE55-1675AA6AE0B1}" presName="connectorText" presStyleLbl="sibTrans2D1" presStyleIdx="1" presStyleCnt="4"/>
+      <dgm:spPr/>
+    </dgm:pt>
+    <dgm:pt modelId="{FC4A7AA3-E438-415C-B306-1985897FB97F}" type="pres">
+      <dgm:prSet presAssocID="{C678E4E4-E7B7-4441-831A-DE4C5FECF98A}" presName="node" presStyleLbl="node1" presStyleIdx="2" presStyleCnt="5">
+        <dgm:presLayoutVars>
+          <dgm:bulletEnabled val="1"/>
+        </dgm:presLayoutVars>
+      </dgm:prSet>
+      <dgm:spPr/>
+    </dgm:pt>
+    <dgm:pt modelId="{68802411-C549-4EA6-83A1-B063DE173D91}" type="pres">
+      <dgm:prSet presAssocID="{5D8ED116-7776-4A01-88A7-A5571A267028}" presName="sibTrans" presStyleLbl="sibTrans2D1" presStyleIdx="2" presStyleCnt="4"/>
+      <dgm:spPr/>
+    </dgm:pt>
+    <dgm:pt modelId="{C37273F6-4968-4A06-A574-C7B0FE7A0DE6}" type="pres">
+      <dgm:prSet presAssocID="{5D8ED116-7776-4A01-88A7-A5571A267028}" presName="connectorText" presStyleLbl="sibTrans2D1" presStyleIdx="2" presStyleCnt="4"/>
+      <dgm:spPr/>
+    </dgm:pt>
+    <dgm:pt modelId="{7B9F1AAE-CD35-49D2-9197-C2F55B42E188}" type="pres">
+      <dgm:prSet presAssocID="{EC822B19-DA51-4C26-B6BA-6DB36DC049F3}" presName="node" presStyleLbl="node1" presStyleIdx="3" presStyleCnt="5">
+        <dgm:presLayoutVars>
+          <dgm:bulletEnabled val="1"/>
+        </dgm:presLayoutVars>
+      </dgm:prSet>
+      <dgm:spPr/>
+    </dgm:pt>
+    <dgm:pt modelId="{2D754051-0B6E-4368-83CC-F18402EEF5FE}" type="pres">
+      <dgm:prSet presAssocID="{152E56C8-73ED-46B7-BF50-996BA4200CF5}" presName="sibTrans" presStyleLbl="sibTrans2D1" presStyleIdx="3" presStyleCnt="4"/>
+      <dgm:spPr/>
+    </dgm:pt>
+    <dgm:pt modelId="{E8E31F45-FFA3-4B10-9C15-630052E91B04}" type="pres">
+      <dgm:prSet presAssocID="{152E56C8-73ED-46B7-BF50-996BA4200CF5}" presName="connectorText" presStyleLbl="sibTrans2D1" presStyleIdx="3" presStyleCnt="4"/>
+      <dgm:spPr/>
+    </dgm:pt>
+    <dgm:pt modelId="{5A6425CA-F894-418D-9143-3F0ED86A7031}" type="pres">
+      <dgm:prSet presAssocID="{3EC5485F-377D-49DA-B49F-73504821A998}" presName="node" presStyleLbl="node1" presStyleIdx="4" presStyleCnt="5">
+        <dgm:presLayoutVars>
+          <dgm:bulletEnabled val="1"/>
+        </dgm:presLayoutVars>
+      </dgm:prSet>
+      <dgm:spPr/>
+    </dgm:pt>
+  </dgm:ptLst>
+  <dgm:cxnLst>
+    <dgm:cxn modelId="{3F810504-38D6-46EC-9E79-43B5EEAB0ED4}" type="presOf" srcId="{5D8ED116-7776-4A01-88A7-A5571A267028}" destId="{C37273F6-4968-4A06-A574-C7B0FE7A0DE6}" srcOrd="1" destOrd="0" presId="urn:microsoft.com/office/officeart/2005/8/layout/process1"/>
+    <dgm:cxn modelId="{393BF40D-3925-4727-86DC-017A83EB3D5B}" type="presOf" srcId="{93DBB4CA-96B5-412E-BE55-1675AA6AE0B1}" destId="{6010DB29-B2F8-4959-8725-80DD9CC81E60}" srcOrd="1" destOrd="0" presId="urn:microsoft.com/office/officeart/2005/8/layout/process1"/>
+    <dgm:cxn modelId="{27FC850F-90B1-45FF-8C8E-F04A00C75308}" type="presOf" srcId="{EC822B19-DA51-4C26-B6BA-6DB36DC049F3}" destId="{7B9F1AAE-CD35-49D2-9197-C2F55B42E188}" srcOrd="0" destOrd="0" presId="urn:microsoft.com/office/officeart/2005/8/layout/process1"/>
+    <dgm:cxn modelId="{28E1CC16-F936-4C72-A909-698840856FA7}" type="presOf" srcId="{A0D82093-186A-441E-9E5D-101557894B0A}" destId="{7E247D1F-DA61-48FE-B506-6EFE20B7E838}" srcOrd="0" destOrd="0" presId="urn:microsoft.com/office/officeart/2005/8/layout/process1"/>
+    <dgm:cxn modelId="{A0B3AA1C-62B2-4AC6-BA6B-0E016C5BE5A6}" srcId="{A0D82093-186A-441E-9E5D-101557894B0A}" destId="{35CF97EB-A8C8-4C52-BFBB-C00839803682}" srcOrd="1" destOrd="0" parTransId="{B996E7A6-C2B6-4930-8DE3-47125765C2B8}" sibTransId="{93DBB4CA-96B5-412E-BE55-1675AA6AE0B1}"/>
+    <dgm:cxn modelId="{F9C95E21-DB79-4950-BF46-99924EB5A14A}" type="presOf" srcId="{C678E4E4-E7B7-4441-831A-DE4C5FECF98A}" destId="{FC4A7AA3-E438-415C-B306-1985897FB97F}" srcOrd="0" destOrd="0" presId="urn:microsoft.com/office/officeart/2005/8/layout/process1"/>
+    <dgm:cxn modelId="{47142439-A2D3-4798-A001-86A9A2AEB6F0}" type="presOf" srcId="{93DBB4CA-96B5-412E-BE55-1675AA6AE0B1}" destId="{91A9ACBF-4721-4CFF-9139-835C5CD169EA}" srcOrd="0" destOrd="0" presId="urn:microsoft.com/office/officeart/2005/8/layout/process1"/>
+    <dgm:cxn modelId="{C6BA3C3F-89C3-4146-BA05-75B9B12F8E4C}" type="presOf" srcId="{35CF97EB-A8C8-4C52-BFBB-C00839803682}" destId="{4C8CEF65-F9E3-43A5-9515-9A39C982A4B7}" srcOrd="0" destOrd="0" presId="urn:microsoft.com/office/officeart/2005/8/layout/process1"/>
+    <dgm:cxn modelId="{A41FF867-E809-4332-871E-CF674EDAB715}" type="presOf" srcId="{152E56C8-73ED-46B7-BF50-996BA4200CF5}" destId="{E8E31F45-FFA3-4B10-9C15-630052E91B04}" srcOrd="1" destOrd="0" presId="urn:microsoft.com/office/officeart/2005/8/layout/process1"/>
+    <dgm:cxn modelId="{47A6E46F-673F-480B-82EB-597A3F5C3CCD}" srcId="{A0D82093-186A-441E-9E5D-101557894B0A}" destId="{C678E4E4-E7B7-4441-831A-DE4C5FECF98A}" srcOrd="2" destOrd="0" parTransId="{332BF0F1-CF33-4199-B647-2EEC9C1BBBA5}" sibTransId="{5D8ED116-7776-4A01-88A7-A5571A267028}"/>
+    <dgm:cxn modelId="{320A6572-6ADF-48D7-A01F-7E7554F903B4}" type="presOf" srcId="{5D8ED116-7776-4A01-88A7-A5571A267028}" destId="{68802411-C549-4EA6-83A1-B063DE173D91}" srcOrd="0" destOrd="0" presId="urn:microsoft.com/office/officeart/2005/8/layout/process1"/>
+    <dgm:cxn modelId="{6947A589-9BFC-4A07-A11E-73BDF4980183}" type="presOf" srcId="{C3BCFF9A-3D6F-40F7-8F6E-6315495D73BA}" destId="{F0AC50B8-CB14-478E-98CF-4B7C83ED1A49}" srcOrd="0" destOrd="0" presId="urn:microsoft.com/office/officeart/2005/8/layout/process1"/>
+    <dgm:cxn modelId="{002D3BA8-AE30-4185-8AAE-CAA0678408C3}" srcId="{A0D82093-186A-441E-9E5D-101557894B0A}" destId="{C3BCFF9A-3D6F-40F7-8F6E-6315495D73BA}" srcOrd="0" destOrd="0" parTransId="{96065494-7468-46D5-BC81-8256D8760435}" sibTransId="{3DE239BA-3A53-404A-9C47-8F0420A6198C}"/>
+    <dgm:cxn modelId="{32D539B2-2284-4031-A441-78D2331D4C90}" srcId="{A0D82093-186A-441E-9E5D-101557894B0A}" destId="{EC822B19-DA51-4C26-B6BA-6DB36DC049F3}" srcOrd="3" destOrd="0" parTransId="{A67920FD-3B39-475F-9B57-53780D8FBA22}" sibTransId="{152E56C8-73ED-46B7-BF50-996BA4200CF5}"/>
+    <dgm:cxn modelId="{2E0D80BD-0F9D-4CED-A7B5-100232BD3514}" type="presOf" srcId="{3EC5485F-377D-49DA-B49F-73504821A998}" destId="{5A6425CA-F894-418D-9143-3F0ED86A7031}" srcOrd="0" destOrd="0" presId="urn:microsoft.com/office/officeart/2005/8/layout/process1"/>
+    <dgm:cxn modelId="{FA4168C4-E5F9-4B36-BD0D-6C634487B14C}" type="presOf" srcId="{3DE239BA-3A53-404A-9C47-8F0420A6198C}" destId="{C01336E3-9BA2-4E7D-9649-3DF43303748B}" srcOrd="0" destOrd="0" presId="urn:microsoft.com/office/officeart/2005/8/layout/process1"/>
+    <dgm:cxn modelId="{661D72CE-A772-4AA5-832E-CE4C5E5AAFEC}" srcId="{A0D82093-186A-441E-9E5D-101557894B0A}" destId="{3EC5485F-377D-49DA-B49F-73504821A998}" srcOrd="4" destOrd="0" parTransId="{25AEC7BA-E48F-4A39-AB61-FDBBCAC0A053}" sibTransId="{AEF1D5A7-7F15-4978-B8B5-5121BF083362}"/>
+    <dgm:cxn modelId="{067152D3-BC26-48A6-8758-2ABBCD2CBE15}" type="presOf" srcId="{3DE239BA-3A53-404A-9C47-8F0420A6198C}" destId="{FC485288-EB6B-48E4-BFA0-950A42BC93DD}" srcOrd="1" destOrd="0" presId="urn:microsoft.com/office/officeart/2005/8/layout/process1"/>
+    <dgm:cxn modelId="{C3BF4AF6-C189-45B6-B57B-76E84EDD9122}" type="presOf" srcId="{152E56C8-73ED-46B7-BF50-996BA4200CF5}" destId="{2D754051-0B6E-4368-83CC-F18402EEF5FE}" srcOrd="0" destOrd="0" presId="urn:microsoft.com/office/officeart/2005/8/layout/process1"/>
+    <dgm:cxn modelId="{A0720C2C-BE13-4062-B288-1E1438B37B39}" type="presParOf" srcId="{7E247D1F-DA61-48FE-B506-6EFE20B7E838}" destId="{F0AC50B8-CB14-478E-98CF-4B7C83ED1A49}" srcOrd="0" destOrd="0" presId="urn:microsoft.com/office/officeart/2005/8/layout/process1"/>
+    <dgm:cxn modelId="{20AED2D7-3156-48E1-8D79-2B1577284668}" type="presParOf" srcId="{7E247D1F-DA61-48FE-B506-6EFE20B7E838}" destId="{C01336E3-9BA2-4E7D-9649-3DF43303748B}" srcOrd="1" destOrd="0" presId="urn:microsoft.com/office/officeart/2005/8/layout/process1"/>
+    <dgm:cxn modelId="{865436DE-0ACD-4EB3-99FF-32955662AA38}" type="presParOf" srcId="{C01336E3-9BA2-4E7D-9649-3DF43303748B}" destId="{FC485288-EB6B-48E4-BFA0-950A42BC93DD}" srcOrd="0" destOrd="0" presId="urn:microsoft.com/office/officeart/2005/8/layout/process1"/>
+    <dgm:cxn modelId="{A4E922FE-672C-4BF8-A4F5-22F5542258C0}" type="presParOf" srcId="{7E247D1F-DA61-48FE-B506-6EFE20B7E838}" destId="{4C8CEF65-F9E3-43A5-9515-9A39C982A4B7}" srcOrd="2" destOrd="0" presId="urn:microsoft.com/office/officeart/2005/8/layout/process1"/>
+    <dgm:cxn modelId="{15FD26EA-29D3-46A5-894B-698FBD94A1AE}" type="presParOf" srcId="{7E247D1F-DA61-48FE-B506-6EFE20B7E838}" destId="{91A9ACBF-4721-4CFF-9139-835C5CD169EA}" srcOrd="3" destOrd="0" presId="urn:microsoft.com/office/officeart/2005/8/layout/process1"/>
+    <dgm:cxn modelId="{A4F6F570-1AB3-403D-804E-40990AE2280D}" type="presParOf" srcId="{91A9ACBF-4721-4CFF-9139-835C5CD169EA}" destId="{6010DB29-B2F8-4959-8725-80DD9CC81E60}" srcOrd="0" destOrd="0" presId="urn:microsoft.com/office/officeart/2005/8/layout/process1"/>
+    <dgm:cxn modelId="{EC6D5321-1BAA-48F0-B3BF-24CB4FB6FBF9}" type="presParOf" srcId="{7E247D1F-DA61-48FE-B506-6EFE20B7E838}" destId="{FC4A7AA3-E438-415C-B306-1985897FB97F}" srcOrd="4" destOrd="0" presId="urn:microsoft.com/office/officeart/2005/8/layout/process1"/>
+    <dgm:cxn modelId="{8F99E479-4429-4932-9943-7440456EEA0A}" type="presParOf" srcId="{7E247D1F-DA61-48FE-B506-6EFE20B7E838}" destId="{68802411-C549-4EA6-83A1-B063DE173D91}" srcOrd="5" destOrd="0" presId="urn:microsoft.com/office/officeart/2005/8/layout/process1"/>
+    <dgm:cxn modelId="{9AD31758-BB5D-486F-B9B5-5CA6F8FBB9FC}" type="presParOf" srcId="{68802411-C549-4EA6-83A1-B063DE173D91}" destId="{C37273F6-4968-4A06-A574-C7B0FE7A0DE6}" srcOrd="0" destOrd="0" presId="urn:microsoft.com/office/officeart/2005/8/layout/process1"/>
+    <dgm:cxn modelId="{95F334FD-2414-4550-89DE-3DBEE93C2328}" type="presParOf" srcId="{7E247D1F-DA61-48FE-B506-6EFE20B7E838}" destId="{7B9F1AAE-CD35-49D2-9197-C2F55B42E188}" srcOrd="6" destOrd="0" presId="urn:microsoft.com/office/officeart/2005/8/layout/process1"/>
+    <dgm:cxn modelId="{B17FBA3E-C75A-485B-A249-C9F6C62C525A}" type="presParOf" srcId="{7E247D1F-DA61-48FE-B506-6EFE20B7E838}" destId="{2D754051-0B6E-4368-83CC-F18402EEF5FE}" srcOrd="7" destOrd="0" presId="urn:microsoft.com/office/officeart/2005/8/layout/process1"/>
+    <dgm:cxn modelId="{030A1A46-3CA6-4EF6-8203-1608DA0B0C70}" type="presParOf" srcId="{2D754051-0B6E-4368-83CC-F18402EEF5FE}" destId="{E8E31F45-FFA3-4B10-9C15-630052E91B04}" srcOrd="0" destOrd="0" presId="urn:microsoft.com/office/officeart/2005/8/layout/process1"/>
+    <dgm:cxn modelId="{7E974532-0FB5-4DFE-ACC1-E383FA23C27D}" type="presParOf" srcId="{7E247D1F-DA61-48FE-B506-6EFE20B7E838}" destId="{5A6425CA-F894-418D-9143-3F0ED86A7031}" srcOrd="8" destOrd="0" presId="urn:microsoft.com/office/officeart/2005/8/layout/process1"/>
+  </dgm:cxnLst>
+  <dgm:bg/>
+  <dgm:whole/>
+  <dgm:extLst>
+    <a:ext uri="http://schemas.microsoft.com/office/drawing/2008/diagram">
+      <dsp:dataModelExt xmlns:dsp="http://schemas.microsoft.com/office/drawing/2008/diagram" relId="rId12" minVer="http://schemas.openxmlformats.org/drawingml/2006/diagram"/>
+    </a:ext>
+  </dgm:extLst>
+</dgm:dataModel>
+</file>
+
+<file path=word/diagrams/drawing1.xml><?xml version="1.0" encoding="utf-8"?>
+<dsp:drawing xmlns:dgm="http://schemas.openxmlformats.org/drawingml/2006/diagram" xmlns:dsp="http://schemas.microsoft.com/office/drawing/2008/diagram" xmlns:a="http://schemas.openxmlformats.org/drawingml/2006/main">
+  <dsp:spTree>
+    <dsp:nvGrpSpPr>
+      <dsp:cNvPr id="0" name=""/>
+      <dsp:cNvGrpSpPr/>
+    </dsp:nvGrpSpPr>
+    <dsp:grpSpPr/>
+    <dsp:sp modelId="{F0AC50B8-CB14-478E-98CF-4B7C83ED1A49}">
+      <dsp:nvSpPr>
+        <dsp:cNvPr id="0" name=""/>
+        <dsp:cNvSpPr/>
+      </dsp:nvSpPr>
+      <dsp:spPr>
+        <a:xfrm>
+          <a:off x="2790" y="286580"/>
+          <a:ext cx="865063" cy="519038"/>
+        </a:xfrm>
+        <a:prstGeom prst="roundRect">
+          <a:avLst>
+            <a:gd name="adj" fmla="val 10000"/>
+          </a:avLst>
+        </a:prstGeom>
+        <a:solidFill>
+          <a:schemeClr val="accent1">
+            <a:hueOff val="0"/>
+            <a:satOff val="0"/>
+            <a:lumOff val="0"/>
+            <a:alphaOff val="0"/>
+          </a:schemeClr>
+        </a:solidFill>
+        <a:ln w="25400" cap="flat" cmpd="sng" algn="ctr">
+          <a:solidFill>
+            <a:schemeClr val="lt1">
+              <a:hueOff val="0"/>
+              <a:satOff val="0"/>
+              <a:lumOff val="0"/>
+              <a:alphaOff val="0"/>
+            </a:schemeClr>
+          </a:solidFill>
+          <a:prstDash val="solid"/>
+        </a:ln>
+        <a:effectLst/>
+      </dsp:spPr>
+      <dsp:style>
+        <a:lnRef idx="2">
+          <a:scrgbClr r="0" g="0" b="0"/>
+        </a:lnRef>
+        <a:fillRef idx="1">
+          <a:scrgbClr r="0" g="0" b="0"/>
+        </a:fillRef>
+        <a:effectRef idx="0">
+          <a:scrgbClr r="0" g="0" b="0"/>
+        </a:effectRef>
+        <a:fontRef idx="minor">
+          <a:schemeClr val="lt1"/>
+        </a:fontRef>
+      </dsp:style>
+      <dsp:txBody>
+        <a:bodyPr spcFirstLastPara="0" vert="horz" wrap="square" lIns="34290" tIns="34290" rIns="34290" bIns="34290" numCol="1" spcCol="1270" anchor="ctr" anchorCtr="0">
+          <a:noAutofit/>
+        </a:bodyPr>
+        <a:lstStyle/>
+        <a:p>
+          <a:pPr marL="0" lvl="0" indent="0" algn="ctr" defTabSz="400050">
+            <a:lnSpc>
+              <a:spcPct val="90000"/>
+            </a:lnSpc>
+            <a:spcBef>
+              <a:spcPct val="0"/>
+            </a:spcBef>
+            <a:spcAft>
+              <a:spcPct val="35000"/>
+            </a:spcAft>
+            <a:buNone/>
+          </a:pPr>
+          <a:r>
+            <a:rPr lang="fr-FR" sz="900" kern="1200"/>
+            <a:t>Molécule</a:t>
+          </a:r>
+        </a:p>
+      </dsp:txBody>
+      <dsp:txXfrm>
+        <a:off x="17992" y="301782"/>
+        <a:ext cx="834659" cy="488634"/>
+      </dsp:txXfrm>
+    </dsp:sp>
+    <dsp:sp modelId="{C01336E3-9BA2-4E7D-9649-3DF43303748B}">
+      <dsp:nvSpPr>
+        <dsp:cNvPr id="0" name=""/>
+        <dsp:cNvSpPr/>
+      </dsp:nvSpPr>
+      <dsp:spPr>
+        <a:xfrm>
+          <a:off x="954360" y="438832"/>
+          <a:ext cx="183393" cy="214535"/>
+        </a:xfrm>
+        <a:prstGeom prst="rightArrow">
+          <a:avLst>
+            <a:gd name="adj1" fmla="val 60000"/>
+            <a:gd name="adj2" fmla="val 50000"/>
+          </a:avLst>
+        </a:prstGeom>
+        <a:solidFill>
+          <a:schemeClr val="accent1">
+            <a:tint val="60000"/>
+            <a:hueOff val="0"/>
+            <a:satOff val="0"/>
+            <a:lumOff val="0"/>
+            <a:alphaOff val="0"/>
+          </a:schemeClr>
+        </a:solidFill>
+        <a:ln>
+          <a:noFill/>
+        </a:ln>
+        <a:effectLst/>
+      </dsp:spPr>
+      <dsp:style>
+        <a:lnRef idx="0">
+          <a:scrgbClr r="0" g="0" b="0"/>
+        </a:lnRef>
+        <a:fillRef idx="1">
+          <a:scrgbClr r="0" g="0" b="0"/>
+        </a:fillRef>
+        <a:effectRef idx="0">
+          <a:scrgbClr r="0" g="0" b="0"/>
+        </a:effectRef>
+        <a:fontRef idx="minor">
+          <a:schemeClr val="lt1"/>
+        </a:fontRef>
+      </dsp:style>
+      <dsp:txBody>
+        <a:bodyPr spcFirstLastPara="0" vert="horz" wrap="square" lIns="0" tIns="0" rIns="0" bIns="0" numCol="1" spcCol="1270" anchor="ctr" anchorCtr="0">
+          <a:noAutofit/>
+        </a:bodyPr>
+        <a:lstStyle/>
+        <a:p>
+          <a:pPr marL="0" lvl="0" indent="0" algn="ctr" defTabSz="355600">
+            <a:lnSpc>
+              <a:spcPct val="90000"/>
+            </a:lnSpc>
+            <a:spcBef>
+              <a:spcPct val="0"/>
+            </a:spcBef>
+            <a:spcAft>
+              <a:spcPct val="35000"/>
+            </a:spcAft>
+            <a:buNone/>
+          </a:pPr>
+          <a:endParaRPr lang="fr-FR" sz="800" kern="1200"/>
+        </a:p>
+      </dsp:txBody>
+      <dsp:txXfrm>
+        <a:off x="954360" y="481739"/>
+        <a:ext cx="128375" cy="128721"/>
+      </dsp:txXfrm>
+    </dsp:sp>
+    <dsp:sp modelId="{4C8CEF65-F9E3-43A5-9515-9A39C982A4B7}">
+      <dsp:nvSpPr>
+        <dsp:cNvPr id="0" name=""/>
+        <dsp:cNvSpPr/>
+      </dsp:nvSpPr>
+      <dsp:spPr>
+        <a:xfrm>
+          <a:off x="1213879" y="286580"/>
+          <a:ext cx="865063" cy="519038"/>
+        </a:xfrm>
+        <a:prstGeom prst="roundRect">
+          <a:avLst>
+            <a:gd name="adj" fmla="val 10000"/>
+          </a:avLst>
+        </a:prstGeom>
+        <a:solidFill>
+          <a:schemeClr val="accent1">
+            <a:hueOff val="0"/>
+            <a:satOff val="0"/>
+            <a:lumOff val="0"/>
+            <a:alphaOff val="0"/>
+          </a:schemeClr>
+        </a:solidFill>
+        <a:ln w="25400" cap="flat" cmpd="sng" algn="ctr">
+          <a:solidFill>
+            <a:schemeClr val="lt1">
+              <a:hueOff val="0"/>
+              <a:satOff val="0"/>
+              <a:lumOff val="0"/>
+              <a:alphaOff val="0"/>
+            </a:schemeClr>
+          </a:solidFill>
+          <a:prstDash val="solid"/>
+        </a:ln>
+        <a:effectLst/>
+      </dsp:spPr>
+      <dsp:style>
+        <a:lnRef idx="2">
+          <a:scrgbClr r="0" g="0" b="0"/>
+        </a:lnRef>
+        <a:fillRef idx="1">
+          <a:scrgbClr r="0" g="0" b="0"/>
+        </a:fillRef>
+        <a:effectRef idx="0">
+          <a:scrgbClr r="0" g="0" b="0"/>
+        </a:effectRef>
+        <a:fontRef idx="minor">
+          <a:schemeClr val="lt1"/>
+        </a:fontRef>
+      </dsp:style>
+      <dsp:txBody>
+        <a:bodyPr spcFirstLastPara="0" vert="horz" wrap="square" lIns="34290" tIns="34290" rIns="34290" bIns="34290" numCol="1" spcCol="1270" anchor="ctr" anchorCtr="0">
+          <a:noAutofit/>
+        </a:bodyPr>
+        <a:lstStyle/>
+        <a:p>
+          <a:pPr marL="0" lvl="0" indent="0" algn="ctr" defTabSz="400050">
+            <a:lnSpc>
+              <a:spcPct val="90000"/>
+            </a:lnSpc>
+            <a:spcBef>
+              <a:spcPct val="0"/>
+            </a:spcBef>
+            <a:spcAft>
+              <a:spcPct val="35000"/>
+            </a:spcAft>
+            <a:buNone/>
+          </a:pPr>
+          <a:r>
+            <a:rPr lang="fr-FR" sz="900" kern="1200"/>
+            <a:t>Graphe (Noeuds, arêtes)</a:t>
+          </a:r>
+        </a:p>
+      </dsp:txBody>
+      <dsp:txXfrm>
+        <a:off x="1229081" y="301782"/>
+        <a:ext cx="834659" cy="488634"/>
+      </dsp:txXfrm>
+    </dsp:sp>
+    <dsp:sp modelId="{91A9ACBF-4721-4CFF-9139-835C5CD169EA}">
+      <dsp:nvSpPr>
+        <dsp:cNvPr id="0" name=""/>
+        <dsp:cNvSpPr/>
+      </dsp:nvSpPr>
+      <dsp:spPr>
+        <a:xfrm>
+          <a:off x="2165449" y="438832"/>
+          <a:ext cx="183393" cy="214535"/>
+        </a:xfrm>
+        <a:prstGeom prst="rightArrow">
+          <a:avLst>
+            <a:gd name="adj1" fmla="val 60000"/>
+            <a:gd name="adj2" fmla="val 50000"/>
+          </a:avLst>
+        </a:prstGeom>
+        <a:solidFill>
+          <a:schemeClr val="accent1">
+            <a:tint val="60000"/>
+            <a:hueOff val="0"/>
+            <a:satOff val="0"/>
+            <a:lumOff val="0"/>
+            <a:alphaOff val="0"/>
+          </a:schemeClr>
+        </a:solidFill>
+        <a:ln>
+          <a:noFill/>
+        </a:ln>
+        <a:effectLst/>
+      </dsp:spPr>
+      <dsp:style>
+        <a:lnRef idx="0">
+          <a:scrgbClr r="0" g="0" b="0"/>
+        </a:lnRef>
+        <a:fillRef idx="1">
+          <a:scrgbClr r="0" g="0" b="0"/>
+        </a:fillRef>
+        <a:effectRef idx="0">
+          <a:scrgbClr r="0" g="0" b="0"/>
+        </a:effectRef>
+        <a:fontRef idx="minor">
+          <a:schemeClr val="lt1"/>
+        </a:fontRef>
+      </dsp:style>
+      <dsp:txBody>
+        <a:bodyPr spcFirstLastPara="0" vert="horz" wrap="square" lIns="0" tIns="0" rIns="0" bIns="0" numCol="1" spcCol="1270" anchor="ctr" anchorCtr="0">
+          <a:noAutofit/>
+        </a:bodyPr>
+        <a:lstStyle/>
+        <a:p>
+          <a:pPr marL="0" lvl="0" indent="0" algn="ctr" defTabSz="355600">
+            <a:lnSpc>
+              <a:spcPct val="90000"/>
+            </a:lnSpc>
+            <a:spcBef>
+              <a:spcPct val="0"/>
+            </a:spcBef>
+            <a:spcAft>
+              <a:spcPct val="35000"/>
+            </a:spcAft>
+            <a:buNone/>
+          </a:pPr>
+          <a:endParaRPr lang="fr-FR" sz="800" kern="1200"/>
+        </a:p>
+      </dsp:txBody>
+      <dsp:txXfrm>
+        <a:off x="2165449" y="481739"/>
+        <a:ext cx="128375" cy="128721"/>
+      </dsp:txXfrm>
+    </dsp:sp>
+    <dsp:sp modelId="{FC4A7AA3-E438-415C-B306-1985897FB97F}">
+      <dsp:nvSpPr>
+        <dsp:cNvPr id="0" name=""/>
+        <dsp:cNvSpPr/>
+      </dsp:nvSpPr>
+      <dsp:spPr>
+        <a:xfrm>
+          <a:off x="2424968" y="286580"/>
+          <a:ext cx="865063" cy="519038"/>
+        </a:xfrm>
+        <a:prstGeom prst="roundRect">
+          <a:avLst>
+            <a:gd name="adj" fmla="val 10000"/>
+          </a:avLst>
+        </a:prstGeom>
+        <a:solidFill>
+          <a:schemeClr val="accent1">
+            <a:hueOff val="0"/>
+            <a:satOff val="0"/>
+            <a:lumOff val="0"/>
+            <a:alphaOff val="0"/>
+          </a:schemeClr>
+        </a:solidFill>
+        <a:ln w="25400" cap="flat" cmpd="sng" algn="ctr">
+          <a:solidFill>
+            <a:schemeClr val="lt1">
+              <a:hueOff val="0"/>
+              <a:satOff val="0"/>
+              <a:lumOff val="0"/>
+              <a:alphaOff val="0"/>
+            </a:schemeClr>
+          </a:solidFill>
+          <a:prstDash val="solid"/>
+        </a:ln>
+        <a:effectLst/>
+      </dsp:spPr>
+      <dsp:style>
+        <a:lnRef idx="2">
+          <a:scrgbClr r="0" g="0" b="0"/>
+        </a:lnRef>
+        <a:fillRef idx="1">
+          <a:scrgbClr r="0" g="0" b="0"/>
+        </a:fillRef>
+        <a:effectRef idx="0">
+          <a:scrgbClr r="0" g="0" b="0"/>
+        </a:effectRef>
+        <a:fontRef idx="minor">
+          <a:schemeClr val="lt1"/>
+        </a:fontRef>
+      </dsp:style>
+      <dsp:txBody>
+        <a:bodyPr spcFirstLastPara="0" vert="horz" wrap="square" lIns="34290" tIns="34290" rIns="34290" bIns="34290" numCol="1" spcCol="1270" anchor="ctr" anchorCtr="0">
+          <a:noAutofit/>
+        </a:bodyPr>
+        <a:lstStyle/>
+        <a:p>
+          <a:pPr marL="0" lvl="0" indent="0" algn="ctr" defTabSz="400050">
+            <a:lnSpc>
+              <a:spcPct val="90000"/>
+            </a:lnSpc>
+            <a:spcBef>
+              <a:spcPct val="0"/>
+            </a:spcBef>
+            <a:spcAft>
+              <a:spcPct val="35000"/>
+            </a:spcAft>
+            <a:buNone/>
+          </a:pPr>
+          <a:r>
+            <a:rPr lang="fr-FR" sz="900" kern="1200"/>
+            <a:t>Propagation d'information</a:t>
+          </a:r>
+        </a:p>
+      </dsp:txBody>
+      <dsp:txXfrm>
+        <a:off x="2440170" y="301782"/>
+        <a:ext cx="834659" cy="488634"/>
+      </dsp:txXfrm>
+    </dsp:sp>
+    <dsp:sp modelId="{68802411-C549-4EA6-83A1-B063DE173D91}">
+      <dsp:nvSpPr>
+        <dsp:cNvPr id="0" name=""/>
+        <dsp:cNvSpPr/>
+      </dsp:nvSpPr>
+      <dsp:spPr>
+        <a:xfrm>
+          <a:off x="3376538" y="438832"/>
+          <a:ext cx="183393" cy="214535"/>
+        </a:xfrm>
+        <a:prstGeom prst="rightArrow">
+          <a:avLst>
+            <a:gd name="adj1" fmla="val 60000"/>
+            <a:gd name="adj2" fmla="val 50000"/>
+          </a:avLst>
+        </a:prstGeom>
+        <a:solidFill>
+          <a:schemeClr val="accent1">
+            <a:tint val="60000"/>
+            <a:hueOff val="0"/>
+            <a:satOff val="0"/>
+            <a:lumOff val="0"/>
+            <a:alphaOff val="0"/>
+          </a:schemeClr>
+        </a:solidFill>
+        <a:ln>
+          <a:noFill/>
+        </a:ln>
+        <a:effectLst/>
+      </dsp:spPr>
+      <dsp:style>
+        <a:lnRef idx="0">
+          <a:scrgbClr r="0" g="0" b="0"/>
+        </a:lnRef>
+        <a:fillRef idx="1">
+          <a:scrgbClr r="0" g="0" b="0"/>
+        </a:fillRef>
+        <a:effectRef idx="0">
+          <a:scrgbClr r="0" g="0" b="0"/>
+        </a:effectRef>
+        <a:fontRef idx="minor">
+          <a:schemeClr val="lt1"/>
+        </a:fontRef>
+      </dsp:style>
+      <dsp:txBody>
+        <a:bodyPr spcFirstLastPara="0" vert="horz" wrap="square" lIns="0" tIns="0" rIns="0" bIns="0" numCol="1" spcCol="1270" anchor="ctr" anchorCtr="0">
+          <a:noAutofit/>
+        </a:bodyPr>
+        <a:lstStyle/>
+        <a:p>
+          <a:pPr marL="0" lvl="0" indent="0" algn="ctr" defTabSz="355600">
+            <a:lnSpc>
+              <a:spcPct val="90000"/>
+            </a:lnSpc>
+            <a:spcBef>
+              <a:spcPct val="0"/>
+            </a:spcBef>
+            <a:spcAft>
+              <a:spcPct val="35000"/>
+            </a:spcAft>
+            <a:buNone/>
+          </a:pPr>
+          <a:endParaRPr lang="fr-FR" sz="800" kern="1200"/>
+        </a:p>
+      </dsp:txBody>
+      <dsp:txXfrm>
+        <a:off x="3376538" y="481739"/>
+        <a:ext cx="128375" cy="128721"/>
+      </dsp:txXfrm>
+    </dsp:sp>
+    <dsp:sp modelId="{7B9F1AAE-CD35-49D2-9197-C2F55B42E188}">
+      <dsp:nvSpPr>
+        <dsp:cNvPr id="0" name=""/>
+        <dsp:cNvSpPr/>
+      </dsp:nvSpPr>
+      <dsp:spPr>
+        <a:xfrm>
+          <a:off x="3636057" y="286580"/>
+          <a:ext cx="865063" cy="519038"/>
+        </a:xfrm>
+        <a:prstGeom prst="roundRect">
+          <a:avLst>
+            <a:gd name="adj" fmla="val 10000"/>
+          </a:avLst>
+        </a:prstGeom>
+        <a:solidFill>
+          <a:schemeClr val="accent1">
+            <a:hueOff val="0"/>
+            <a:satOff val="0"/>
+            <a:lumOff val="0"/>
+            <a:alphaOff val="0"/>
+          </a:schemeClr>
+        </a:solidFill>
+        <a:ln w="25400" cap="flat" cmpd="sng" algn="ctr">
+          <a:solidFill>
+            <a:schemeClr val="lt1">
+              <a:hueOff val="0"/>
+              <a:satOff val="0"/>
+              <a:lumOff val="0"/>
+              <a:alphaOff val="0"/>
+            </a:schemeClr>
+          </a:solidFill>
+          <a:prstDash val="solid"/>
+        </a:ln>
+        <a:effectLst/>
+      </dsp:spPr>
+      <dsp:style>
+        <a:lnRef idx="2">
+          <a:scrgbClr r="0" g="0" b="0"/>
+        </a:lnRef>
+        <a:fillRef idx="1">
+          <a:scrgbClr r="0" g="0" b="0"/>
+        </a:fillRef>
+        <a:effectRef idx="0">
+          <a:scrgbClr r="0" g="0" b="0"/>
+        </a:effectRef>
+        <a:fontRef idx="minor">
+          <a:schemeClr val="lt1"/>
+        </a:fontRef>
+      </dsp:style>
+      <dsp:txBody>
+        <a:bodyPr spcFirstLastPara="0" vert="horz" wrap="square" lIns="34290" tIns="34290" rIns="34290" bIns="34290" numCol="1" spcCol="1270" anchor="ctr" anchorCtr="0">
+          <a:noAutofit/>
+        </a:bodyPr>
+        <a:lstStyle/>
+        <a:p>
+          <a:pPr marL="0" lvl="0" indent="0" algn="ctr" defTabSz="400050">
+            <a:lnSpc>
+              <a:spcPct val="90000"/>
+            </a:lnSpc>
+            <a:spcBef>
+              <a:spcPct val="0"/>
+            </a:spcBef>
+            <a:spcAft>
+              <a:spcPct val="35000"/>
+            </a:spcAft>
+            <a:buNone/>
+          </a:pPr>
+          <a:r>
+            <a:rPr lang="fr-FR" sz="900" kern="1200"/>
+            <a:t>Empreinte moléculaire</a:t>
+          </a:r>
+        </a:p>
+      </dsp:txBody>
+      <dsp:txXfrm>
+        <a:off x="3651259" y="301782"/>
+        <a:ext cx="834659" cy="488634"/>
+      </dsp:txXfrm>
+    </dsp:sp>
+    <dsp:sp modelId="{2D754051-0B6E-4368-83CC-F18402EEF5FE}">
+      <dsp:nvSpPr>
+        <dsp:cNvPr id="0" name=""/>
+        <dsp:cNvSpPr/>
+      </dsp:nvSpPr>
+      <dsp:spPr>
+        <a:xfrm>
+          <a:off x="4587626" y="438832"/>
+          <a:ext cx="183393" cy="214535"/>
+        </a:xfrm>
+        <a:prstGeom prst="rightArrow">
+          <a:avLst>
+            <a:gd name="adj1" fmla="val 60000"/>
+            <a:gd name="adj2" fmla="val 50000"/>
+          </a:avLst>
+        </a:prstGeom>
+        <a:solidFill>
+          <a:schemeClr val="accent1">
+            <a:tint val="60000"/>
+            <a:hueOff val="0"/>
+            <a:satOff val="0"/>
+            <a:lumOff val="0"/>
+            <a:alphaOff val="0"/>
+          </a:schemeClr>
+        </a:solidFill>
+        <a:ln>
+          <a:noFill/>
+        </a:ln>
+        <a:effectLst/>
+      </dsp:spPr>
+      <dsp:style>
+        <a:lnRef idx="0">
+          <a:scrgbClr r="0" g="0" b="0"/>
+        </a:lnRef>
+        <a:fillRef idx="1">
+          <a:scrgbClr r="0" g="0" b="0"/>
+        </a:fillRef>
+        <a:effectRef idx="0">
+          <a:scrgbClr r="0" g="0" b="0"/>
+        </a:effectRef>
+        <a:fontRef idx="minor">
+          <a:schemeClr val="lt1"/>
+        </a:fontRef>
+      </dsp:style>
+      <dsp:txBody>
+        <a:bodyPr spcFirstLastPara="0" vert="horz" wrap="square" lIns="0" tIns="0" rIns="0" bIns="0" numCol="1" spcCol="1270" anchor="ctr" anchorCtr="0">
+          <a:noAutofit/>
+        </a:bodyPr>
+        <a:lstStyle/>
+        <a:p>
+          <a:pPr marL="0" lvl="0" indent="0" algn="ctr" defTabSz="355600">
+            <a:lnSpc>
+              <a:spcPct val="90000"/>
+            </a:lnSpc>
+            <a:spcBef>
+              <a:spcPct val="0"/>
+            </a:spcBef>
+            <a:spcAft>
+              <a:spcPct val="35000"/>
+            </a:spcAft>
+            <a:buNone/>
+          </a:pPr>
+          <a:endParaRPr lang="fr-FR" sz="800" kern="1200"/>
+        </a:p>
+      </dsp:txBody>
+      <dsp:txXfrm>
+        <a:off x="4587626" y="481739"/>
+        <a:ext cx="128375" cy="128721"/>
+      </dsp:txXfrm>
+    </dsp:sp>
+    <dsp:sp modelId="{5A6425CA-F894-418D-9143-3F0ED86A7031}">
+      <dsp:nvSpPr>
+        <dsp:cNvPr id="0" name=""/>
+        <dsp:cNvSpPr/>
+      </dsp:nvSpPr>
+      <dsp:spPr>
+        <a:xfrm>
+          <a:off x="4847145" y="286580"/>
+          <a:ext cx="865063" cy="519038"/>
+        </a:xfrm>
+        <a:prstGeom prst="roundRect">
+          <a:avLst>
+            <a:gd name="adj" fmla="val 10000"/>
+          </a:avLst>
+        </a:prstGeom>
+        <a:solidFill>
+          <a:schemeClr val="accent1">
+            <a:hueOff val="0"/>
+            <a:satOff val="0"/>
+            <a:lumOff val="0"/>
+            <a:alphaOff val="0"/>
+          </a:schemeClr>
+        </a:solidFill>
+        <a:ln w="25400" cap="flat" cmpd="sng" algn="ctr">
+          <a:solidFill>
+            <a:schemeClr val="lt1">
+              <a:hueOff val="0"/>
+              <a:satOff val="0"/>
+              <a:lumOff val="0"/>
+              <a:alphaOff val="0"/>
+            </a:schemeClr>
+          </a:solidFill>
+          <a:prstDash val="solid"/>
+        </a:ln>
+        <a:effectLst/>
+      </dsp:spPr>
+      <dsp:style>
+        <a:lnRef idx="2">
+          <a:scrgbClr r="0" g="0" b="0"/>
+        </a:lnRef>
+        <a:fillRef idx="1">
+          <a:scrgbClr r="0" g="0" b="0"/>
+        </a:fillRef>
+        <a:effectRef idx="0">
+          <a:scrgbClr r="0" g="0" b="0"/>
+        </a:effectRef>
+        <a:fontRef idx="minor">
+          <a:schemeClr val="lt1"/>
+        </a:fontRef>
+      </dsp:style>
+      <dsp:txBody>
+        <a:bodyPr spcFirstLastPara="0" vert="horz" wrap="square" lIns="34290" tIns="34290" rIns="34290" bIns="34290" numCol="1" spcCol="1270" anchor="ctr" anchorCtr="0">
+          <a:noAutofit/>
+        </a:bodyPr>
+        <a:lstStyle/>
+        <a:p>
+          <a:pPr marL="0" lvl="0" indent="0" algn="ctr" defTabSz="400050">
+            <a:lnSpc>
+              <a:spcPct val="90000"/>
+            </a:lnSpc>
+            <a:spcBef>
+              <a:spcPct val="0"/>
+            </a:spcBef>
+            <a:spcAft>
+              <a:spcPct val="35000"/>
+            </a:spcAft>
+            <a:buNone/>
+          </a:pPr>
+          <a:r>
+            <a:rPr lang="fr-FR" sz="900" kern="1200"/>
+            <a:t>Prédiction</a:t>
+          </a:r>
+        </a:p>
+      </dsp:txBody>
+      <dsp:txXfrm>
+        <a:off x="4862347" y="301782"/>
+        <a:ext cx="834659" cy="488634"/>
+      </dsp:txXfrm>
+    </dsp:sp>
+  </dsp:spTree>
+</dsp:drawing>
+</file>
+
+<file path=word/diagrams/layout1.xml><?xml version="1.0" encoding="utf-8"?>
+<dgm:layoutDef xmlns:dgm="http://schemas.openxmlformats.org/drawingml/2006/diagram" xmlns:a="http://schemas.openxmlformats.org/drawingml/2006/main" uniqueId="urn:microsoft.com/office/officeart/2005/8/layout/process1">
+  <dgm:title val=""/>
+  <dgm:desc val=""/>
+  <dgm:catLst>
+    <dgm:cat type="process" pri="1000"/>
+    <dgm:cat type="convert" pri="15000"/>
+  </dgm:catLst>
+  <dgm:sampData useDef="1">
+    <dgm:dataModel>
+      <dgm:ptLst/>
+      <dgm:bg/>
+      <dgm:whole/>
+    </dgm:dataModel>
+  </dgm:sampData>
+  <dgm:styleData>
+    <dgm:dataModel>
+      <dgm:ptLst>
+        <dgm:pt modelId="0" type="doc"/>
+        <dgm:pt modelId="1"/>
+        <dgm:pt modelId="2"/>
+      </dgm:ptLst>
+      <dgm:cxnLst>
+        <dgm:cxn modelId="3" srcId="0" destId="1" srcOrd="0" destOrd="0"/>
+        <dgm:cxn modelId="4" srcId="0" destId="2" srcOrd="1" destOrd="0"/>
+      </dgm:cxnLst>
+      <dgm:bg/>
+      <dgm:whole/>
+    </dgm:dataModel>
+  </dgm:styleData>
+  <dgm:clrData>
+    <dgm:dataModel>
+      <dgm:ptLst>
+        <dgm:pt modelId="0" type="doc"/>
+        <dgm:pt modelId="1"/>
+        <dgm:pt modelId="2"/>
+        <dgm:pt modelId="3"/>
+        <dgm:pt modelId="4"/>
+      </dgm:ptLst>
+      <dgm:cxnLst>
+        <dgm:cxn modelId="5" srcId="0" destId="1" srcOrd="0" destOrd="0"/>
+        <dgm:cxn modelId="6" srcId="0" destId="2" srcOrd="1" destOrd="0"/>
+        <dgm:cxn modelId="7" srcId="0" destId="3" srcOrd="2" destOrd="0"/>
+        <dgm:cxn modelId="8" srcId="0" destId="4" srcOrd="3" destOrd="0"/>
+      </dgm:cxnLst>
+      <dgm:bg/>
+      <dgm:whole/>
+    </dgm:dataModel>
+  </dgm:clrData>
+  <dgm:layoutNode name="Name0">
+    <dgm:varLst>
+      <dgm:dir/>
+      <dgm:resizeHandles val="exact"/>
+    </dgm:varLst>
+    <dgm:choose name="Name1">
+      <dgm:if name="Name2" func="var" arg="dir" op="equ" val="norm">
+        <dgm:alg type="lin"/>
+      </dgm:if>
+      <dgm:else name="Name3">
+        <dgm:alg type="lin">
+          <dgm:param type="linDir" val="fromR"/>
+        </dgm:alg>
+      </dgm:else>
+    </dgm:choose>
+    <dgm:shape xmlns:r="http://schemas.openxmlformats.org/officeDocument/2006/relationships" r:blip="">
+      <dgm:adjLst/>
+    </dgm:shape>
+    <dgm:presOf/>
+    <dgm:constrLst>
+      <dgm:constr type="w" for="ch" ptType="node" refType="w"/>
+      <dgm:constr type="h" for="ch" ptType="node" op="equ"/>
+      <dgm:constr type="primFontSz" for="ch" ptType="node" op="equ" val="65"/>
+      <dgm:constr type="w" for="ch" ptType="sibTrans" refType="w" refFor="ch" refPtType="node" op="equ" fact="0.4"/>
+      <dgm:constr type="h" for="ch" ptType="sibTrans" op="equ"/>
+      <dgm:constr type="primFontSz" for="des" forName="connectorText" op="equ" val="55"/>
+      <dgm:constr type="primFontSz" for="des" forName="connectorText" refType="primFontSz" refFor="ch" refPtType="node" op="lte" fact="0.8"/>
+    </dgm:constrLst>
+    <dgm:ruleLst/>
+    <dgm:forEach name="nodesForEach" axis="ch" ptType="node">
+      <dgm:layoutNode name="node">
+        <dgm:varLst>
+          <dgm:bulletEnabled val="1"/>
+        </dgm:varLst>
+        <dgm:alg type="tx"/>
+        <dgm:shape xmlns:r="http://schemas.openxmlformats.org/officeDocument/2006/relationships" type="roundRect" r:blip="">
+          <dgm:adjLst>
+            <dgm:adj idx="1" val="0.1"/>
+          </dgm:adjLst>
+        </dgm:shape>
+        <dgm:presOf axis="desOrSelf" ptType="node"/>
+        <dgm:constrLst>
+          <dgm:constr type="h" refType="w" fact="0.6"/>
+          <dgm:constr type="tMarg" refType="primFontSz" fact="0.3"/>
+          <dgm:constr type="bMarg" refType="primFontSz" fact="0.3"/>
+          <dgm:constr type="lMarg" refType="primFontSz" fact="0.3"/>
+          <dgm:constr type="rMarg" refType="primFontSz" fact="0.3"/>
+        </dgm:constrLst>
+        <dgm:ruleLst>
+          <dgm:rule type="primFontSz" val="18" fact="NaN" max="NaN"/>
+          <dgm:rule type="h" val="NaN" fact="1.5" max="NaN"/>
+          <dgm:rule type="primFontSz" val="5" fact="NaN" max="NaN"/>
+          <dgm:rule type="h" val="INF" fact="NaN" max="NaN"/>
+        </dgm:ruleLst>
+      </dgm:layoutNode>
+      <dgm:forEach name="sibTransForEach" axis="followSib" ptType="sibTrans" cnt="1">
+        <dgm:layoutNode name="sibTrans">
+          <dgm:alg type="conn">
+            <dgm:param type="begPts" val="auto"/>
+            <dgm:param type="endPts" val="auto"/>
+          </dgm:alg>
+          <dgm:shape xmlns:r="http://schemas.openxmlformats.org/officeDocument/2006/relationships" type="conn" r:blip="">
+            <dgm:adjLst/>
+          </dgm:shape>
+          <dgm:presOf axis="self"/>
+          <dgm:constrLst>
+            <dgm:constr type="h" refType="w" fact="0.62"/>
+            <dgm:constr type="connDist"/>
+            <dgm:constr type="begPad" refType="connDist" fact="0.25"/>
+            <dgm:constr type="endPad" refType="connDist" fact="0.22"/>
+          </dgm:constrLst>
+          <dgm:ruleLst/>
+          <dgm:layoutNode name="connectorText">
+            <dgm:alg type="tx">
+              <dgm:param type="autoTxRot" val="grav"/>
+            </dgm:alg>
+            <dgm:shape xmlns:r="http://schemas.openxmlformats.org/officeDocument/2006/relationships" type="conn" r:blip="" hideGeom="1">
+              <dgm:adjLst/>
+            </dgm:shape>
+            <dgm:presOf axis="self"/>
+            <dgm:constrLst>
+              <dgm:constr type="lMarg"/>
+              <dgm:constr type="rMarg"/>
+              <dgm:constr type="tMarg"/>
+              <dgm:constr type="bMarg"/>
+            </dgm:constrLst>
+            <dgm:ruleLst>
+              <dgm:rule type="primFontSz" val="5" fact="NaN" max="NaN"/>
+            </dgm:ruleLst>
+          </dgm:layoutNode>
+        </dgm:layoutNode>
+      </dgm:forEach>
+    </dgm:forEach>
+  </dgm:layoutNode>
+</dgm:layoutDef>
+</file>
+
+<file path=word/diagrams/quickStyle1.xml><?xml version="1.0" encoding="utf-8"?>
+<dgm:styleDef xmlns:dgm="http://schemas.openxmlformats.org/drawingml/2006/diagram" xmlns:a="http://schemas.openxmlformats.org/drawingml/2006/main" uniqueId="urn:microsoft.com/office/officeart/2005/8/quickstyle/simple1">
+  <dgm:title val=""/>
+  <dgm:desc val=""/>
+  <dgm:catLst>
+    <dgm:cat type="simple" pri="10100"/>
+  </dgm:catLst>
+  <dgm:scene3d>
+    <a:camera prst="orthographicFront"/>
+    <a:lightRig rig="threePt" dir="t"/>
+  </dgm:scene3d>
+  <dgm:styleLbl name="node0">
+    <dgm:scene3d>
+      <a:camera prst="orthographicFront"/>
+      <a:lightRig rig="threePt" dir="t"/>
+    </dgm:scene3d>
+    <dgm:sp3d/>
+    <dgm:txPr/>
+    <dgm:style>
+      <a:lnRef idx="2">
+        <a:scrgbClr r="0" g="0" b="0"/>
+      </a:lnRef>
+      <a:fillRef idx="1">
+        <a:scrgbClr r="0" g="0" b="0"/>
+      </a:fillRef>
+      <a:effectRef idx="0">
+        <a:scrgbClr r="0" g="0" b="0"/>
+      </a:effectRef>
+      <a:fontRef idx="minor">
+        <a:schemeClr val="lt1"/>
+      </a:fontRef>
+    </dgm:style>
+  </dgm:styleLbl>
+  <dgm:styleLbl name="lnNode1">
+    <dgm:scene3d>
+      <a:camera prst="orthographicFront"/>
+      <a:lightRig rig="threePt" dir="t"/>
+    </dgm:scene3d>
+    <dgm:sp3d/>
+    <dgm:txPr/>
+    <dgm:style>
+      <a:lnRef idx="2">
+        <a:scrgbClr r="0" g="0" b="0"/>
+      </a:lnRef>
+      <a:fillRef idx="1">
+        <a:scrgbClr r="0" g="0" b="0"/>
+      </a:fillRef>
+      <a:effectRef idx="0">
+        <a:scrgbClr r="0" g="0" b="0"/>
+      </a:effectRef>
+      <a:fontRef idx="minor">
+        <a:schemeClr val="lt1"/>
+      </a:fontRef>
+    </dgm:style>
+  </dgm:styleLbl>
+  <dgm:styleLbl name="vennNode1">
+    <dgm:scene3d>
+      <a:camera prst="orthographicFront"/>
+      <a:lightRig rig="threePt" dir="t"/>
+    </dgm:scene3d>
+    <dgm:sp3d/>
+    <dgm:txPr/>
+    <dgm:style>
+      <a:lnRef idx="2">
+        <a:scrgbClr r="0" g="0" b="0"/>
+      </a:lnRef>
+      <a:fillRef idx="1">
+        <a:scrgbClr r="0" g="0" b="0"/>
+      </a:fillRef>
+      <a:effectRef idx="0">
+        <a:scrgbClr r="0" g="0" b="0"/>
+      </a:effectRef>
+      <a:fontRef idx="minor">
+        <a:schemeClr val="tx1"/>
+      </a:fontRef>
+    </dgm:style>
+  </dgm:styleLbl>
+  <dgm:styleLbl name="alignNode1">
+    <dgm:scene3d>
+      <a:camera prst="orthographicFront"/>
+      <a:lightRig rig="threePt" dir="t"/>
+    </dgm:scene3d>
+    <dgm:sp3d/>
+    <dgm:txPr/>
+    <dgm:style>
+      <a:lnRef idx="2">
+        <a:scrgbClr r="0" g="0" b="0"/>
+      </a:lnRef>
+      <a:fillRef idx="1">
+        <a:scrgbClr r="0" g="0" b="0"/>
+      </a:fillRef>
+      <a:effectRef idx="0">
+        <a:scrgbClr r="0" g="0" b="0"/>
+      </a:effectRef>
+      <a:fontRef idx="minor">
+        <a:schemeClr val="lt1"/>
+      </a:fontRef>
+    </dgm:style>
+  </dgm:styleLbl>
+  <dgm:styleLbl name="node1">
+    <dgm:scene3d>
+      <a:camera prst="orthographicFront"/>
+      <a:lightRig rig="threePt" dir="t"/>
+    </dgm:scene3d>
+    <dgm:sp3d/>
+    <dgm:txPr/>
+    <dgm:style>
+      <a:lnRef idx="2">
+        <a:scrgbClr r="0" g="0" b="0"/>
+      </a:lnRef>
+      <a:fillRef idx="1">
+        <a:scrgbClr r="0" g="0" b="0"/>
+      </a:fillRef>
+      <a:effectRef idx="0">
+        <a:scrgbClr r="0" g="0" b="0"/>
+      </a:effectRef>
+      <a:fontRef idx="minor">
+        <a:schemeClr val="lt1"/>
+      </a:fontRef>
+    </dgm:style>
+  </dgm:styleLbl>
+  <dgm:styleLbl name="node2">
+    <dgm:scene3d>
+      <a:camera prst="orthographicFront"/>
+      <a:lightRig rig="threePt" dir="t"/>
+    </dgm:scene3d>
+    <dgm:sp3d/>
+    <dgm:txPr/>
+    <dgm:style>
+      <a:lnRef idx="2">
+        <a:scrgbClr r="0" g="0" b="0"/>
+      </a:lnRef>
+      <a:fillRef idx="1">
+        <a:scrgbClr r="0" g="0" b="0"/>
+      </a:fillRef>
+      <a:effectRef idx="0">
+        <a:scrgbClr r="0" g="0" b="0"/>
+      </a:effectRef>
+      <a:fontRef idx="minor">
+        <a:schemeClr val="lt1"/>
+      </a:fontRef>
+    </dgm:style>
+  </dgm:styleLbl>
+  <dgm:styleLbl name="node3">
+    <dgm:scene3d>
+      <a:camera prst="orthographicFront"/>
+      <a:lightRig rig="threePt" dir="t"/>
+    </dgm:scene3d>
+    <dgm:sp3d/>
+    <dgm:txPr/>
+    <dgm:style>
+      <a:lnRef idx="2">
+        <a:scrgbClr r="0" g="0" b="0"/>
+      </a:lnRef>
+      <a:fillRef idx="1">
+        <a:scrgbClr r="0" g="0" b="0"/>
+      </a:fillRef>
+      <a:effectRef idx="0">
+        <a:scrgbClr r="0" g="0" b="0"/>
+      </a:effectRef>
+      <a:fontRef idx="minor">
+        <a:schemeClr val="lt1"/>
+      </a:fontRef>
+    </dgm:style>
+  </dgm:styleLbl>
+  <dgm:styleLbl name="node4">
+    <dgm:scene3d>
+      <a:camera prst="orthographicFront"/>
+      <a:lightRig rig="threePt" dir="t"/>
+    </dgm:scene3d>
+    <dgm:sp3d/>
+    <dgm:txPr/>
+    <dgm:style>
+      <a:lnRef idx="2">
+        <a:scrgbClr r="0" g="0" b="0"/>
+      </a:lnRef>
+      <a:fillRef idx="1">
+        <a:scrgbClr r="0" g="0" b="0"/>
+      </a:fillRef>
+      <a:effectRef idx="0">
+        <a:scrgbClr r="0" g="0" b="0"/>
+      </a:effectRef>
+      <a:fontRef idx="minor">
+        <a:schemeClr val="lt1"/>
+      </a:fontRef>
+    </dgm:style>
+  </dgm:styleLbl>
+  <dgm:styleLbl name="fgImgPlace1">
+    <dgm:scene3d>
+      <a:camera prst="orthographicFront"/>
+      <a:lightRig rig="threePt" dir="t"/>
+    </dgm:scene3d>
+    <dgm:sp3d/>
+    <dgm:txPr/>
+    <dgm:style>
+      <a:lnRef idx="2">
+        <a:scrgbClr r="0" g="0" b="0"/>
+      </a:lnRef>
+      <a:fillRef idx="1">
+        <a:scrgbClr r="0" g="0" b="0"/>
+      </a:fillRef>
+      <a:effectRef idx="0">
+        <a:scrgbClr r="0" g="0" b="0"/>
+      </a:effectRef>
+      <a:fontRef idx="minor"/>
+    </dgm:style>
+  </dgm:styleLbl>
+  <dgm:styleLbl name="alignImgPlace1">
+    <dgm:scene3d>
+      <a:camera prst="orthographicFront"/>
+      <a:lightRig rig="threePt" dir="t"/>
+    </dgm:scene3d>
+    <dgm:sp3d/>
+    <dgm:txPr/>
+    <dgm:style>
+      <a:lnRef idx="2">
+        <a:scrgbClr r="0" g="0" b="0"/>
+      </a:lnRef>
+      <a:fillRef idx="1">
+        <a:scrgbClr r="0" g="0" b="0"/>
+      </a:fillRef>
+      <a:effectRef idx="0">
+        <a:scrgbClr r="0" g="0" b="0"/>
+      </a:effectRef>
+      <a:fontRef idx="minor"/>
+    </dgm:style>
+  </dgm:styleLbl>
+  <dgm:styleLbl name="bgImgPlace1">
+    <dgm:scene3d>
+      <a:camera prst="orthographicFront"/>
+      <a:lightRig rig="threePt" dir="t"/>
+    </dgm:scene3d>
+    <dgm:sp3d/>
+    <dgm:txPr/>
+    <dgm:style>
+      <a:lnRef idx="2">
+        <a:scrgbClr r="0" g="0" b="0"/>
+      </a:lnRef>
+      <a:fillRef idx="1">
+        <a:scrgbClr r="0" g="0" b="0"/>
+      </a:fillRef>
+      <a:effectRef idx="0">
+        <a:scrgbClr r="0" g="0" b="0"/>
+      </a:effectRef>
+      <a:fontRef idx="minor"/>
+    </dgm:style>
+  </dgm:styleLbl>
+  <dgm:styleLbl name="sibTrans2D1">
+    <dgm:scene3d>
+      <a:camera prst="orthographicFront"/>
+      <a:lightRig rig="threePt" dir="t"/>
+    </dgm:scene3d>
+    <dgm:sp3d/>
+    <dgm:txPr/>
+    <dgm:style>
+      <a:lnRef idx="0">
+        <a:scrgbClr r="0" g="0" b="0"/>
+      </a:lnRef>
+      <a:fillRef idx="1">
+        <a:scrgbClr r="0" g="0" b="0"/>
+      </a:fillRef>
+      <a:effectRef idx="0">
+        <a:scrgbClr r="0" g="0" b="0"/>
+      </a:effectRef>
+      <a:fontRef idx="minor">
+        <a:schemeClr val="lt1"/>
+      </a:fontRef>
+    </dgm:style>
+  </dgm:styleLbl>
+  <dgm:styleLbl name="fgSibTrans2D1">
+    <dgm:scene3d>
+      <a:camera prst="orthographicFront"/>
+      <a:lightRig rig="threePt" dir="t"/>
+    </dgm:scene3d>
+    <dgm:sp3d/>
+    <dgm:txPr/>
+    <dgm:style>
+      <a:lnRef idx="0">
+        <a:scrgbClr r="0" g="0" b="0"/>
+      </a:lnRef>
+      <a:fillRef idx="1">
+        <a:scrgbClr r="0" g="0" b="0"/>
+      </a:fillRef>
+      <a:effectRef idx="0">
+        <a:scrgbClr r="0" g="0" b="0"/>
+      </a:effectRef>
+      <a:fontRef idx="minor">
+        <a:schemeClr val="lt1"/>
+      </a:fontRef>
+    </dgm:style>
+  </dgm:styleLbl>
+  <dgm:styleLbl name="bgSibTrans2D1">
+    <dgm:scene3d>
+      <a:camera prst="orthographicFront"/>
+      <a:lightRig rig="threePt" dir="t"/>
+    </dgm:scene3d>
+    <dgm:sp3d/>
+    <dgm:txPr/>
+    <dgm:style>
+      <a:lnRef idx="0">
+        <a:scrgbClr r="0" g="0" b="0"/>
+      </a:lnRef>
+      <a:fillRef idx="1">
+        <a:scrgbClr r="0" g="0" b="0"/>
+      </a:fillRef>
+      <a:effectRef idx="0">
+        <a:scrgbClr r="0" g="0" b="0"/>
+      </a:effectRef>
+      <a:fontRef idx="minor">
+        <a:schemeClr val="lt1"/>
+      </a:fontRef>
+    </dgm:style>
+  </dgm:styleLbl>
+  <dgm:styleLbl name="sibTrans1D1">
+    <dgm:scene3d>
+      <a:camera prst="orthographicFront"/>
+      <a:lightRig rig="threePt" dir="t"/>
+    </dgm:scene3d>
+    <dgm:sp3d/>
+    <dgm:txPr/>
+    <dgm:style>
+      <a:lnRef idx="1">
+        <a:scrgbClr r="0" g="0" b="0"/>
+      </a:lnRef>
+      <a:fillRef idx="0">
+        <a:scrgbClr r="0" g="0" b="0"/>
+      </a:fillRef>
+      <a:effectRef idx="0">
+        <a:scrgbClr r="0" g="0" b="0"/>
+      </a:effectRef>
+      <a:fontRef idx="minor"/>
+    </dgm:style>
+  </dgm:styleLbl>
+  <dgm:styleLbl name="callout">
+    <dgm:scene3d>
+      <a:camera prst="orthographicFront"/>
+      <a:lightRig rig="threePt" dir="t"/>
+    </dgm:scene3d>
+    <dgm:sp3d/>
+    <dgm:txPr/>
+    <dgm:style>
+      <a:lnRef idx="2">
+        <a:scrgbClr r="0" g="0" b="0"/>
+      </a:lnRef>
+      <a:fillRef idx="1">
+        <a:scrgbClr r="0" g="0" b="0"/>
+      </a:fillRef>
+      <a:effectRef idx="0">
+        <a:scrgbClr r="0" g="0" b="0"/>
+      </a:effectRef>
+      <a:fontRef idx="minor"/>
+    </dgm:style>
+  </dgm:styleLbl>
+  <dgm:styleLbl name="asst0">
+    <dgm:scene3d>
+      <a:camera prst="orthographicFront"/>
+      <a:lightRig rig="threePt" dir="t"/>
+    </dgm:scene3d>
+    <dgm:sp3d/>
+    <dgm:txPr/>
+    <dgm:style>
+      <a:lnRef idx="2">
+        <a:scrgbClr r="0" g="0" b="0"/>
+      </a:lnRef>
+      <a:fillRef idx="1">
+        <a:scrgbClr r="0" g="0" b="0"/>
+      </a:fillRef>
+      <a:effectRef idx="0">
+        <a:scrgbClr r="0" g="0" b="0"/>
+      </a:effectRef>
+      <a:fontRef idx="minor">
+        <a:schemeClr val="lt1"/>
+      </a:fontRef>
+    </dgm:style>
+  </dgm:styleLbl>
+  <dgm:styleLbl name="asst1">
+    <dgm:scene3d>
+      <a:camera prst="orthographicFront"/>
+      <a:lightRig rig="threePt" dir="t"/>
+    </dgm:scene3d>
+    <dgm:sp3d/>
+    <dgm:txPr/>
+    <dgm:style>
+      <a:lnRef idx="2">
+        <a:scrgbClr r="0" g="0" b="0"/>
+      </a:lnRef>
+      <a:fillRef idx="1">
+        <a:scrgbClr r="0" g="0" b="0"/>
+      </a:fillRef>
+      <a:effectRef idx="0">
+        <a:scrgbClr r="0" g="0" b="0"/>
+      </a:effectRef>
+      <a:fontRef idx="minor">
+        <a:schemeClr val="lt1"/>
+      </a:fontRef>
+    </dgm:style>
+  </dgm:styleLbl>
+  <dgm:styleLbl name="asst2">
+    <dgm:scene3d>
+      <a:camera prst="orthographicFront"/>
+      <a:lightRig rig="threePt" dir="t"/>
+    </dgm:scene3d>
+    <dgm:sp3d/>
+    <dgm:txPr/>
+    <dgm:style>
+      <a:lnRef idx="2">
+        <a:scrgbClr r="0" g="0" b="0"/>
+      </a:lnRef>
+      <a:fillRef idx="1">
+        <a:scrgbClr r="0" g="0" b="0"/>
+      </a:fillRef>
+      <a:effectRef idx="0">
+        <a:scrgbClr r="0" g="0" b="0"/>
+      </a:effectRef>
+      <a:fontRef idx="minor">
+        <a:schemeClr val="lt1"/>
+      </a:fontRef>
+    </dgm:style>
+  </dgm:styleLbl>
+  <dgm:styleLbl name="asst3">
+    <dgm:scene3d>
+      <a:camera prst="orthographicFront"/>
+      <a:lightRig rig="threePt" dir="t"/>
+    </dgm:scene3d>
+    <dgm:sp3d/>
+    <dgm:txPr/>
+    <dgm:style>
+      <a:lnRef idx="2">
+        <a:scrgbClr r="0" g="0" b="0"/>
+      </a:lnRef>
+      <a:fillRef idx="1">
+        <a:scrgbClr r="0" g="0" b="0"/>
+      </a:fillRef>
+      <a:effectRef idx="0">
+        <a:scrgbClr r="0" g="0" b="0"/>
+      </a:effectRef>
+      <a:fontRef idx="minor">
+        <a:schemeClr val="lt1"/>
+      </a:fontRef>
+    </dgm:style>
+  </dgm:styleLbl>
+  <dgm:styleLbl name="asst4">
+    <dgm:scene3d>
+      <a:camera prst="orthographicFront"/>
+      <a:lightRig rig="threePt" dir="t"/>
+    </dgm:scene3d>
+    <dgm:sp3d/>
+    <dgm:txPr/>
+    <dgm:style>
+      <a:lnRef idx="2">
+        <a:scrgbClr r="0" g="0" b="0"/>
+      </a:lnRef>
+      <a:fillRef idx="1">
+        <a:scrgbClr r="0" g="0" b="0"/>
+      </a:fillRef>
+      <a:effectRef idx="0">
+        <a:scrgbClr r="0" g="0" b="0"/>
+      </a:effectRef>
+      <a:fontRef idx="minor">
+        <a:schemeClr val="lt1"/>
+      </a:fontRef>
+    </dgm:style>
+  </dgm:styleLbl>
+  <dgm:styleLbl name="parChTrans2D1">
+    <dgm:scene3d>
+      <a:camera prst="orthographicFront"/>
+      <a:lightRig rig="threePt" dir="t"/>
+    </dgm:scene3d>
+    <dgm:sp3d/>
+    <dgm:txPr/>
+    <dgm:style>
+      <a:lnRef idx="2">
+        <a:scrgbClr r="0" g="0" b="0"/>
+      </a:lnRef>
+      <a:fillRef idx="1">
+        <a:scrgbClr r="0" g="0" b="0"/>
+      </a:fillRef>
+      <a:effectRef idx="0">
+        <a:scrgbClr r="0" g="0" b="0"/>
+      </a:effectRef>
+      <a:fontRef idx="minor">
+        <a:schemeClr val="lt1"/>
+      </a:fontRef>
+    </dgm:style>
+  </dgm:styleLbl>
+  <dgm:styleLbl name="parChTrans2D2">
+    <dgm:scene3d>
+      <a:camera prst="orthographicFront"/>
+      <a:lightRig rig="threePt" dir="t"/>
+    </dgm:scene3d>
+    <dgm:sp3d/>
+    <dgm:txPr/>
+    <dgm:style>
+      <a:lnRef idx="2">
+        <a:scrgbClr r="0" g="0" b="0"/>
+      </a:lnRef>
+      <a:fillRef idx="1">
+        <a:scrgbClr r="0" g="0" b="0"/>
+      </a:fillRef>
+      <a:effectRef idx="0">
+        <a:scrgbClr r="0" g="0" b="0"/>
+      </a:effectRef>
+      <a:fontRef idx="minor">
+        <a:schemeClr val="lt1"/>
+      </a:fontRef>
+    </dgm:style>
+  </dgm:styleLbl>
+  <dgm:styleLbl name="parChTrans2D3">
+    <dgm:scene3d>
+      <a:camera prst="orthographicFront"/>
+      <a:lightRig rig="threePt" dir="t"/>
+    </dgm:scene3d>
+    <dgm:sp3d/>
+    <dgm:txPr/>
+    <dgm:style>
+      <a:lnRef idx="2">
+        <a:scrgbClr r="0" g="0" b="0"/>
+      </a:lnRef>
+      <a:fillRef idx="1">
+        <a:scrgbClr r="0" g="0" b="0"/>
+      </a:fillRef>
+      <a:effectRef idx="0">
+        <a:scrgbClr r="0" g="0" b="0"/>
+      </a:effectRef>
+      <a:fontRef idx="minor">
+        <a:schemeClr val="lt1"/>
+      </a:fontRef>
+    </dgm:style>
+  </dgm:styleLbl>
+  <dgm:styleLbl name="parChTrans2D4">
+    <dgm:scene3d>
+      <a:camera prst="orthographicFront"/>
+      <a:lightRig rig="threePt" dir="t"/>
+    </dgm:scene3d>
+    <dgm:sp3d/>
+    <dgm:txPr/>
+    <dgm:style>
+      <a:lnRef idx="2">
+        <a:scrgbClr r="0" g="0" b="0"/>
+      </a:lnRef>
+      <a:fillRef idx="1">
+        <a:scrgbClr r="0" g="0" b="0"/>
+      </a:fillRef>
+      <a:effectRef idx="0">
+        <a:scrgbClr r="0" g="0" b="0"/>
+      </a:effectRef>
+      <a:fontRef idx="minor">
+        <a:schemeClr val="lt1"/>
+      </a:fontRef>
+    </dgm:style>
+  </dgm:styleLbl>
+  <dgm:styleLbl name="parChTrans1D1">
+    <dgm:scene3d>
+      <a:camera prst="orthographicFront"/>
+      <a:lightRig rig="threePt" dir="t"/>
+    </dgm:scene3d>
+    <dgm:sp3d/>
+    <dgm:txPr/>
+    <dgm:style>
+      <a:lnRef idx="2">
+        <a:scrgbClr r="0" g="0" b="0"/>
+      </a:lnRef>
+      <a:fillRef idx="0">
+        <a:scrgbClr r="0" g="0" b="0"/>
+      </a:fillRef>
+      <a:effectRef idx="0">
+        <a:scrgbClr r="0" g="0" b="0"/>
+      </a:effectRef>
+      <a:fontRef idx="minor"/>
+    </dgm:style>
+  </dgm:styleLbl>
+  <dgm:styleLbl name="parChTrans1D2">
+    <dgm:scene3d>
+      <a:camera prst="orthographicFront"/>
+      <a:lightRig rig="threePt" dir="t"/>
+    </dgm:scene3d>
+    <dgm:sp3d/>
+    <dgm:txPr/>
+    <dgm:style>
+      <a:lnRef idx="2">
+        <a:scrgbClr r="0" g="0" b="0"/>
+      </a:lnRef>
+      <a:fillRef idx="0">
+        <a:scrgbClr r="0" g="0" b="0"/>
+      </a:fillRef>
+      <a:effectRef idx="0">
+        <a:scrgbClr r="0" g="0" b="0"/>
+      </a:effectRef>
+      <a:fontRef idx="minor"/>
+    </dgm:style>
+  </dgm:styleLbl>
+  <dgm:styleLbl name="parChTrans1D3">
+    <dgm:scene3d>
+      <a:camera prst="orthographicFront"/>
+      <a:lightRig rig="threePt" dir="t"/>
+    </dgm:scene3d>
+    <dgm:sp3d/>
+    <dgm:txPr/>
+    <dgm:style>
+      <a:lnRef idx="2">
+        <a:scrgbClr r="0" g="0" b="0"/>
+      </a:lnRef>
+      <a:fillRef idx="0">
+        <a:scrgbClr r="0" g="0" b="0"/>
+      </a:fillRef>
+      <a:effectRef idx="0">
+        <a:scrgbClr r="0" g="0" b="0"/>
+      </a:effectRef>
+      <a:fontRef idx="minor"/>
+    </dgm:style>
+  </dgm:styleLbl>
+  <dgm:styleLbl name="parChTrans1D4">
+    <dgm:scene3d>
+      <a:camera prst="orthographicFront"/>
+      <a:lightRig rig="threePt" dir="t"/>
+    </dgm:scene3d>
+    <dgm:sp3d/>
+    <dgm:txPr/>
+    <dgm:style>
+      <a:lnRef idx="2">
+        <a:scrgbClr r="0" g="0" b="0"/>
+      </a:lnRef>
+      <a:fillRef idx="0">
+        <a:scrgbClr r="0" g="0" b="0"/>
+      </a:fillRef>
+      <a:effectRef idx="0">
+        <a:scrgbClr r="0" g="0" b="0"/>
+      </a:effectRef>
+      <a:fontRef idx="minor"/>
+    </dgm:style>
+  </dgm:styleLbl>
+  <dgm:styleLbl name="fgAcc1">
+    <dgm:scene3d>
+      <a:camera prst="orthographicFront"/>
+      <a:lightRig rig="threePt" dir="t"/>
+    </dgm:scene3d>
+    <dgm:sp3d/>
+    <dgm:txPr/>
+    <dgm:style>
+      <a:lnRef idx="2">
+        <a:scrgbClr r="0" g="0" b="0"/>
+      </a:lnRef>
+      <a:fillRef idx="1">
+        <a:scrgbClr r="0" g="0" b="0"/>
+      </a:fillRef>
+      <a:effectRef idx="0">
+        <a:scrgbClr r="0" g="0" b="0"/>
+      </a:effectRef>
+      <a:fontRef idx="minor"/>
+    </dgm:style>
+  </dgm:styleLbl>
+  <dgm:styleLbl name="conFgAcc1">
+    <dgm:scene3d>
+      <a:camera prst="orthographicFront"/>
+      <a:lightRig rig="threePt" dir="t"/>
+    </dgm:scene3d>
+    <dgm:sp3d/>
+    <dgm:txPr/>
+    <dgm:style>
+      <a:lnRef idx="2">
+        <a:scrgbClr r="0" g="0" b="0"/>
+      </a:lnRef>
+      <a:fillRef idx="1">
+        <a:scrgbClr r="0" g="0" b="0"/>
+      </a:fillRef>
+      <a:effectRef idx="0">
+        <a:scrgbClr r="0" g="0" b="0"/>
+      </a:effectRef>
+      <a:fontRef idx="minor"/>
+    </dgm:style>
+  </dgm:styleLbl>
+  <dgm:styleLbl name="alignAcc1">
+    <dgm:scene3d>
+      <a:camera prst="orthographicFront"/>
+      <a:lightRig rig="threePt" dir="t"/>
+    </dgm:scene3d>
+    <dgm:sp3d/>
+    <dgm:txPr/>
+    <dgm:style>
+      <a:lnRef idx="2">
+        <a:scrgbClr r="0" g="0" b="0"/>
+      </a:lnRef>
+      <a:fillRef idx="1">
+        <a:scrgbClr r="0" g="0" b="0"/>
+      </a:fillRef>
+      <a:effectRef idx="0">
+        <a:scrgbClr r="0" g="0" b="0"/>
+      </a:effectRef>
+      <a:fontRef idx="minor"/>
+    </dgm:style>
+  </dgm:styleLbl>
+  <dgm:styleLbl name="trAlignAcc1">
+    <dgm:scene3d>
+      <a:camera prst="orthographicFront"/>
+      <a:lightRig rig="threePt" dir="t"/>
+    </dgm:scene3d>
+    <dgm:sp3d/>
+    <dgm:txPr/>
+    <dgm:style>
+      <a:lnRef idx="1">
+        <a:scrgbClr r="0" g="0" b="0"/>
+      </a:lnRef>
+      <a:fillRef idx="1">
+        <a:scrgbClr r="0" g="0" b="0"/>
+      </a:fillRef>
+      <a:effectRef idx="0">
+        <a:scrgbClr r="0" g="0" b="0"/>
+      </a:effectRef>
+      <a:fontRef idx="minor"/>
+    </dgm:style>
+  </dgm:styleLbl>
+  <dgm:styleLbl name="bgAcc1">
+    <dgm:scene3d>
+      <a:camera prst="orthographicFront"/>
+      <a:lightRig rig="threePt" dir="t"/>
+    </dgm:scene3d>
+    <dgm:sp3d/>
+    <dgm:txPr/>
+    <dgm:style>
+      <a:lnRef idx="2">
+        <a:scrgbClr r="0" g="0" b="0"/>
+      </a:lnRef>
+      <a:fillRef idx="1">
+        <a:scrgbClr r="0" g="0" b="0"/>
+      </a:fillRef>
+      <a:effectRef idx="0">
+        <a:scrgbClr r="0" g="0" b="0"/>
+      </a:effectRef>
+      <a:fontRef idx="minor"/>
+    </dgm:style>
+  </dgm:styleLbl>
+  <dgm:styleLbl name="solidFgAcc1">
+    <dgm:scene3d>
+      <a:camera prst="orthographicFront"/>
+      <a:lightRig rig="threePt" dir="t"/>
+    </dgm:scene3d>
+    <dgm:sp3d/>
+    <dgm:txPr/>
+    <dgm:style>
+      <a:lnRef idx="2">
+        <a:scrgbClr r="0" g="0" b="0"/>
+      </a:lnRef>
+      <a:fillRef idx="1">
+        <a:scrgbClr r="0" g="0" b="0"/>
+      </a:fillRef>
+      <a:effectRef idx="0">
+        <a:scrgbClr r="0" g="0" b="0"/>
+      </a:effectRef>
+      <a:fontRef idx="minor"/>
+    </dgm:style>
+  </dgm:styleLbl>
+  <dgm:styleLbl name="solidAlignAcc1">
+    <dgm:scene3d>
+      <a:camera prst="orthographicFront"/>
+      <a:lightRig rig="threePt" dir="t"/>
+    </dgm:scene3d>
+    <dgm:sp3d/>
+    <dgm:txPr/>
+    <dgm:style>
+      <a:lnRef idx="2">
+        <a:scrgbClr r="0" g="0" b="0"/>
+      </a:lnRef>
+      <a:fillRef idx="1">
+        <a:scrgbClr r="0" g="0" b="0"/>
+      </a:fillRef>
+      <a:effectRef idx="0">
+        <a:scrgbClr r="0" g="0" b="0"/>
+      </a:effectRef>
+      <a:fontRef idx="minor"/>
+    </dgm:style>
+  </dgm:styleLbl>
+  <dgm:styleLbl name="solidBgAcc1">
+    <dgm:scene3d>
+      <a:camera prst="orthographicFront"/>
+      <a:lightRig rig="threePt" dir="t"/>
+    </dgm:scene3d>
+    <dgm:sp3d/>
+    <dgm:txPr/>
+    <dgm:style>
+      <a:lnRef idx="2">
+        <a:scrgbClr r="0" g="0" b="0"/>
+      </a:lnRef>
+      <a:fillRef idx="1">
+        <a:scrgbClr r="0" g="0" b="0"/>
+      </a:fillRef>
+      <a:effectRef idx="0">
+        <a:scrgbClr r="0" g="0" b="0"/>
+      </a:effectRef>
+      <a:fontRef idx="minor"/>
+    </dgm:style>
+  </dgm:styleLbl>
+  <dgm:styleLbl name="fgAccFollowNode1">
+    <dgm:scene3d>
+      <a:camera prst="orthographicFront"/>
+      <a:lightRig rig="threePt" dir="t"/>
+    </dgm:scene3d>
+    <dgm:sp3d/>
+    <dgm:txPr/>
+    <dgm:style>
+      <a:lnRef idx="2">
+        <a:scrgbClr r="0" g="0" b="0"/>
+      </a:lnRef>
+      <a:fillRef idx="1">
+        <a:scrgbClr r="0" g="0" b="0"/>
+      </a:fillRef>
+      <a:effectRef idx="0">
+        <a:scrgbClr r="0" g="0" b="0"/>
+      </a:effectRef>
+      <a:fontRef idx="minor"/>
+    </dgm:style>
+  </dgm:styleLbl>
+  <dgm:styleLbl name="alignAccFollowNode1">
+    <dgm:scene3d>
+      <a:camera prst="orthographicFront"/>
+      <a:lightRig rig="threePt" dir="t"/>
+    </dgm:scene3d>
+    <dgm:sp3d/>
+    <dgm:txPr/>
+    <dgm:style>
+      <a:lnRef idx="2">
+        <a:scrgbClr r="0" g="0" b="0"/>
+      </a:lnRef>
+      <a:fillRef idx="1">
+        <a:scrgbClr r="0" g="0" b="0"/>
+      </a:fillRef>
+      <a:effectRef idx="0">
+        <a:scrgbClr r="0" g="0" b="0"/>
+      </a:effectRef>
+      <a:fontRef idx="minor"/>
+    </dgm:style>
+  </dgm:styleLbl>
+  <dgm:styleLbl name="bgAccFollowNode1">
+    <dgm:scene3d>
+      <a:camera prst="orthographicFront"/>
+      <a:lightRig rig="threePt" dir="t"/>
+    </dgm:scene3d>
+    <dgm:sp3d/>
+    <dgm:txPr/>
+    <dgm:style>
+      <a:lnRef idx="2">
+        <a:scrgbClr r="0" g="0" b="0"/>
+      </a:lnRef>
+      <a:fillRef idx="1">
+        <a:scrgbClr r="0" g="0" b="0"/>
+      </a:fillRef>
+      <a:effectRef idx="0">
+        <a:scrgbClr r="0" g="0" b="0"/>
+      </a:effectRef>
+      <a:fontRef idx="minor"/>
+    </dgm:style>
+  </dgm:styleLbl>
+  <dgm:styleLbl name="fgAcc0">
+    <dgm:scene3d>
+      <a:camera prst="orthographicFront"/>
+      <a:lightRig rig="threePt" dir="t"/>
+    </dgm:scene3d>
+    <dgm:sp3d/>
+    <dgm:txPr/>
+    <dgm:style>
+      <a:lnRef idx="2">
+        <a:scrgbClr r="0" g="0" b="0"/>
+      </a:lnRef>
+      <a:fillRef idx="1">
+        <a:scrgbClr r="0" g="0" b="0"/>
+      </a:fillRef>
+      <a:effectRef idx="0">
+        <a:scrgbClr r="0" g="0" b="0"/>
+      </a:effectRef>
+      <a:fontRef idx="minor"/>
+    </dgm:style>
+  </dgm:styleLbl>
+  <dgm:styleLbl name="fgAcc2">
+    <dgm:scene3d>
+      <a:camera prst="orthographicFront"/>
+      <a:lightRig rig="threePt" dir="t"/>
+    </dgm:scene3d>
+    <dgm:sp3d/>
+    <dgm:txPr/>
+    <dgm:style>
+      <a:lnRef idx="2">
+        <a:scrgbClr r="0" g="0" b="0"/>
+      </a:lnRef>
+      <a:fillRef idx="1">
+        <a:scrgbClr r="0" g="0" b="0"/>
+      </a:fillRef>
+      <a:effectRef idx="0">
+        <a:scrgbClr r="0" g="0" b="0"/>
+      </a:effectRef>
+      <a:fontRef idx="minor"/>
+    </dgm:style>
+  </dgm:styleLbl>
+  <dgm:styleLbl name="fgAcc3">
+    <dgm:scene3d>
+      <a:camera prst="orthographicFront"/>
+      <a:lightRig rig="threePt" dir="t"/>
+    </dgm:scene3d>
+    <dgm:sp3d/>
+    <dgm:txPr/>
+    <dgm:style>
+      <a:lnRef idx="2">
+        <a:scrgbClr r="0" g="0" b="0"/>
+      </a:lnRef>
+      <a:fillRef idx="1">
+        <a:scrgbClr r="0" g="0" b="0"/>
+      </a:fillRef>
+      <a:effectRef idx="0">
+        <a:scrgbClr r="0" g="0" b="0"/>
+      </a:effectRef>
+      <a:fontRef idx="minor"/>
+    </dgm:style>
+  </dgm:styleLbl>
+  <dgm:styleLbl name="fgAcc4">
+    <dgm:scene3d>
+      <a:camera prst="orthographicFront"/>
+      <a:lightRig rig="threePt" dir="t"/>
+    </dgm:scene3d>
+    <dgm:sp3d/>
+    <dgm:txPr/>
+    <dgm:style>
+      <a:lnRef idx="2">
+        <a:scrgbClr r="0" g="0" b="0"/>
+      </a:lnRef>
+      <a:fillRef idx="1">
+        <a:scrgbClr r="0" g="0" b="0"/>
+      </a:fillRef>
+      <a:effectRef idx="0">
+        <a:scrgbClr r="0" g="0" b="0"/>
+      </a:effectRef>
+      <a:fontRef idx="minor"/>
+    </dgm:style>
+  </dgm:styleLbl>
+  <dgm:styleLbl name="bgShp">
+    <dgm:scene3d>
+      <a:camera prst="orthographicFront"/>
+      <a:lightRig rig="threePt" dir="t"/>
+    </dgm:scene3d>
+    <dgm:sp3d/>
+    <dgm:txPr/>
+    <dgm:style>
+      <a:lnRef idx="0">
+        <a:scrgbClr r="0" g="0" b="0"/>
+      </a:lnRef>
+      <a:fillRef idx="1">
+        <a:scrgbClr r="0" g="0" b="0"/>
+      </a:fillRef>
+      <a:effectRef idx="0">
+        <a:scrgbClr r="0" g="0" b="0"/>
+      </a:effectRef>
+      <a:fontRef idx="minor"/>
+    </dgm:style>
+  </dgm:styleLbl>
+  <dgm:styleLbl name="dkBgShp">
+    <dgm:scene3d>
+      <a:camera prst="orthographicFront"/>
+      <a:lightRig rig="threePt" dir="t"/>
+    </dgm:scene3d>
+    <dgm:sp3d/>
+    <dgm:txPr/>
+    <dgm:style>
+      <a:lnRef idx="0">
+        <a:scrgbClr r="0" g="0" b="0"/>
+      </a:lnRef>
+      <a:fillRef idx="1">
+        <a:scrgbClr r="0" g="0" b="0"/>
+      </a:fillRef>
+      <a:effectRef idx="0">
+        <a:scrgbClr r="0" g="0" b="0"/>
+      </a:effectRef>
+      <a:fontRef idx="minor"/>
+    </dgm:style>
+  </dgm:styleLbl>
+  <dgm:styleLbl name="trBgShp">
+    <dgm:scene3d>
+      <a:camera prst="orthographicFront"/>
+      <a:lightRig rig="threePt" dir="t"/>
+    </dgm:scene3d>
+    <dgm:sp3d/>
+    <dgm:txPr/>
+    <dgm:style>
+      <a:lnRef idx="0">
+        <a:scrgbClr r="0" g="0" b="0"/>
+      </a:lnRef>
+      <a:fillRef idx="1">
+        <a:scrgbClr r="0" g="0" b="0"/>
+      </a:fillRef>
+      <a:effectRef idx="0">
+        <a:scrgbClr r="0" g="0" b="0"/>
+      </a:effectRef>
+      <a:fontRef idx="minor"/>
+    </dgm:style>
+  </dgm:styleLbl>
+  <dgm:styleLbl name="fgShp">
+    <dgm:scene3d>
+      <a:camera prst="orthographicFront"/>
+      <a:lightRig rig="threePt" dir="t"/>
+    </dgm:scene3d>
+    <dgm:sp3d/>
+    <dgm:txPr/>
+    <dgm:style>
+      <a:lnRef idx="2">
+        <a:scrgbClr r="0" g="0" b="0"/>
+      </a:lnRef>
+      <a:fillRef idx="1">
+        <a:scrgbClr r="0" g="0" b="0"/>
+      </a:fillRef>
+      <a:effectRef idx="0">
+        <a:scrgbClr r="0" g="0" b="0"/>
+      </a:effectRef>
+      <a:fontRef idx="minor"/>
+    </dgm:style>
+  </dgm:styleLbl>
+  <dgm:styleLbl name="revTx">
+    <dgm:scene3d>
+      <a:camera prst="orthographicFront"/>
+      <a:lightRig rig="threePt" dir="t"/>
+    </dgm:scene3d>
+    <dgm:sp3d/>
+    <dgm:txPr/>
+    <dgm:style>
+      <a:lnRef idx="0">
+        <a:scrgbClr r="0" g="0" b="0"/>
+      </a:lnRef>
+      <a:fillRef idx="0">
+        <a:scrgbClr r="0" g="0" b="0"/>
+      </a:fillRef>
+      <a:effectRef idx="0">
+        <a:scrgbClr r="0" g="0" b="0"/>
+      </a:effectRef>
+      <a:fontRef idx="minor"/>
+    </dgm:style>
+  </dgm:styleLbl>
+</dgm:styleDef>
 </file>
 
 <file path=word/theme/theme1.xml><?xml version="1.0" encoding="utf-8"?>

--- a/Chimie_IA/GNN_Introduction.docx
+++ b/Chimie_IA/GNN_Introduction.docx
@@ -90,6 +90,118 @@
       </w:r>
       <w:r>
         <w:t xml:space="preserve"> Deux molécules différentes peuvent partager des propriétés globales très similaires mais posséder des structures et des toxicités totalement distinctes. La connectivité et l'agencement des atomes sont perdus dans les descripteurs classiques.</w:t>
+      </w:r>
+    </w:p>
+    <w:p>
+      <w:pPr>
+        <w:pStyle w:val="Listepuces"/>
+      </w:pPr>
+      <w:r>
+        <w:t xml:space="preserve">Les descripteurs moléculaires </w:t>
+      </w:r>
+      <w:r>
+        <w:t xml:space="preserve">sont </w:t>
+      </w:r>
+      <w:r>
+        <w:t>globaux</w:t>
+      </w:r>
+      <w:r>
+        <w:t xml:space="preserve">, ils </w:t>
+      </w:r>
+      <w:r>
+        <w:t>résument certaines propriétés de l'ensemble de la molécule.</w:t>
+      </w:r>
+    </w:p>
+    <w:p>
+      <w:pPr>
+        <w:pStyle w:val="Listepuces"/>
+        <w:tabs>
+          <w:tab w:val="clear" w:pos="360"/>
+          <w:tab w:val="num" w:pos="720"/>
+        </w:tabs>
+        <w:ind w:left="720"/>
+      </w:pPr>
+      <w:r>
+        <w:t>Exemples :</w:t>
+      </w:r>
+    </w:p>
+    <w:p>
+      <w:pPr>
+        <w:pStyle w:val="Listepuces"/>
+        <w:numPr>
+          <w:ilvl w:val="0"/>
+          <w:numId w:val="0"/>
+        </w:numPr>
+        <w:ind w:left="720"/>
+      </w:pPr>
+      <w:r>
+        <w:t>Masse moléculaire</w:t>
+      </w:r>
+      <w:r>
+        <w:t xml:space="preserve"> (</w:t>
+      </w:r>
+      <w:r>
+        <w:t>Masse totale de la molécule</w:t>
+      </w:r>
+      <w:r>
+        <w:t>)</w:t>
+      </w:r>
+    </w:p>
+    <w:p>
+      <w:pPr>
+        <w:pStyle w:val="Listepuces"/>
+        <w:numPr>
+          <w:ilvl w:val="0"/>
+          <w:numId w:val="0"/>
+        </w:numPr>
+        <w:ind w:left="720"/>
+      </w:pPr>
+      <w:r>
+        <w:t>Nombre d'atomes</w:t>
+      </w:r>
+      <w:r>
+        <w:t xml:space="preserve"> (</w:t>
+      </w:r>
+      <w:r>
+        <w:t>Taille de la molécule</w:t>
+      </w:r>
+      <w:r>
+        <w:t>)</w:t>
+      </w:r>
+    </w:p>
+    <w:p>
+      <w:pPr>
+        <w:pStyle w:val="Listepuces"/>
+        <w:numPr>
+          <w:ilvl w:val="0"/>
+          <w:numId w:val="0"/>
+        </w:numPr>
+        <w:ind w:left="720"/>
+      </w:pPr>
+      <w:r>
+        <w:t>Nombre de carbones</w:t>
+      </w:r>
+      <w:r>
+        <w:t xml:space="preserve"> (</w:t>
+      </w:r>
+      <w:r>
+        <w:t>Composition élémentaire</w:t>
+      </w:r>
+      <w:r>
+        <w:t>)</w:t>
+      </w:r>
+    </w:p>
+    <w:p>
+      <w:pPr>
+        <w:pStyle w:val="Listepuces"/>
+        <w:numPr>
+          <w:ilvl w:val="0"/>
+          <w:numId w:val="0"/>
+        </w:numPr>
+        <w:ind w:left="720"/>
+      </w:pPr>
+      <w:r>
+        <w:t>….</w:t>
       </w:r>
     </w:p>
     <w:p>
@@ -185,6 +297,7 @@
           <w:color w:val="1B365D"/>
           <w:sz w:val="36"/>
         </w:rPr>
+        <w:lastRenderedPageBreak/>
         <w:t>2. Processus d'Apprentissage d'un GNN (Exemple de la Toxicité)</w:t>
       </w:r>
     </w:p>
@@ -231,7 +344,6 @@
         <w:spacing w:after="120" w:line="300" w:lineRule="auto"/>
       </w:pPr>
       <w:r>
-        <w:lastRenderedPageBreak/>
         <w:t>Exemple pour l'Oxygène dans une séquence C - O - H :</w:t>
       </w:r>
     </w:p>
@@ -241,31 +353,10 @@
       </w:pPr>
       <w:r>
         <w:br/>
-        <w:t>Nouvelle information de O = (</w:t>
-      </w:r>
-      <w:proofErr w:type="spellStart"/>
-      <w:r>
-        <w:t>w_O</w:t>
-      </w:r>
-      <w:proofErr w:type="spellEnd"/>
-      <w:r>
-        <w:t xml:space="preserve"> * O) + (</w:t>
-      </w:r>
-      <w:proofErr w:type="spellStart"/>
-      <w:r>
-        <w:t>w_C</w:t>
-      </w:r>
-      <w:proofErr w:type="spellEnd"/>
-      <w:r>
-        <w:t xml:space="preserve"> * C) + (</w:t>
-      </w:r>
-      <w:proofErr w:type="spellStart"/>
-      <w:r>
-        <w:t>w_H</w:t>
-      </w:r>
-      <w:proofErr w:type="spellEnd"/>
-      <w:r>
-        <w:t xml:space="preserve"> * H)</w:t>
+        <w:t>Nouvelle information d</w:t>
+      </w:r>
+      <w:r>
+        <w:t>e O :</w:t>
       </w:r>
     </w:p>
     <w:p>
@@ -1335,7 +1426,14 @@
         <w:spacing w:after="120" w:line="300" w:lineRule="auto"/>
       </w:pPr>
       <w:r>
+        <w:lastRenderedPageBreak/>
         <w:t>Contrairement aux descripteurs classiques, ces nombres n'ont pas de sens chimique direct (0.25 ne signifie pas 0.25 carbone). C'est une représentation interne optimisée par le réseau pour la tâche demandée.</w:t>
+      </w:r>
+      <w:r>
+        <w:t xml:space="preserve"> </w:t>
+      </w:r>
+      <w:r>
+        <w:t>L'empreinte d'une molécule est calculée grâce à ces poids.</w:t>
       </w:r>
     </w:p>
     <w:p>
@@ -1387,7 +1485,6 @@
           <w:color w:val="1B365D"/>
           <w:sz w:val="36"/>
         </w:rPr>
-        <w:lastRenderedPageBreak/>
         <w:t>3. Exemples Concrets de Prédiction</w:t>
       </w:r>
     </w:p>
@@ -1857,6 +1954,9 @@
         <w:jc w:val="both"/>
       </w:pPr>
       <w:r>
+        <w:rPr>
+          <w:noProof/>
+        </w:rPr>
         <w:drawing>
           <wp:inline distT="0" distB="0" distL="0" distR="0" wp14:anchorId="41AC038A" wp14:editId="3F66C5F5">
             <wp:extent cx="6196965" cy="3328670"/>
@@ -1996,6 +2096,9 @@
         <w:jc w:val="both"/>
       </w:pPr>
       <w:r>
+        <w:rPr>
+          <w:noProof/>
+        </w:rPr>
         <w:drawing>
           <wp:inline distT="0" distB="0" distL="0" distR="0" wp14:anchorId="027F7412" wp14:editId="6F7329EB">
             <wp:extent cx="6196965" cy="3728720"/>
@@ -2176,6 +2279,9 @@
         <w:jc w:val="both"/>
       </w:pPr>
       <w:r>
+        <w:rPr>
+          <w:noProof/>
+        </w:rPr>
         <w:lastRenderedPageBreak/>
         <w:drawing>
           <wp:inline distT="0" distB="0" distL="0" distR="0" wp14:anchorId="7FA5804D" wp14:editId="4468F0D7">
@@ -2357,6 +2463,9 @@
         <w:jc w:val="both"/>
       </w:pPr>
       <w:r>
+        <w:rPr>
+          <w:noProof/>
+        </w:rPr>
         <w:drawing>
           <wp:inline distT="0" distB="0" distL="0" distR="0" wp14:anchorId="67D9437C" wp14:editId="60ED8D7C">
             <wp:extent cx="6196965" cy="2344420"/>
@@ -2542,6 +2651,9 @@
         <w:jc w:val="both"/>
       </w:pPr>
       <w:r>
+        <w:rPr>
+          <w:noProof/>
+        </w:rPr>
         <w:drawing>
           <wp:inline distT="0" distB="0" distL="0" distR="0" wp14:anchorId="5EA71775" wp14:editId="6860A943">
             <wp:extent cx="6196965" cy="1795145"/>
@@ -2712,6 +2824,9 @@
         <w:jc w:val="both"/>
       </w:pPr>
       <w:r>
+        <w:rPr>
+          <w:noProof/>
+        </w:rPr>
         <w:lastRenderedPageBreak/>
         <w:drawing>
           <wp:inline distT="0" distB="0" distL="0" distR="0" wp14:anchorId="12BC0511" wp14:editId="0B920CAC">
@@ -2863,6 +2978,9 @@
         <w:jc w:val="both"/>
       </w:pPr>
       <w:r>
+        <w:rPr>
+          <w:noProof/>
+        </w:rPr>
         <w:drawing>
           <wp:inline distT="0" distB="0" distL="0" distR="0" wp14:anchorId="665611B2" wp14:editId="61025F91">
             <wp:extent cx="5943600" cy="3105785"/>
@@ -2974,6 +3092,9 @@
         <w:jc w:val="both"/>
       </w:pPr>
       <w:r>
+        <w:rPr>
+          <w:noProof/>
+        </w:rPr>
         <w:lastRenderedPageBreak/>
         <w:drawing>
           <wp:inline distT="0" distB="0" distL="0" distR="0" wp14:anchorId="187E1664" wp14:editId="5A31EA3E">
@@ -3102,6 +3223,9 @@
         <w:jc w:val="both"/>
       </w:pPr>
       <w:r>
+        <w:rPr>
+          <w:noProof/>
+        </w:rPr>
         <w:drawing>
           <wp:inline distT="0" distB="0" distL="0" distR="0" wp14:anchorId="5588CE81" wp14:editId="0C9CB82E">
             <wp:extent cx="5943600" cy="2824480"/>
@@ -3234,6 +3358,9 @@
         <w:jc w:val="both"/>
       </w:pPr>
       <w:r>
+        <w:rPr>
+          <w:noProof/>
+        </w:rPr>
         <w:drawing>
           <wp:inline distT="0" distB="0" distL="0" distR="0" wp14:anchorId="29035A0B" wp14:editId="35D5A74E">
             <wp:extent cx="6196965" cy="3237230"/>

--- a/Chimie_IA/GNN_Introduction.docx
+++ b/Chimie_IA/GNN_Introduction.docx
@@ -97,19 +97,7 @@
         <w:pStyle w:val="Listepuces"/>
       </w:pPr>
       <w:r>
-        <w:t xml:space="preserve">Les descripteurs moléculaires </w:t>
-      </w:r>
-      <w:r>
-        <w:t xml:space="preserve">sont </w:t>
-      </w:r>
-      <w:r>
-        <w:t>globaux</w:t>
-      </w:r>
-      <w:r>
-        <w:t xml:space="preserve">, ils </w:t>
-      </w:r>
-      <w:r>
-        <w:t>résument certaines propriétés de l'ensemble de la molécule.</w:t>
+        <w:t>Les descripteurs moléculaires sont globaux, ils résument certaines propriétés de l'ensemble de la molécule.</w:t>
       </w:r>
     </w:p>
     <w:p>
@@ -135,16 +123,7 @@
         <w:ind w:left="720"/>
       </w:pPr>
       <w:r>
-        <w:t>Masse moléculaire</w:t>
-      </w:r>
-      <w:r>
-        <w:t xml:space="preserve"> (</w:t>
-      </w:r>
-      <w:r>
-        <w:t>Masse totale de la molécule</w:t>
-      </w:r>
-      <w:r>
-        <w:t>)</w:t>
+        <w:t>Masse moléculaire (Masse totale de la molécule)</w:t>
       </w:r>
     </w:p>
     <w:p>
@@ -157,16 +136,7 @@
         <w:ind w:left="720"/>
       </w:pPr>
       <w:r>
-        <w:t>Nombre d'atomes</w:t>
-      </w:r>
-      <w:r>
-        <w:t xml:space="preserve"> (</w:t>
-      </w:r>
-      <w:r>
-        <w:t>Taille de la molécule</w:t>
-      </w:r>
-      <w:r>
-        <w:t>)</w:t>
+        <w:t>Nombre d'atomes (Taille de la molécule)</w:t>
       </w:r>
     </w:p>
     <w:p>
@@ -179,16 +149,7 @@
         <w:ind w:left="720"/>
       </w:pPr>
       <w:r>
-        <w:t>Nombre de carbones</w:t>
-      </w:r>
-      <w:r>
-        <w:t xml:space="preserve"> (</w:t>
-      </w:r>
-      <w:r>
-        <w:t>Composition élémentaire</w:t>
-      </w:r>
-      <w:r>
-        <w:t>)</w:t>
+        <w:t>Nombre de carbones (Composition élémentaire)</w:t>
       </w:r>
     </w:p>
     <w:p>
@@ -3279,9 +3240,24 @@
       <w:pPr>
         <w:spacing w:after="120" w:line="300" w:lineRule="auto"/>
         <w:jc w:val="both"/>
-      </w:pPr>
-      <w:r>
+        <w:rPr>
+          <w:b/>
+          <w:bCs/>
+        </w:rPr>
+      </w:pPr>
+      <w:r>
+        <w:rPr>
+          <w:b/>
+          <w:bCs/>
+        </w:rPr>
         <w:t xml:space="preserve">Annexe 3 l’assistant IA </w:t>
+      </w:r>
+      <w:r>
+        <w:rPr>
+          <w:b/>
+          <w:bCs/>
+        </w:rPr>
+        <w:t>spécialiste en programmation python</w:t>
       </w:r>
     </w:p>
     <w:p>
@@ -3404,8 +3380,128 @@
         <w:jc w:val="both"/>
       </w:pPr>
     </w:p>
+    <w:p>
+      <w:pPr>
+        <w:spacing w:after="120" w:line="300" w:lineRule="auto"/>
+        <w:jc w:val="both"/>
+      </w:pPr>
+      <w:r>
+        <w:br/>
+      </w:r>
+    </w:p>
+    <w:p>
+      <w:r>
+        <w:br w:type="page"/>
+      </w:r>
+    </w:p>
+    <w:p>
+      <w:pPr>
+        <w:spacing w:after="120" w:line="300" w:lineRule="auto"/>
+        <w:jc w:val="both"/>
+        <w:rPr>
+          <w:b/>
+          <w:bCs/>
+        </w:rPr>
+      </w:pPr>
+      <w:r>
+        <w:rPr>
+          <w:b/>
+          <w:bCs/>
+        </w:rPr>
+        <w:lastRenderedPageBreak/>
+        <w:t xml:space="preserve">Annexe 4 Réalisation d’un objet connecté </w:t>
+      </w:r>
+    </w:p>
+    <w:p>
+      <w:pPr>
+        <w:spacing w:after="120" w:line="300" w:lineRule="auto"/>
+        <w:jc w:val="both"/>
+      </w:pPr>
+      <w:r>
+        <w:t>L’intelligence artificielle comme accélérateur de projets scientifiques</w:t>
+      </w:r>
+      <w:r>
+        <w:t>. L</w:t>
+      </w:r>
+      <w:r>
+        <w:t>es étudiants en chimie ont utilisé des outils d’intelligence artificielle pour concevoir rapidement un objet connecté capable de mesurer différents paramètres environnementaux et pour développer le site web associé permettant de visualiser les données en temps réel.</w:t>
+      </w:r>
+    </w:p>
+    <w:p>
+      <w:pPr>
+        <w:spacing w:after="120" w:line="300" w:lineRule="auto"/>
+        <w:jc w:val="both"/>
+      </w:pPr>
+      <w:r>
+        <w:t>Sans être spécialistes du développement informatique, ils ont pu s'appuyer sur l'IA pour générer du code, concevoir des interfaces graphiques, corriger des erreurs et accélérer considérablement les phases de prototypage.</w:t>
+      </w:r>
+    </w:p>
+    <w:p>
+      <w:pPr>
+        <w:spacing w:after="120" w:line="300" w:lineRule="auto"/>
+        <w:jc w:val="both"/>
+      </w:pPr>
+      <w:r>
+        <w:t>Avec c</w:t>
+      </w:r>
+      <w:r>
+        <w:t>ette approche l'intelligence artificielle devient un véritable assistant permettant aux experts de leur domaine (chimistes, biologistes, physiciens, ingénieurs...) de créer des applications numériques avancées sans nécessairement maîtriser tous les aspects de la programmation.</w:t>
+      </w:r>
+    </w:p>
+    <w:p>
+      <w:pPr>
+        <w:spacing w:after="120" w:line="300" w:lineRule="auto"/>
+        <w:jc w:val="both"/>
+      </w:pPr>
+      <w:r>
+        <w:t>L'IA ouvre ainsi de nouvelles perspectives d'innovation en permettant à des non-spécialistes du numérique de transformer rapidement une idée scientifique en prototype fonctionnel.</w:t>
+      </w:r>
+    </w:p>
+    <w:p>
+      <w:pPr>
+        <w:spacing w:after="120" w:line="300" w:lineRule="auto"/>
+        <w:jc w:val="both"/>
+      </w:pPr>
+      <w:r>
+        <w:drawing>
+          <wp:inline distT="0" distB="0" distL="0" distR="0" wp14:anchorId="50647D26" wp14:editId="63D570E3">
+            <wp:extent cx="6196965" cy="3159125"/>
+            <wp:effectExtent l="0" t="0" r="0" b="3175"/>
+            <wp:docPr id="1873221880" name="Image 1"/>
+            <wp:cNvGraphicFramePr>
+              <a:graphicFrameLocks xmlns:a="http://schemas.openxmlformats.org/drawingml/2006/main" noChangeAspect="1"/>
+            </wp:cNvGraphicFramePr>
+            <a:graphic xmlns:a="http://schemas.openxmlformats.org/drawingml/2006/main">
+              <a:graphicData uri="http://schemas.openxmlformats.org/drawingml/2006/picture">
+                <pic:pic xmlns:pic="http://schemas.openxmlformats.org/drawingml/2006/picture">
+                  <pic:nvPicPr>
+                    <pic:cNvPr id="1873221880" name=""/>
+                    <pic:cNvPicPr/>
+                  </pic:nvPicPr>
+                  <pic:blipFill>
+                    <a:blip r:embed="rId24"/>
+                    <a:stretch>
+                      <a:fillRect/>
+                    </a:stretch>
+                  </pic:blipFill>
+                  <pic:spPr>
+                    <a:xfrm>
+                      <a:off x="0" y="0"/>
+                      <a:ext cx="6196965" cy="3159125"/>
+                    </a:xfrm>
+                    <a:prstGeom prst="rect">
+                      <a:avLst/>
+                    </a:prstGeom>
+                  </pic:spPr>
+                </pic:pic>
+              </a:graphicData>
+            </a:graphic>
+          </wp:inline>
+        </w:drawing>
+      </w:r>
+    </w:p>
     <w:sectPr>
-      <w:footerReference w:type="default" r:id="rId24"/>
+      <w:footerReference w:type="default" r:id="rId25"/>
       <w:pgSz w:w="12240" w:h="15840"/>
       <w:pgMar w:top="1440" w:right="1041" w:bottom="1440" w:left="1440" w:header="720" w:footer="720" w:gutter="0"/>
       <w:cols w:space="720"/>
@@ -3478,7 +3574,7 @@
           <w:t>1</w:t>
         </w:r>
         <w:r>
-          <w:t>1</w:t>
+          <w:t>2</w:t>
         </w:r>
       </w:p>
     </w:sdtContent>
@@ -5391,6 +5487,7 @@
   <w:style w:type="character" w:default="1" w:styleId="Policepardfaut">
     <w:name w:val="Default Paragraph Font"/>
     <w:uiPriority w:val="1"/>
+    <w:semiHidden/>
     <w:unhideWhenUsed/>
   </w:style>
   <w:style w:type="table" w:default="1" w:styleId="TableauNormal">
